--- a/Сессия 7/Otchjot (3).docx
+++ b/Сессия 7/Otchjot (3).docx
@@ -750,13 +750,13 @@
         <w:tblLook w:val="04A0" w:firstRow="1" w:lastRow="0" w:firstColumn="1" w:lastColumn="0" w:noHBand="0" w:noVBand="1"/>
       </w:tblPr>
       <w:tblGrid>
-        <w:gridCol w:w="9388"/>
-        <w:gridCol w:w="664"/>
+        <w:gridCol w:w="9384"/>
+        <w:gridCol w:w="668"/>
       </w:tblGrid>
       <w:tr>
         <w:tc>
           <w:tcPr>
-            <w:tcW w:w="9594" w:type="dxa"/>
+            <w:tcW w:w="9384" w:type="dxa"/>
           </w:tcPr>
           <w:p>
             <w:pPr>
@@ -777,13 +777,13 @@
                 <w:sz w:val="28"/>
                 <w:szCs w:val="28"/>
               </w:rPr>
-              <w:t>Введение</w:t>
+              <w:t>ВВЕДЕНИЕ</w:t>
             </w:r>
           </w:p>
         </w:tc>
         <w:tc>
           <w:tcPr>
-            <w:tcW w:w="674" w:type="dxa"/>
+            <w:tcW w:w="668" w:type="dxa"/>
           </w:tcPr>
           <w:p>
             <w:pPr>
@@ -810,7 +810,7 @@
       <w:tr>
         <w:tc>
           <w:tcPr>
-            <w:tcW w:w="9594" w:type="dxa"/>
+            <w:tcW w:w="9384" w:type="dxa"/>
           </w:tcPr>
           <w:p>
             <w:pPr>
@@ -831,13 +831,13 @@
                 <w:sz w:val="28"/>
                 <w:szCs w:val="28"/>
               </w:rPr>
-              <w:t>Анализ предметной области</w:t>
+              <w:t>АНАЛИЗ ПРЕДМЕТНОЙ ОБЛАСТИ</w:t>
             </w:r>
           </w:p>
         </w:tc>
         <w:tc>
           <w:tcPr>
-            <w:tcW w:w="674" w:type="dxa"/>
+            <w:tcW w:w="668" w:type="dxa"/>
           </w:tcPr>
           <w:p>
             <w:pPr>
@@ -849,13 +849,22 @@
                 <w:highlight w:val="white"/>
               </w:rPr>
             </w:pPr>
+            <w:r>
+              <w:rPr>
+                <w:color w:val="000000"/>
+                <w:sz w:val="28"/>
+                <w:szCs w:val="28"/>
+                <w:highlight w:val="white"/>
+              </w:rPr>
+              <w:t>4</w:t>
+            </w:r>
           </w:p>
         </w:tc>
       </w:tr>
       <w:tr>
         <w:tc>
           <w:tcPr>
-            <w:tcW w:w="9594" w:type="dxa"/>
+            <w:tcW w:w="9384" w:type="dxa"/>
           </w:tcPr>
           <w:p>
             <w:pPr>
@@ -876,13 +885,13 @@
                 <w:sz w:val="28"/>
                 <w:szCs w:val="28"/>
               </w:rPr>
-              <w:t>Руководство оператора (технолога)</w:t>
+              <w:t>РУКОВОДСТВО ОПЕРАТОРА (ТЕХНОЛОГА)</w:t>
             </w:r>
           </w:p>
         </w:tc>
         <w:tc>
           <w:tcPr>
-            <w:tcW w:w="674" w:type="dxa"/>
+            <w:tcW w:w="668" w:type="dxa"/>
           </w:tcPr>
           <w:p>
             <w:pPr>
@@ -894,13 +903,22 @@
                 <w:highlight w:val="white"/>
               </w:rPr>
             </w:pPr>
+            <w:r>
+              <w:rPr>
+                <w:color w:val="000000"/>
+                <w:sz w:val="28"/>
+                <w:szCs w:val="28"/>
+                <w:highlight w:val="white"/>
+              </w:rPr>
+              <w:t>7</w:t>
+            </w:r>
           </w:p>
         </w:tc>
       </w:tr>
       <w:tr>
         <w:tc>
           <w:tcPr>
-            <w:tcW w:w="9594" w:type="dxa"/>
+            <w:tcW w:w="9384" w:type="dxa"/>
           </w:tcPr>
           <w:p>
             <w:pPr>
@@ -921,13 +939,13 @@
                 <w:sz w:val="28"/>
                 <w:szCs w:val="28"/>
               </w:rPr>
-              <w:t>Работа в системе контроля версий</w:t>
+              <w:t>РАБОТА В СИСТЕМЕ КОНТРОЛЯ ВЕРСИЙ</w:t>
             </w:r>
           </w:p>
         </w:tc>
         <w:tc>
           <w:tcPr>
-            <w:tcW w:w="674" w:type="dxa"/>
+            <w:tcW w:w="668" w:type="dxa"/>
           </w:tcPr>
           <w:p>
             <w:pPr>
@@ -939,13 +957,22 @@
                 <w:highlight w:val="white"/>
               </w:rPr>
             </w:pPr>
+            <w:r>
+              <w:rPr>
+                <w:color w:val="000000"/>
+                <w:sz w:val="28"/>
+                <w:szCs w:val="28"/>
+                <w:highlight w:val="white"/>
+              </w:rPr>
+              <w:t>11</w:t>
+            </w:r>
           </w:p>
         </w:tc>
       </w:tr>
       <w:tr>
         <w:tc>
           <w:tcPr>
-            <w:tcW w:w="9594" w:type="dxa"/>
+            <w:tcW w:w="9384" w:type="dxa"/>
           </w:tcPr>
           <w:p>
             <w:pPr>
@@ -966,13 +993,13 @@
                 <w:sz w:val="28"/>
                 <w:szCs w:val="28"/>
               </w:rPr>
-              <w:t>Разработка программных модулей</w:t>
+              <w:t>РАЗРАБОТКА ПРОГРАММНЫХ МОДУЛЕЙ</w:t>
             </w:r>
           </w:p>
         </w:tc>
         <w:tc>
           <w:tcPr>
-            <w:tcW w:w="674" w:type="dxa"/>
+            <w:tcW w:w="668" w:type="dxa"/>
           </w:tcPr>
           <w:p>
             <w:pPr>
@@ -984,13 +1011,22 @@
                 <w:highlight w:val="white"/>
               </w:rPr>
             </w:pPr>
+            <w:r>
+              <w:rPr>
+                <w:color w:val="000000"/>
+                <w:sz w:val="28"/>
+                <w:szCs w:val="28"/>
+                <w:highlight w:val="white"/>
+              </w:rPr>
+              <w:t>13</w:t>
+            </w:r>
           </w:p>
         </w:tc>
       </w:tr>
       <w:tr>
         <w:tc>
           <w:tcPr>
-            <w:tcW w:w="9594" w:type="dxa"/>
+            <w:tcW w:w="9384" w:type="dxa"/>
           </w:tcPr>
           <w:p>
             <w:pPr>
@@ -1012,7 +1048,7 @@
         </w:tc>
         <w:tc>
           <w:tcPr>
-            <w:tcW w:w="674" w:type="dxa"/>
+            <w:tcW w:w="668" w:type="dxa"/>
           </w:tcPr>
           <w:p>
             <w:pPr>
@@ -1024,13 +1060,22 @@
                 <w:highlight w:val="white"/>
               </w:rPr>
             </w:pPr>
+            <w:r>
+              <w:rPr>
+                <w:color w:val="000000"/>
+                <w:sz w:val="28"/>
+                <w:szCs w:val="28"/>
+                <w:highlight w:val="white"/>
+              </w:rPr>
+              <w:t>13</w:t>
+            </w:r>
           </w:p>
         </w:tc>
       </w:tr>
       <w:tr>
         <w:tc>
           <w:tcPr>
-            <w:tcW w:w="9594" w:type="dxa"/>
+            <w:tcW w:w="9384" w:type="dxa"/>
           </w:tcPr>
           <w:p>
             <w:pPr>
@@ -1052,7 +1097,7 @@
         </w:tc>
         <w:tc>
           <w:tcPr>
-            <w:tcW w:w="674" w:type="dxa"/>
+            <w:tcW w:w="668" w:type="dxa"/>
           </w:tcPr>
           <w:p>
             <w:pPr>
@@ -1064,13 +1109,22 @@
                 <w:highlight w:val="white"/>
               </w:rPr>
             </w:pPr>
+            <w:r>
+              <w:rPr>
+                <w:color w:val="000000"/>
+                <w:sz w:val="28"/>
+                <w:szCs w:val="28"/>
+                <w:highlight w:val="white"/>
+              </w:rPr>
+              <w:t>16</w:t>
+            </w:r>
           </w:p>
         </w:tc>
       </w:tr>
       <w:tr>
         <w:tc>
           <w:tcPr>
-            <w:tcW w:w="9594" w:type="dxa"/>
+            <w:tcW w:w="9384" w:type="dxa"/>
           </w:tcPr>
           <w:p>
             <w:pPr>
@@ -1092,7 +1146,7 @@
         </w:tc>
         <w:tc>
           <w:tcPr>
-            <w:tcW w:w="674" w:type="dxa"/>
+            <w:tcW w:w="668" w:type="dxa"/>
           </w:tcPr>
           <w:p>
             <w:pPr>
@@ -1104,13 +1158,22 @@
                 <w:highlight w:val="white"/>
               </w:rPr>
             </w:pPr>
+            <w:r>
+              <w:rPr>
+                <w:color w:val="000000"/>
+                <w:sz w:val="28"/>
+                <w:szCs w:val="28"/>
+                <w:highlight w:val="white"/>
+              </w:rPr>
+              <w:t>19</w:t>
+            </w:r>
           </w:p>
         </w:tc>
       </w:tr>
       <w:tr>
         <w:tc>
           <w:tcPr>
-            <w:tcW w:w="9594" w:type="dxa"/>
+            <w:tcW w:w="9384" w:type="dxa"/>
           </w:tcPr>
           <w:p>
             <w:pPr>
@@ -1132,7 +1195,7 @@
         </w:tc>
         <w:tc>
           <w:tcPr>
-            <w:tcW w:w="674" w:type="dxa"/>
+            <w:tcW w:w="668" w:type="dxa"/>
           </w:tcPr>
           <w:p>
             <w:pPr>
@@ -1144,13 +1207,22 @@
                 <w:highlight w:val="white"/>
               </w:rPr>
             </w:pPr>
+            <w:r>
+              <w:rPr>
+                <w:color w:val="000000"/>
+                <w:sz w:val="28"/>
+                <w:szCs w:val="28"/>
+                <w:highlight w:val="white"/>
+              </w:rPr>
+              <w:t>21</w:t>
+            </w:r>
           </w:p>
         </w:tc>
       </w:tr>
       <w:tr>
         <w:tc>
           <w:tcPr>
-            <w:tcW w:w="9594" w:type="dxa"/>
+            <w:tcW w:w="9384" w:type="dxa"/>
           </w:tcPr>
           <w:p>
             <w:pPr>
@@ -1172,7 +1244,7 @@
         </w:tc>
         <w:tc>
           <w:tcPr>
-            <w:tcW w:w="674" w:type="dxa"/>
+            <w:tcW w:w="668" w:type="dxa"/>
           </w:tcPr>
           <w:p>
             <w:pPr>
@@ -1184,13 +1256,22 @@
                 <w:highlight w:val="white"/>
               </w:rPr>
             </w:pPr>
+            <w:r>
+              <w:rPr>
+                <w:color w:val="000000"/>
+                <w:sz w:val="28"/>
+                <w:szCs w:val="28"/>
+                <w:highlight w:val="white"/>
+              </w:rPr>
+              <w:t>23</w:t>
+            </w:r>
           </w:p>
         </w:tc>
       </w:tr>
       <w:tr>
         <w:tc>
           <w:tcPr>
-            <w:tcW w:w="9594" w:type="dxa"/>
+            <w:tcW w:w="9384" w:type="dxa"/>
           </w:tcPr>
           <w:p>
             <w:pPr>
@@ -1211,13 +1292,13 @@
                 <w:sz w:val="28"/>
                 <w:szCs w:val="28"/>
               </w:rPr>
-              <w:t>Разработка тестовых наборов и тестовых сценариев</w:t>
+              <w:t>РАЗРАБОТКА ТЕСТОВЫХ НАБОРОВ И ТЕСТОВЫХ СЦЕНАРИЕВ</w:t>
             </w:r>
           </w:p>
         </w:tc>
         <w:tc>
           <w:tcPr>
-            <w:tcW w:w="674" w:type="dxa"/>
+            <w:tcW w:w="668" w:type="dxa"/>
           </w:tcPr>
           <w:p>
             <w:pPr>
@@ -1229,13 +1310,22 @@
                 <w:highlight w:val="white"/>
               </w:rPr>
             </w:pPr>
+            <w:r>
+              <w:rPr>
+                <w:color w:val="000000"/>
+                <w:sz w:val="28"/>
+                <w:szCs w:val="28"/>
+                <w:highlight w:val="white"/>
+              </w:rPr>
+              <w:t>26</w:t>
+            </w:r>
           </w:p>
         </w:tc>
       </w:tr>
       <w:tr>
         <w:tc>
           <w:tcPr>
-            <w:tcW w:w="9594" w:type="dxa"/>
+            <w:tcW w:w="9384" w:type="dxa"/>
           </w:tcPr>
           <w:p>
             <w:pPr>
@@ -1257,7 +1347,7 @@
         </w:tc>
         <w:tc>
           <w:tcPr>
-            <w:tcW w:w="674" w:type="dxa"/>
+            <w:tcW w:w="668" w:type="dxa"/>
           </w:tcPr>
           <w:p>
             <w:pPr>
@@ -1269,13 +1359,22 @@
                 <w:highlight w:val="white"/>
               </w:rPr>
             </w:pPr>
+            <w:r>
+              <w:rPr>
+                <w:color w:val="000000"/>
+                <w:sz w:val="28"/>
+                <w:szCs w:val="28"/>
+                <w:highlight w:val="white"/>
+              </w:rPr>
+              <w:t>26</w:t>
+            </w:r>
           </w:p>
         </w:tc>
       </w:tr>
       <w:tr>
         <w:tc>
           <w:tcPr>
-            <w:tcW w:w="9594" w:type="dxa"/>
+            <w:tcW w:w="9384" w:type="dxa"/>
           </w:tcPr>
           <w:p>
             <w:pPr>
@@ -1297,7 +1396,7 @@
         </w:tc>
         <w:tc>
           <w:tcPr>
-            <w:tcW w:w="674" w:type="dxa"/>
+            <w:tcW w:w="668" w:type="dxa"/>
           </w:tcPr>
           <w:p>
             <w:pPr>
@@ -1309,13 +1408,22 @@
                 <w:highlight w:val="white"/>
               </w:rPr>
             </w:pPr>
+            <w:r>
+              <w:rPr>
+                <w:color w:val="000000"/>
+                <w:sz w:val="28"/>
+                <w:szCs w:val="28"/>
+                <w:highlight w:val="white"/>
+              </w:rPr>
+              <w:t>28</w:t>
+            </w:r>
           </w:p>
         </w:tc>
       </w:tr>
       <w:tr>
         <w:tc>
           <w:tcPr>
-            <w:tcW w:w="9594" w:type="dxa"/>
+            <w:tcW w:w="9384" w:type="dxa"/>
           </w:tcPr>
           <w:p>
             <w:pPr>
@@ -1337,7 +1445,7 @@
         </w:tc>
         <w:tc>
           <w:tcPr>
-            <w:tcW w:w="674" w:type="dxa"/>
+            <w:tcW w:w="668" w:type="dxa"/>
           </w:tcPr>
           <w:p>
             <w:pPr>
@@ -1349,13 +1457,22 @@
                 <w:highlight w:val="white"/>
               </w:rPr>
             </w:pPr>
+            <w:r>
+              <w:rPr>
+                <w:color w:val="000000"/>
+                <w:sz w:val="28"/>
+                <w:szCs w:val="28"/>
+                <w:highlight w:val="white"/>
+              </w:rPr>
+              <w:t>30</w:t>
+            </w:r>
           </w:p>
         </w:tc>
       </w:tr>
       <w:tr>
         <w:tc>
           <w:tcPr>
-            <w:tcW w:w="9594" w:type="dxa"/>
+            <w:tcW w:w="9384" w:type="dxa"/>
           </w:tcPr>
           <w:p>
             <w:pPr>
@@ -1376,13 +1493,13 @@
                 <w:sz w:val="28"/>
                 <w:szCs w:val="28"/>
               </w:rPr>
-              <w:t>Отладка программного модуля</w:t>
+              <w:t>ОТЛАДКА ПРОГРАММНОГО МОДУЛЯ</w:t>
             </w:r>
           </w:p>
         </w:tc>
         <w:tc>
           <w:tcPr>
-            <w:tcW w:w="674" w:type="dxa"/>
+            <w:tcW w:w="668" w:type="dxa"/>
           </w:tcPr>
           <w:p>
             <w:pPr>
@@ -1394,13 +1511,22 @@
                 <w:highlight w:val="white"/>
               </w:rPr>
             </w:pPr>
+            <w:r>
+              <w:rPr>
+                <w:color w:val="000000"/>
+                <w:sz w:val="28"/>
+                <w:szCs w:val="28"/>
+                <w:highlight w:val="white"/>
+              </w:rPr>
+              <w:t>32</w:t>
+            </w:r>
           </w:p>
         </w:tc>
       </w:tr>
       <w:tr>
         <w:tc>
           <w:tcPr>
-            <w:tcW w:w="9594" w:type="dxa"/>
+            <w:tcW w:w="9384" w:type="dxa"/>
           </w:tcPr>
           <w:p>
             <w:pPr>
@@ -1421,13 +1547,13 @@
                 <w:sz w:val="28"/>
                 <w:szCs w:val="28"/>
               </w:rPr>
-              <w:t>Заключение</w:t>
+              <w:t>ЗАКЛЮЧЕНИЕ</w:t>
             </w:r>
           </w:p>
         </w:tc>
         <w:tc>
           <w:tcPr>
-            <w:tcW w:w="674" w:type="dxa"/>
+            <w:tcW w:w="668" w:type="dxa"/>
           </w:tcPr>
           <w:p>
             <w:pPr>
@@ -1439,13 +1565,22 @@
                 <w:highlight w:val="white"/>
               </w:rPr>
             </w:pPr>
+            <w:r>
+              <w:rPr>
+                <w:color w:val="000000"/>
+                <w:sz w:val="28"/>
+                <w:szCs w:val="28"/>
+                <w:highlight w:val="white"/>
+              </w:rPr>
+              <w:t>36</w:t>
+            </w:r>
           </w:p>
         </w:tc>
       </w:tr>
       <w:tr>
         <w:tc>
           <w:tcPr>
-            <w:tcW w:w="9594" w:type="dxa"/>
+            <w:tcW w:w="9384" w:type="dxa"/>
           </w:tcPr>
           <w:p>
             <w:pPr>
@@ -1464,13 +1599,13 @@
                 <w:sz w:val="28"/>
                 <w:szCs w:val="28"/>
               </w:rPr>
-              <w:t>Приложения</w:t>
+              <w:t>ПРИЛОЖЕНИЯ</w:t>
             </w:r>
           </w:p>
         </w:tc>
         <w:tc>
           <w:tcPr>
-            <w:tcW w:w="674" w:type="dxa"/>
+            <w:tcW w:w="668" w:type="dxa"/>
           </w:tcPr>
           <w:p>
             <w:pPr>
@@ -1482,20 +1617,161 @@
                 <w:highlight w:val="white"/>
               </w:rPr>
             </w:pPr>
+            <w:r>
+              <w:rPr>
+                <w:color w:val="000000"/>
+                <w:sz w:val="28"/>
+                <w:szCs w:val="28"/>
+                <w:highlight w:val="white"/>
+              </w:rPr>
+              <w:t>38</w:t>
+            </w:r>
+          </w:p>
+        </w:tc>
+      </w:tr>
+      <w:tr>
+        <w:tc>
+          <w:tcPr>
+            <w:tcW w:w="9384" w:type="dxa"/>
+          </w:tcPr>
+          <w:p>
+            <w:pPr>
+              <w:spacing w:line="360" w:lineRule="auto"/>
+              <w:rPr>
+                <w:rStyle w:val="ad"/>
+                <w:b w:val="0"/>
+                <w:bCs w:val="0"/>
+                <w:sz w:val="28"/>
+                <w:szCs w:val="28"/>
+              </w:rPr>
+            </w:pPr>
+            <w:r>
+              <w:rPr>
+                <w:rStyle w:val="ad"/>
+                <w:b w:val="0"/>
+                <w:bCs w:val="0"/>
+                <w:sz w:val="28"/>
+                <w:szCs w:val="28"/>
+              </w:rPr>
+              <w:t>Приложени</w:t>
+            </w:r>
+            <w:r>
+              <w:rPr>
+                <w:rStyle w:val="ad"/>
+                <w:b w:val="0"/>
+                <w:bCs w:val="0"/>
+                <w:sz w:val="28"/>
+                <w:szCs w:val="28"/>
+              </w:rPr>
+              <w:t>е А</w:t>
+            </w:r>
+          </w:p>
+        </w:tc>
+        <w:tc>
+          <w:tcPr>
+            <w:tcW w:w="668" w:type="dxa"/>
+          </w:tcPr>
+          <w:p>
+            <w:pPr>
+              <w:spacing w:line="360" w:lineRule="auto"/>
+              <w:rPr>
+                <w:color w:val="000000"/>
+                <w:sz w:val="28"/>
+                <w:szCs w:val="28"/>
+                <w:highlight w:val="white"/>
+              </w:rPr>
+            </w:pPr>
+            <w:r>
+              <w:rPr>
+                <w:color w:val="000000"/>
+                <w:sz w:val="28"/>
+                <w:szCs w:val="28"/>
+                <w:highlight w:val="white"/>
+              </w:rPr>
+              <w:t>3</w:t>
+            </w:r>
+            <w:r>
+              <w:rPr>
+                <w:color w:val="000000"/>
+                <w:highlight w:val="white"/>
+              </w:rPr>
+              <w:t>9</w:t>
+            </w:r>
+          </w:p>
+        </w:tc>
+      </w:tr>
+      <w:tr>
+        <w:tc>
+          <w:tcPr>
+            <w:tcW w:w="9384" w:type="dxa"/>
+          </w:tcPr>
+          <w:p>
+            <w:pPr>
+              <w:spacing w:line="360" w:lineRule="auto"/>
+              <w:rPr>
+                <w:rStyle w:val="ad"/>
+                <w:b w:val="0"/>
+                <w:bCs w:val="0"/>
+                <w:sz w:val="28"/>
+                <w:szCs w:val="28"/>
+              </w:rPr>
+            </w:pPr>
+            <w:r>
+              <w:rPr>
+                <w:rStyle w:val="ad"/>
+                <w:b w:val="0"/>
+                <w:bCs w:val="0"/>
+                <w:sz w:val="28"/>
+                <w:szCs w:val="28"/>
+              </w:rPr>
+              <w:t>Приложени</w:t>
+            </w:r>
+            <w:r>
+              <w:rPr>
+                <w:rStyle w:val="ad"/>
+                <w:b w:val="0"/>
+                <w:bCs w:val="0"/>
+                <w:sz w:val="28"/>
+                <w:szCs w:val="28"/>
+              </w:rPr>
+              <w:t>е Б</w:t>
+            </w:r>
+          </w:p>
+        </w:tc>
+        <w:tc>
+          <w:tcPr>
+            <w:tcW w:w="668" w:type="dxa"/>
+          </w:tcPr>
+          <w:p>
+            <w:pPr>
+              <w:spacing w:line="360" w:lineRule="auto"/>
+              <w:rPr>
+                <w:color w:val="000000"/>
+                <w:sz w:val="28"/>
+                <w:szCs w:val="28"/>
+                <w:highlight w:val="white"/>
+              </w:rPr>
+            </w:pPr>
+            <w:r>
+              <w:rPr>
+                <w:color w:val="000000"/>
+                <w:sz w:val="28"/>
+                <w:szCs w:val="28"/>
+                <w:highlight w:val="white"/>
+              </w:rPr>
+              <w:t>4</w:t>
+            </w:r>
+            <w:r>
+              <w:rPr>
+                <w:color w:val="000000"/>
+                <w:highlight w:val="white"/>
+              </w:rPr>
+              <w:t>0</w:t>
+            </w:r>
           </w:p>
         </w:tc>
       </w:tr>
     </w:tbl>
-    <w:p>
-      <w:pPr>
-        <w:spacing w:line="360" w:lineRule="auto"/>
-        <w:ind w:firstLine="709"/>
-        <w:rPr>
-          <w:sz w:val="28"/>
-          <w:szCs w:val="28"/>
-        </w:rPr>
-      </w:pPr>
-    </w:p>
     <w:p>
       <w:pPr>
         <w:spacing w:line="360" w:lineRule="auto"/>
@@ -7458,7 +7734,14 @@
           <w:sz w:val="28"/>
           <w:szCs w:val="28"/>
         </w:rPr>
-        <w:t>. Все контроллеры возвращают ответы в формате JSON с единой структурой:</w:t>
+        <w:t>. Все контроллеры возвращают ответы в формате JSON с единой структурой</w:t>
+      </w:r>
+      <w:r>
+        <w:rPr>
+          <w:sz w:val="28"/>
+          <w:szCs w:val="28"/>
+        </w:rPr>
+        <w:t>.(Рисунок 10)</w:t>
       </w:r>
     </w:p>
     <w:p>
@@ -7635,7 +7918,6 @@
         <w:rPr>
           <w:sz w:val="28"/>
           <w:szCs w:val="28"/>
-          <w:lang w:val="en-US"/>
         </w:rPr>
       </w:pPr>
       <w:r>
@@ -7654,9 +7936,65 @@
         <w:rPr>
           <w:sz w:val="28"/>
           <w:szCs w:val="28"/>
-          <w:lang w:val="en-US"/>
-        </w:rPr>
-      </w:pPr>
+        </w:rPr>
+      </w:pPr>
+      <w:r>
+        <w:rPr>
+          <w:sz w:val="28"/>
+          <w:szCs w:val="28"/>
+        </w:rPr>
+        <w:t xml:space="preserve">Рисунок 10 </w:t>
+      </w:r>
+      <w:r>
+        <w:rPr>
+          <w:sz w:val="28"/>
+          <w:szCs w:val="28"/>
+        </w:rPr>
+        <w:t>–</w:t>
+      </w:r>
+      <w:r>
+        <w:rPr>
+          <w:sz w:val="28"/>
+          <w:szCs w:val="28"/>
+        </w:rPr>
+        <w:t xml:space="preserve"> Пример</w:t>
+      </w:r>
+      <w:r>
+        <w:rPr>
+          <w:sz w:val="28"/>
+          <w:szCs w:val="28"/>
+        </w:rPr>
+        <w:t xml:space="preserve"> ответа</w:t>
+      </w:r>
+    </w:p>
+    <w:p>
+      <w:pPr>
+        <w:spacing w:line="360" w:lineRule="auto"/>
+        <w:ind w:firstLine="709"/>
+        <w:jc w:val="both"/>
+        <w:rPr>
+          <w:sz w:val="28"/>
+          <w:szCs w:val="28"/>
+        </w:rPr>
+      </w:pPr>
+    </w:p>
+    <w:p>
+      <w:pPr>
+        <w:spacing w:line="360" w:lineRule="auto"/>
+        <w:ind w:firstLine="709"/>
+        <w:jc w:val="both"/>
+        <w:rPr>
+          <w:sz w:val="28"/>
+          <w:szCs w:val="28"/>
+        </w:rPr>
+      </w:pPr>
+      <w:r>
+        <w:rPr>
+          <w:sz w:val="28"/>
+          <w:szCs w:val="28"/>
+        </w:rPr>
+        <w:t>Таблица 1 – Основные контроллеры и методы</w:t>
+      </w:r>
     </w:p>
     <w:tbl>
       <w:tblPr>
@@ -9051,72 +9389,12 @@
         <w:ind w:firstLine="709"/>
         <w:jc w:val="both"/>
         <w:rPr>
-          <w:sz w:val="28"/>
-          <w:szCs w:val="28"/>
-        </w:rPr>
-      </w:pPr>
-      <w:r>
-        <w:rPr>
-          <w:b/>
-          <w:bCs/>
-          <w:sz w:val="28"/>
-          <w:szCs w:val="28"/>
-        </w:rPr>
-        <w:t>Таблица 1 – Основные контроллеры и методы</w:t>
-      </w:r>
-    </w:p>
-    <w:p>
-      <w:pPr>
-        <w:spacing w:line="360" w:lineRule="auto"/>
-        <w:ind w:firstLine="709"/>
-        <w:jc w:val="both"/>
-        <w:rPr>
-          <w:b/>
-          <w:bCs/>
-          <w:sz w:val="28"/>
-          <w:szCs w:val="28"/>
-        </w:rPr>
-      </w:pPr>
-    </w:p>
-    <w:p>
-      <w:pPr>
-        <w:spacing w:line="360" w:lineRule="auto"/>
-        <w:ind w:firstLine="709"/>
-        <w:jc w:val="both"/>
-        <w:rPr>
-          <w:sz w:val="28"/>
-          <w:szCs w:val="28"/>
-        </w:rPr>
-      </w:pPr>
-      <w:r>
-        <w:rPr>
-          <w:b/>
-          <w:bCs/>
-          <w:sz w:val="28"/>
-          <w:szCs w:val="28"/>
-        </w:rPr>
-        <w:t>Пример метода создания партии (</w:t>
-      </w:r>
-      <w:proofErr w:type="spellStart"/>
-      <w:r>
-        <w:rPr>
-          <w:b/>
-          <w:bCs/>
-          <w:sz w:val="28"/>
-          <w:szCs w:val="28"/>
-        </w:rPr>
-        <w:t>BatchesController</w:t>
-      </w:r>
-      <w:proofErr w:type="spellEnd"/>
-      <w:r>
-        <w:rPr>
-          <w:b/>
-          <w:bCs/>
-          <w:sz w:val="28"/>
-          <w:szCs w:val="28"/>
-        </w:rPr>
-        <w:t>):</w:t>
-      </w:r>
+          <w:b/>
+          <w:bCs/>
+          <w:sz w:val="28"/>
+          <w:szCs w:val="28"/>
+        </w:rPr>
+      </w:pPr>
     </w:p>
     <w:p>
       <w:pPr>
@@ -9366,6 +9644,58 @@
       <w:pPr>
         <w:spacing w:line="360" w:lineRule="auto"/>
         <w:ind w:firstLine="709"/>
+        <w:jc w:val="center"/>
+        <w:rPr>
+          <w:sz w:val="28"/>
+          <w:szCs w:val="28"/>
+        </w:rPr>
+      </w:pPr>
+      <w:r>
+        <w:rPr>
+          <w:sz w:val="28"/>
+          <w:szCs w:val="28"/>
+        </w:rPr>
+        <w:t xml:space="preserve">Рисунок 11 - </w:t>
+      </w:r>
+      <w:r>
+        <w:rPr>
+          <w:sz w:val="28"/>
+          <w:szCs w:val="28"/>
+        </w:rPr>
+        <w:t>Пример метода создания партии (</w:t>
+      </w:r>
+      <w:proofErr w:type="spellStart"/>
+      <w:r>
+        <w:rPr>
+          <w:sz w:val="28"/>
+          <w:szCs w:val="28"/>
+        </w:rPr>
+        <w:t>BatchesController</w:t>
+      </w:r>
+      <w:proofErr w:type="spellEnd"/>
+      <w:r>
+        <w:rPr>
+          <w:sz w:val="28"/>
+          <w:szCs w:val="28"/>
+        </w:rPr>
+        <w:t>)</w:t>
+      </w:r>
+    </w:p>
+    <w:p>
+      <w:pPr>
+        <w:spacing w:line="360" w:lineRule="auto"/>
+        <w:ind w:firstLine="709"/>
+        <w:jc w:val="both"/>
+        <w:rPr>
+          <w:sz w:val="28"/>
+          <w:szCs w:val="28"/>
+        </w:rPr>
+      </w:pPr>
+    </w:p>
+    <w:p>
+      <w:pPr>
+        <w:spacing w:line="360" w:lineRule="auto"/>
+        <w:ind w:firstLine="709"/>
         <w:jc w:val="both"/>
         <w:rPr>
           <w:sz w:val="28"/>
@@ -9410,49 +9740,6 @@
           <w:szCs w:val="28"/>
         </w:rPr>
         <w:t>, автоматическое создание записей выполнения шагов, установка текущего шага.</w:t>
-      </w:r>
-    </w:p>
-    <w:p>
-      <w:pPr>
-        <w:spacing w:line="360" w:lineRule="auto"/>
-        <w:ind w:firstLine="709"/>
-        <w:jc w:val="both"/>
-        <w:rPr>
-          <w:sz w:val="28"/>
-          <w:szCs w:val="28"/>
-        </w:rPr>
-      </w:pPr>
-      <w:r>
-        <w:rPr>
-          <w:b/>
-          <w:bCs/>
-          <w:sz w:val="28"/>
-          <w:szCs w:val="28"/>
-        </w:rPr>
-        <w:t>Настройка CORS и сериализации</w:t>
-      </w:r>
-      <w:r>
-        <w:rPr>
-          <w:sz w:val="28"/>
-          <w:szCs w:val="28"/>
-        </w:rPr>
-        <w:t> в </w:t>
-      </w:r>
-      <w:proofErr w:type="spellStart"/>
-      <w:r>
-        <w:rPr>
-          <w:sz w:val="28"/>
-          <w:szCs w:val="28"/>
-        </w:rPr>
-        <w:t>Program.cs</w:t>
-      </w:r>
-      <w:proofErr w:type="spellEnd"/>
-      <w:r>
-        <w:rPr>
-          <w:sz w:val="28"/>
-          <w:szCs w:val="28"/>
-        </w:rPr>
-        <w:t>:</w:t>
       </w:r>
     </w:p>
     <w:p>
@@ -9782,6 +10069,52 @@
         </w:rPr>
         <w:t>());</w:t>
       </w:r>
+    </w:p>
+    <w:p>
+      <w:pPr>
+        <w:spacing w:line="360" w:lineRule="auto"/>
+        <w:ind w:firstLine="709"/>
+        <w:jc w:val="center"/>
+        <w:rPr>
+          <w:sz w:val="28"/>
+          <w:szCs w:val="28"/>
+        </w:rPr>
+      </w:pPr>
+      <w:r>
+        <w:rPr>
+          <w:sz w:val="28"/>
+          <w:szCs w:val="28"/>
+        </w:rPr>
+        <w:t xml:space="preserve">Рисунок 12 - </w:t>
+      </w:r>
+      <w:r>
+        <w:rPr>
+          <w:sz w:val="28"/>
+          <w:szCs w:val="28"/>
+        </w:rPr>
+        <w:t>Настройка CORS и сериализации в </w:t>
+      </w:r>
+      <w:proofErr w:type="spellStart"/>
+      <w:r>
+        <w:rPr>
+          <w:sz w:val="28"/>
+          <w:szCs w:val="28"/>
+        </w:rPr>
+        <w:t>Program.cs</w:t>
+      </w:r>
+      <w:proofErr w:type="spellEnd"/>
+    </w:p>
+    <w:p>
+      <w:pPr>
+        <w:spacing w:line="360" w:lineRule="auto"/>
+        <w:jc w:val="both"/>
+        <w:rPr>
+          <w:b/>
+          <w:bCs/>
+          <w:sz w:val="28"/>
+          <w:szCs w:val="28"/>
+        </w:rPr>
+      </w:pPr>
     </w:p>
     <w:p>
       <w:pPr>
@@ -9860,7 +10193,25 @@
           <w:sz w:val="28"/>
           <w:szCs w:val="28"/>
         </w:rPr>
-        <w:t xml:space="preserve">Рисунок 10 – </w:t>
+        <w:t>Рисунок 1</w:t>
+      </w:r>
+      <w:r>
+        <w:rPr>
+          <w:b/>
+          <w:bCs/>
+          <w:sz w:val="28"/>
+          <w:szCs w:val="28"/>
+        </w:rPr>
+        <w:t>3</w:t>
+      </w:r>
+      <w:r>
+        <w:rPr>
+          <w:b/>
+          <w:bCs/>
+          <w:sz w:val="28"/>
+          <w:szCs w:val="28"/>
+        </w:rPr>
+        <w:t xml:space="preserve"> – </w:t>
       </w:r>
       <w:proofErr w:type="spellStart"/>
       <w:r>
@@ -10430,7 +10781,7 @@
           <w:szCs w:val="28"/>
         </w:rPr>
         <w:drawing>
-          <wp:inline distT="0" distB="0" distL="0" distR="0" wp14:anchorId="207230CE" wp14:editId="7C6E5FB9">
+          <wp:inline distT="0" distB="0" distL="0" distR="0" wp14:anchorId="207230CE" wp14:editId="233FAAB9">
             <wp:extent cx="2450181" cy="2143125"/>
             <wp:effectExtent l="19050" t="19050" r="26670" b="9525"/>
             <wp:docPr id="1807756739" name="Рисунок 1"/>
@@ -10453,7 +10804,7 @@
                   <pic:spPr>
                     <a:xfrm>
                       <a:off x="0" y="0"/>
-                      <a:ext cx="2472620" cy="2162752"/>
+                      <a:ext cx="2474226" cy="2164157"/>
                     </a:xfrm>
                     <a:prstGeom prst="rect">
                       <a:avLst/>
@@ -10478,17 +10829,28 @@
         <w:rPr>
           <w:sz w:val="28"/>
           <w:szCs w:val="28"/>
-          <w:lang w:val="en-US"/>
-        </w:rPr>
-      </w:pPr>
-      <w:r>
-        <w:rPr>
-          <w:b/>
-          <w:bCs/>
-          <w:sz w:val="28"/>
-          <w:szCs w:val="28"/>
-        </w:rPr>
-        <w:t>Рисунок 11 – Диалог добавления компонента рецептуры</w:t>
+        </w:rPr>
+      </w:pPr>
+      <w:r>
+        <w:rPr>
+          <w:sz w:val="28"/>
+          <w:szCs w:val="28"/>
+        </w:rPr>
+        <w:t>Рисунок 1</w:t>
+      </w:r>
+      <w:r>
+        <w:rPr>
+          <w:sz w:val="28"/>
+          <w:szCs w:val="28"/>
+        </w:rPr>
+        <w:t>4</w:t>
+      </w:r>
+      <w:r>
+        <w:rPr>
+          <w:sz w:val="28"/>
+          <w:szCs w:val="28"/>
+        </w:rPr>
+        <w:t xml:space="preserve"> – Диалог добавления компонента рецептуры</w:t>
       </w:r>
     </w:p>
     <w:p>
@@ -10565,12 +10927,24 @@
       </w:pPr>
       <w:r>
         <w:rPr>
-          <w:b/>
-          <w:bCs/>
-          <w:sz w:val="28"/>
-          <w:szCs w:val="28"/>
-        </w:rPr>
-        <w:t>Рисунок 12 – Список технологических карт с кнопкой «Шаги»</w:t>
+          <w:sz w:val="28"/>
+          <w:szCs w:val="28"/>
+        </w:rPr>
+        <w:t>Рисунок 1</w:t>
+      </w:r>
+      <w:r>
+        <w:rPr>
+          <w:sz w:val="28"/>
+          <w:szCs w:val="28"/>
+        </w:rPr>
+        <w:t>5</w:t>
+      </w:r>
+      <w:r>
+        <w:rPr>
+          <w:sz w:val="28"/>
+          <w:szCs w:val="28"/>
+        </w:rPr>
+        <w:t xml:space="preserve"> – Список технологических карт с кнопкой «Шаги»</w:t>
       </w:r>
     </w:p>
     <w:p>
@@ -11012,12 +11386,24 @@
       </w:pPr>
       <w:r>
         <w:rPr>
-          <w:b/>
-          <w:bCs/>
-          <w:sz w:val="28"/>
-          <w:szCs w:val="28"/>
-        </w:rPr>
-        <w:t>Рисунок 13 – Карточка партии сырья с таблицей испытаний и блоком решения</w:t>
+          <w:sz w:val="28"/>
+          <w:szCs w:val="28"/>
+        </w:rPr>
+        <w:t>Рисунок 1</w:t>
+      </w:r>
+      <w:r>
+        <w:rPr>
+          <w:sz w:val="28"/>
+          <w:szCs w:val="28"/>
+        </w:rPr>
+        <w:t>6</w:t>
+      </w:r>
+      <w:r>
+        <w:rPr>
+          <w:sz w:val="28"/>
+          <w:szCs w:val="28"/>
+        </w:rPr>
+        <w:t xml:space="preserve"> – Карточка партии сырья с таблицей испытаний и блоком решения</w:t>
       </w:r>
     </w:p>
     <w:p>
@@ -11095,12 +11481,24 @@
       </w:pPr>
       <w:r>
         <w:rPr>
-          <w:b/>
-          <w:bCs/>
-          <w:sz w:val="28"/>
-          <w:szCs w:val="28"/>
-        </w:rPr>
-        <w:t>Рисунок 14 – Форма создания лабораторного испытания</w:t>
+          <w:sz w:val="28"/>
+          <w:szCs w:val="28"/>
+        </w:rPr>
+        <w:t>Рисунок 1</w:t>
+      </w:r>
+      <w:r>
+        <w:rPr>
+          <w:sz w:val="28"/>
+          <w:szCs w:val="28"/>
+        </w:rPr>
+        <w:t>7</w:t>
+      </w:r>
+      <w:r>
+        <w:rPr>
+          <w:sz w:val="28"/>
+          <w:szCs w:val="28"/>
+        </w:rPr>
+        <w:t xml:space="preserve"> – Форма создания лабораторного испытания</w:t>
       </w:r>
     </w:p>
     <w:p>
@@ -11511,8 +11909,6 @@
         <w:spacing w:line="360" w:lineRule="auto"/>
         <w:jc w:val="center"/>
         <w:rPr>
-          <w:b/>
-          <w:bCs/>
           <w:sz w:val="28"/>
           <w:szCs w:val="28"/>
           <w:lang w:val="en-US"/>
@@ -11520,12 +11916,24 @@
       </w:pPr>
       <w:r>
         <w:rPr>
-          <w:b/>
-          <w:bCs/>
-          <w:sz w:val="28"/>
-          <w:szCs w:val="28"/>
-        </w:rPr>
-        <w:t>Рисунок 15 – Экран «Активные партии»</w:t>
+          <w:sz w:val="28"/>
+          <w:szCs w:val="28"/>
+        </w:rPr>
+        <w:t>Рисунок 1</w:t>
+      </w:r>
+      <w:r>
+        <w:rPr>
+          <w:sz w:val="28"/>
+          <w:szCs w:val="28"/>
+        </w:rPr>
+        <w:t>8</w:t>
+      </w:r>
+      <w:r>
+        <w:rPr>
+          <w:sz w:val="28"/>
+          <w:szCs w:val="28"/>
+        </w:rPr>
+        <w:t xml:space="preserve"> – Экран «Активные партии»</w:t>
       </w:r>
     </w:p>
     <w:p>
@@ -11613,12 +12021,24 @@
       </w:pPr>
       <w:r>
         <w:rPr>
-          <w:b/>
-          <w:bCs/>
-          <w:sz w:val="28"/>
-          <w:szCs w:val="28"/>
-        </w:rPr>
-        <w:t>Рисунок 16 – Экран «Программа партии» с активным шагом «Смешивание»</w:t>
+          <w:sz w:val="28"/>
+          <w:szCs w:val="28"/>
+        </w:rPr>
+        <w:t>Рисунок 1</w:t>
+      </w:r>
+      <w:r>
+        <w:rPr>
+          <w:sz w:val="28"/>
+          <w:szCs w:val="28"/>
+        </w:rPr>
+        <w:t>9</w:t>
+      </w:r>
+      <w:r>
+        <w:rPr>
+          <w:sz w:val="28"/>
+          <w:szCs w:val="28"/>
+        </w:rPr>
+        <w:t xml:space="preserve"> – Экран «Программа партии» с активным шагом «Смешивание»</w:t>
       </w:r>
     </w:p>
     <w:p>
@@ -11699,20 +12119,30 @@
         <w:spacing w:line="360" w:lineRule="auto"/>
         <w:jc w:val="center"/>
         <w:rPr>
-          <w:b/>
-          <w:bCs/>
-          <w:sz w:val="28"/>
-          <w:szCs w:val="28"/>
-        </w:rPr>
-      </w:pPr>
-      <w:r>
-        <w:rPr>
-          <w:b/>
-          <w:bCs/>
-          <w:sz w:val="28"/>
-          <w:szCs w:val="28"/>
-        </w:rPr>
-        <w:t>Рисунок 17 – Экран «Экструдер LIVE» с обновляемыми данными</w:t>
+          <w:sz w:val="28"/>
+          <w:szCs w:val="28"/>
+        </w:rPr>
+      </w:pPr>
+      <w:r>
+        <w:rPr>
+          <w:sz w:val="28"/>
+          <w:szCs w:val="28"/>
+        </w:rPr>
+        <w:t xml:space="preserve">Рисунок </w:t>
+      </w:r>
+      <w:r>
+        <w:rPr>
+          <w:sz w:val="28"/>
+          <w:szCs w:val="28"/>
+        </w:rPr>
+        <w:t>20</w:t>
+      </w:r>
+      <w:r>
+        <w:rPr>
+          <w:sz w:val="28"/>
+          <w:szCs w:val="28"/>
+        </w:rPr>
+        <w:t xml:space="preserve"> – Экран «Экструдер LIVE» с обновляемыми данными</w:t>
       </w:r>
     </w:p>
     <w:p>
@@ -11885,6 +12315,24 @@
         <w:ind w:firstLine="709"/>
         <w:jc w:val="both"/>
         <w:rPr>
+          <w:sz w:val="28"/>
+          <w:szCs w:val="28"/>
+        </w:rPr>
+      </w:pPr>
+      <w:r>
+        <w:rPr>
+          <w:sz w:val="28"/>
+          <w:szCs w:val="28"/>
+        </w:rPr>
+        <w:t>Таблица 2 - Пример тест-кейса для API (позитивный)</w:t>
+      </w:r>
+    </w:p>
+    <w:p>
+      <w:pPr>
+        <w:spacing w:line="360" w:lineRule="auto"/>
+        <w:ind w:firstLine="709"/>
+        <w:jc w:val="both"/>
+        <w:rPr>
           <w:b/>
           <w:bCs/>
           <w:sz w:val="28"/>
@@ -11900,9 +12348,9 @@
           <w:szCs w:val="28"/>
         </w:rPr>
         <w:drawing>
-          <wp:inline distT="0" distB="0" distL="0" distR="0" wp14:anchorId="5998B69A" wp14:editId="52A22290">
-            <wp:extent cx="5896798" cy="5696745"/>
-            <wp:effectExtent l="0" t="0" r="8890" b="0"/>
+          <wp:inline distT="0" distB="0" distL="0" distR="0" wp14:anchorId="5998B69A" wp14:editId="74936326">
+            <wp:extent cx="6576280" cy="6353175"/>
+            <wp:effectExtent l="0" t="0" r="0" b="0"/>
             <wp:docPr id="131168216" name="Рисунок 1"/>
             <wp:cNvGraphicFramePr>
               <a:graphicFrameLocks xmlns:a="http://schemas.openxmlformats.org/drawingml/2006/main" noChangeAspect="1"/>
@@ -11923,7 +12371,7 @@
                   <pic:spPr>
                     <a:xfrm>
                       <a:off x="0" y="0"/>
-                      <a:ext cx="5896798" cy="5696745"/>
+                      <a:ext cx="6587479" cy="6363994"/>
                     </a:xfrm>
                     <a:prstGeom prst="rect">
                       <a:avLst/>
@@ -11946,14 +12394,42 @@
           <w:szCs w:val="28"/>
         </w:rPr>
       </w:pPr>
-      <w:r>
-        <w:rPr>
-          <w:b/>
-          <w:bCs/>
-          <w:sz w:val="28"/>
-          <w:szCs w:val="28"/>
-        </w:rPr>
-        <w:t>Таблица 2 - Пример тест-кейса для API (позитивный)</w:t>
+    </w:p>
+    <w:p>
+      <w:pPr>
+        <w:spacing w:line="360" w:lineRule="auto"/>
+        <w:jc w:val="both"/>
+        <w:rPr>
+          <w:sz w:val="28"/>
+          <w:szCs w:val="28"/>
+        </w:rPr>
+      </w:pPr>
+    </w:p>
+    <w:p>
+      <w:pPr>
+        <w:spacing w:line="360" w:lineRule="auto"/>
+        <w:ind w:firstLine="709"/>
+        <w:jc w:val="both"/>
+        <w:rPr>
+          <w:sz w:val="28"/>
+          <w:szCs w:val="28"/>
+        </w:rPr>
+      </w:pPr>
+      <w:r>
+        <w:rPr>
+          <w:sz w:val="28"/>
+          <w:szCs w:val="28"/>
+        </w:rPr>
+        <w:t xml:space="preserve">Таблица 3 - </w:t>
+      </w:r>
+      <w:r>
+        <w:rPr>
+          <w:b/>
+          <w:bCs/>
+          <w:sz w:val="28"/>
+          <w:szCs w:val="28"/>
+        </w:rPr>
+        <w:t>Пример тест-кейса для модуля лаборатории (негативный)</w:t>
       </w:r>
     </w:p>
     <w:p>
@@ -12019,22 +12495,6 @@
           <w:szCs w:val="28"/>
         </w:rPr>
       </w:pPr>
-      <w:r>
-        <w:rPr>
-          <w:sz w:val="28"/>
-          <w:szCs w:val="28"/>
-        </w:rPr>
-        <w:t xml:space="preserve">Таблица 3 - </w:t>
-      </w:r>
-      <w:r>
-        <w:rPr>
-          <w:b/>
-          <w:bCs/>
-          <w:sz w:val="28"/>
-          <w:szCs w:val="28"/>
-        </w:rPr>
-        <w:t>Пример тест-кейса для модуля лаборатории (негативный)</w:t>
-      </w:r>
     </w:p>
     <w:p>
       <w:pPr>
@@ -12102,6 +12562,19 @@
         <w:ind w:firstLine="709"/>
         <w:jc w:val="both"/>
         <w:rPr>
+          <w:b/>
+          <w:bCs/>
+          <w:sz w:val="28"/>
+          <w:szCs w:val="28"/>
+        </w:rPr>
+      </w:pPr>
+    </w:p>
+    <w:p>
+      <w:pPr>
+        <w:spacing w:line="360" w:lineRule="auto"/>
+        <w:ind w:firstLine="709"/>
+        <w:jc w:val="both"/>
+        <w:rPr>
           <w:sz w:val="28"/>
           <w:szCs w:val="28"/>
         </w:rPr>
@@ -12178,51 +12651,6 @@
           <w:szCs w:val="28"/>
         </w:rPr>
         <w:t> с методами, содержащими проверяемую логику. Это позволяет тестировать бизнес-правила без запуска UI (без STA-проблем).</w:t>
-      </w:r>
-    </w:p>
-    <w:p>
-      <w:pPr>
-        <w:spacing w:line="360" w:lineRule="auto"/>
-        <w:ind w:firstLine="709"/>
-        <w:jc w:val="both"/>
-        <w:rPr>
-          <w:sz w:val="28"/>
-          <w:szCs w:val="28"/>
-        </w:rPr>
-      </w:pPr>
-      <w:r>
-        <w:rPr>
-          <w:b/>
-          <w:bCs/>
-          <w:sz w:val="28"/>
-          <w:szCs w:val="28"/>
-        </w:rPr>
-        <w:t>Пример класса </w:t>
-      </w:r>
-      <w:proofErr w:type="spellStart"/>
-      <w:r>
-        <w:rPr>
-          <w:sz w:val="28"/>
-          <w:szCs w:val="28"/>
-        </w:rPr>
-        <w:t>TestHelpers</w:t>
-      </w:r>
-      <w:proofErr w:type="spellEnd"/>
-      <w:r>
-        <w:rPr>
-          <w:b/>
-          <w:bCs/>
-          <w:sz w:val="28"/>
-          <w:szCs w:val="28"/>
-        </w:rPr>
-        <w:t> для модуля технолога</w:t>
-      </w:r>
-      <w:r>
-        <w:rPr>
-          <w:sz w:val="28"/>
-          <w:szCs w:val="28"/>
-        </w:rPr>
-        <w:t> (фрагмент):</w:t>
       </w:r>
     </w:p>
     <w:p>
@@ -12583,20 +13011,45 @@
       </w:pPr>
       <w:r>
         <w:rPr>
-          <w:b/>
-          <w:bCs/>
-          <w:sz w:val="28"/>
-          <w:szCs w:val="28"/>
-        </w:rPr>
-        <w:t>Пример теста</w:t>
-      </w:r>
-      <w:r>
-        <w:rPr>
-          <w:sz w:val="28"/>
-          <w:szCs w:val="28"/>
-        </w:rPr>
-        <w:t> (модуль технолога):</w:t>
-      </w:r>
+          <w:sz w:val="28"/>
+          <w:szCs w:val="28"/>
+        </w:rPr>
+        <w:t xml:space="preserve">Рисунок 21 - </w:t>
+      </w:r>
+      <w:r>
+        <w:rPr>
+          <w:sz w:val="28"/>
+          <w:szCs w:val="28"/>
+        </w:rPr>
+        <w:t>Пример класса </w:t>
+      </w:r>
+      <w:proofErr w:type="spellStart"/>
+      <w:r>
+        <w:rPr>
+          <w:sz w:val="28"/>
+          <w:szCs w:val="28"/>
+        </w:rPr>
+        <w:t>TestHelpers</w:t>
+      </w:r>
+      <w:proofErr w:type="spellEnd"/>
+      <w:r>
+        <w:rPr>
+          <w:sz w:val="28"/>
+          <w:szCs w:val="28"/>
+        </w:rPr>
+        <w:t> для модуля технолога (фрагмент)</w:t>
+      </w:r>
+    </w:p>
+    <w:p>
+      <w:pPr>
+        <w:spacing w:line="360" w:lineRule="auto"/>
+        <w:ind w:firstLine="709"/>
+        <w:jc w:val="both"/>
+        <w:rPr>
+          <w:sz w:val="28"/>
+          <w:szCs w:val="28"/>
+        </w:rPr>
+      </w:pPr>
     </w:p>
     <w:p>
       <w:pPr>
@@ -12921,6 +13374,80 @@
         </w:rPr>
         <w:t>}</w:t>
       </w:r>
+    </w:p>
+    <w:p>
+      <w:pPr>
+        <w:spacing w:line="360" w:lineRule="auto"/>
+        <w:ind w:firstLine="709"/>
+        <w:jc w:val="both"/>
+        <w:rPr>
+          <w:sz w:val="28"/>
+          <w:szCs w:val="28"/>
+        </w:rPr>
+      </w:pPr>
+      <w:r>
+        <w:rPr>
+          <w:b/>
+          <w:bCs/>
+          <w:sz w:val="28"/>
+          <w:szCs w:val="28"/>
+        </w:rPr>
+        <w:t xml:space="preserve">Рисунок </w:t>
+      </w:r>
+      <w:r>
+        <w:rPr>
+          <w:b/>
+          <w:bCs/>
+          <w:sz w:val="28"/>
+          <w:szCs w:val="28"/>
+        </w:rPr>
+        <w:t>22</w:t>
+      </w:r>
+      <w:r>
+        <w:rPr>
+          <w:b/>
+          <w:bCs/>
+          <w:sz w:val="28"/>
+          <w:szCs w:val="28"/>
+        </w:rPr>
+        <w:t xml:space="preserve"> -</w:t>
+      </w:r>
+      <w:r>
+        <w:rPr>
+          <w:b/>
+          <w:bCs/>
+          <w:sz w:val="28"/>
+          <w:szCs w:val="28"/>
+        </w:rPr>
+        <w:t xml:space="preserve"> </w:t>
+      </w:r>
+      <w:r>
+        <w:rPr>
+          <w:b/>
+          <w:bCs/>
+          <w:sz w:val="28"/>
+          <w:szCs w:val="28"/>
+        </w:rPr>
+        <w:t>Пример теста</w:t>
+      </w:r>
+      <w:r>
+        <w:rPr>
+          <w:sz w:val="28"/>
+          <w:szCs w:val="28"/>
+        </w:rPr>
+        <w:t> (модуль технолога):</w:t>
+      </w:r>
+    </w:p>
+    <w:p>
+      <w:pPr>
+        <w:spacing w:line="360" w:lineRule="auto"/>
+        <w:ind w:firstLine="709"/>
+        <w:jc w:val="both"/>
+        <w:rPr>
+          <w:sz w:val="28"/>
+          <w:szCs w:val="28"/>
+        </w:rPr>
+      </w:pPr>
     </w:p>
     <w:p>
       <w:pPr>
@@ -13023,12 +13550,24 @@
       </w:pPr>
       <w:r>
         <w:rPr>
-          <w:b/>
-          <w:bCs/>
-          <w:sz w:val="28"/>
-          <w:szCs w:val="28"/>
-        </w:rPr>
-        <w:t>Рисунок 18 – Результаты выполнения модульных тестов в Visual Studio</w:t>
+          <w:sz w:val="28"/>
+          <w:szCs w:val="28"/>
+        </w:rPr>
+        <w:t xml:space="preserve">Рисунок </w:t>
+      </w:r>
+      <w:r>
+        <w:rPr>
+          <w:sz w:val="28"/>
+          <w:szCs w:val="28"/>
+        </w:rPr>
+        <w:t>23</w:t>
+      </w:r>
+      <w:r>
+        <w:rPr>
+          <w:sz w:val="28"/>
+          <w:szCs w:val="28"/>
+        </w:rPr>
+        <w:t xml:space="preserve"> – Результаты выполнения модульных тестов в Visual Studio</w:t>
       </w:r>
     </w:p>
     <w:p>
@@ -13082,6 +13621,19 @@
         </w:rPr>
         <w:t>6.3. Интеграционное тестирование API</w:t>
       </w:r>
+    </w:p>
+    <w:p>
+      <w:pPr>
+        <w:spacing w:line="360" w:lineRule="auto"/>
+        <w:ind w:firstLine="709"/>
+        <w:jc w:val="both"/>
+        <w:rPr>
+          <w:b/>
+          <w:bCs/>
+          <w:sz w:val="28"/>
+          <w:szCs w:val="28"/>
+        </w:rPr>
+      </w:pPr>
     </w:p>
     <w:p>
       <w:pPr>
@@ -13340,33 +13892,6 @@
           <w:szCs w:val="28"/>
         </w:rPr>
         <w:t>, заказ, партия).</w:t>
-      </w:r>
-    </w:p>
-    <w:p>
-      <w:pPr>
-        <w:spacing w:line="360" w:lineRule="auto"/>
-        <w:ind w:firstLine="709"/>
-        <w:jc w:val="both"/>
-        <w:rPr>
-          <w:sz w:val="28"/>
-          <w:szCs w:val="28"/>
-        </w:rPr>
-      </w:pPr>
-      <w:r>
-        <w:rPr>
-          <w:b/>
-          <w:bCs/>
-          <w:sz w:val="28"/>
-          <w:szCs w:val="28"/>
-        </w:rPr>
-        <w:t>Пример интеграционного теста</w:t>
-      </w:r>
-      <w:r>
-        <w:rPr>
-          <w:sz w:val="28"/>
-          <w:szCs w:val="28"/>
-        </w:rPr>
-        <w:t> (проверка создания продукта с дублирующимся кодом):</w:t>
       </w:r>
     </w:p>
     <w:p>
@@ -14063,6 +14588,48 @@
         </w:rPr>
         <w:t>}</w:t>
       </w:r>
+    </w:p>
+    <w:p>
+      <w:pPr>
+        <w:spacing w:line="360" w:lineRule="auto"/>
+        <w:ind w:firstLine="709"/>
+        <w:jc w:val="both"/>
+        <w:rPr>
+          <w:sz w:val="28"/>
+          <w:szCs w:val="28"/>
+        </w:rPr>
+      </w:pPr>
+      <w:r>
+        <w:rPr>
+          <w:sz w:val="28"/>
+          <w:szCs w:val="28"/>
+        </w:rPr>
+        <w:t xml:space="preserve">Рисунок 24 - </w:t>
+      </w:r>
+      <w:r>
+        <w:rPr>
+          <w:sz w:val="28"/>
+          <w:szCs w:val="28"/>
+        </w:rPr>
+        <w:t>Пример интеграционного теста (проверка создания продукта с дублирующимся кодом</w:t>
+      </w:r>
+      <w:r>
+        <w:rPr>
+          <w:sz w:val="28"/>
+          <w:szCs w:val="28"/>
+        </w:rPr>
+        <w:t>)</w:t>
+      </w:r>
+    </w:p>
+    <w:p>
+      <w:pPr>
+        <w:spacing w:line="360" w:lineRule="auto"/>
+        <w:jc w:val="both"/>
+        <w:rPr>
+          <w:sz w:val="28"/>
+          <w:szCs w:val="28"/>
+        </w:rPr>
+      </w:pPr>
     </w:p>
     <w:p>
       <w:pPr>
@@ -14165,12 +14732,24 @@
       </w:pPr>
       <w:r>
         <w:rPr>
-          <w:b/>
-          <w:bCs/>
-          <w:sz w:val="28"/>
-          <w:szCs w:val="28"/>
-        </w:rPr>
-        <w:t>Рисунок 19 – Результаты интеграционных тестов API</w:t>
+          <w:sz w:val="28"/>
+          <w:szCs w:val="28"/>
+        </w:rPr>
+        <w:t xml:space="preserve">Рисунок </w:t>
+      </w:r>
+      <w:r>
+        <w:rPr>
+          <w:sz w:val="28"/>
+          <w:szCs w:val="28"/>
+        </w:rPr>
+        <w:t>25</w:t>
+      </w:r>
+      <w:r>
+        <w:rPr>
+          <w:sz w:val="28"/>
+          <w:szCs w:val="28"/>
+        </w:rPr>
+        <w:t xml:space="preserve"> – Результаты интеграционных тестов API</w:t>
       </w:r>
     </w:p>
     <w:p>
@@ -14262,6 +14841,24 @@
           <w:szCs w:val="28"/>
         </w:rPr>
         <w:t>).</w:t>
+      </w:r>
+    </w:p>
+    <w:p>
+      <w:pPr>
+        <w:spacing w:line="360" w:lineRule="auto"/>
+        <w:ind w:firstLine="709"/>
+        <w:jc w:val="both"/>
+        <w:rPr>
+          <w:sz w:val="28"/>
+          <w:szCs w:val="28"/>
+        </w:rPr>
+      </w:pPr>
+      <w:r>
+        <w:rPr>
+          <w:sz w:val="28"/>
+          <w:szCs w:val="28"/>
+        </w:rPr>
+        <w:t>Таблица 4 – Основные ошибки и их исправления</w:t>
       </w:r>
     </w:p>
     <w:tbl>
@@ -15999,26 +16596,6 @@
         </w:tc>
       </w:tr>
     </w:tbl>
-    <w:p>
-      <w:pPr>
-        <w:spacing w:line="360" w:lineRule="auto"/>
-        <w:ind w:firstLine="709"/>
-        <w:jc w:val="both"/>
-        <w:rPr>
-          <w:sz w:val="28"/>
-          <w:szCs w:val="28"/>
-        </w:rPr>
-      </w:pPr>
-      <w:r>
-        <w:rPr>
-          <w:b/>
-          <w:bCs/>
-          <w:sz w:val="28"/>
-          <w:szCs w:val="28"/>
-        </w:rPr>
-        <w:t>Таблица 4 – Основные ошибки и их исправления</w:t>
-      </w:r>
-    </w:p>
     <w:p>
       <w:pPr>
         <w:spacing w:line="360" w:lineRule="auto"/>
@@ -16115,12 +16692,24 @@
       </w:pPr>
       <w:r>
         <w:rPr>
-          <w:b/>
-          <w:bCs/>
-          <w:sz w:val="28"/>
-          <w:szCs w:val="28"/>
-        </w:rPr>
-        <w:t>Рисунок 20 – Процесс отладки в Visual Studio (точка останова в коде)</w:t>
+          <w:sz w:val="28"/>
+          <w:szCs w:val="28"/>
+        </w:rPr>
+        <w:t xml:space="preserve">Рисунок </w:t>
+      </w:r>
+      <w:r>
+        <w:rPr>
+          <w:sz w:val="28"/>
+          <w:szCs w:val="28"/>
+        </w:rPr>
+        <w:t>26</w:t>
+      </w:r>
+      <w:r>
+        <w:rPr>
+          <w:sz w:val="28"/>
+          <w:szCs w:val="28"/>
+        </w:rPr>
+        <w:t xml:space="preserve"> – Процесс отладки в Visual Studio (точка останова в коде)</w:t>
       </w:r>
       <w:r>
         <w:rPr>
@@ -16806,12 +17395,11 @@
     </w:p>
     <w:p>
       <w:pPr>
-        <w:spacing w:after="160" w:line="259" w:lineRule="auto"/>
-        <w:rPr>
-          <w:b/>
-          <w:bCs/>
-          <w:sz w:val="28"/>
-          <w:szCs w:val="28"/>
+        <w:spacing w:line="360" w:lineRule="auto"/>
+        <w:ind w:firstLine="709"/>
+        <w:jc w:val="both"/>
+        <w:rPr>
+          <w:lang w:val="en-US"/>
         </w:rPr>
       </w:pPr>
       <w:r>
@@ -16847,14 +17435,139 @@
     </w:p>
     <w:p>
       <w:pPr>
+        <w:spacing w:line="360" w:lineRule="auto"/>
+        <w:ind w:firstLine="709"/>
+        <w:jc w:val="both"/>
+        <w:rPr>
+          <w:b/>
+          <w:bCs/>
+          <w:sz w:val="28"/>
+          <w:szCs w:val="28"/>
+          <w:lang w:val="en-US"/>
+        </w:rPr>
+      </w:pPr>
+      <w:proofErr w:type="spellStart"/>
+      <w:r>
+        <w:rPr>
+          <w:b/>
+          <w:bCs/>
+          <w:sz w:val="28"/>
+          <w:szCs w:val="28"/>
+          <w:lang w:val="en-US"/>
+        </w:rPr>
+        <w:t>Qr</w:t>
+      </w:r>
+      <w:proofErr w:type="spellEnd"/>
+      <w:r>
+        <w:rPr>
+          <w:b/>
+          <w:bCs/>
+          <w:sz w:val="28"/>
+          <w:szCs w:val="28"/>
+          <w:lang w:val="en-US"/>
+        </w:rPr>
+        <w:t>-</w:t>
+      </w:r>
+      <w:r>
+        <w:rPr>
+          <w:b/>
+          <w:bCs/>
+          <w:sz w:val="28"/>
+          <w:szCs w:val="28"/>
+        </w:rPr>
+        <w:t xml:space="preserve">код </w:t>
+      </w:r>
+      <w:proofErr w:type="spellStart"/>
+      <w:r>
+        <w:rPr>
+          <w:b/>
+          <w:bCs/>
+          <w:sz w:val="28"/>
+          <w:szCs w:val="28"/>
+        </w:rPr>
+        <w:t>репозиитория</w:t>
+      </w:r>
+      <w:proofErr w:type="spellEnd"/>
+      <w:r>
+        <w:rPr>
+          <w:b/>
+          <w:bCs/>
+          <w:sz w:val="28"/>
+          <w:szCs w:val="28"/>
+          <w:lang w:val="en-US"/>
+        </w:rPr>
+        <w:t>:</w:t>
+      </w:r>
+    </w:p>
+    <w:p>
+      <w:pPr>
         <w:spacing w:after="160" w:line="259" w:lineRule="auto"/>
-        <w:rPr>
-          <w:b/>
-          <w:bCs/>
-          <w:sz w:val="28"/>
-          <w:szCs w:val="28"/>
-        </w:rPr>
-      </w:pPr>
+        <w:jc w:val="center"/>
+        <w:rPr>
+          <w:b/>
+          <w:bCs/>
+          <w:sz w:val="28"/>
+          <w:szCs w:val="28"/>
+        </w:rPr>
+      </w:pPr>
+      <w:r>
+        <w:rPr>
+          <w:b/>
+          <w:bCs/>
+          <w:sz w:val="28"/>
+          <w:szCs w:val="28"/>
+        </w:rPr>
+        <w:drawing>
+          <wp:inline distT="0" distB="0" distL="0" distR="0" wp14:anchorId="3F7E5DAB" wp14:editId="577A2829">
+            <wp:extent cx="6840220" cy="6840220"/>
+            <wp:effectExtent l="19050" t="19050" r="17780" b="17780"/>
+            <wp:docPr id="1442301182" name="Рисунок 3"/>
+            <wp:cNvGraphicFramePr>
+              <a:graphicFrameLocks xmlns:a="http://schemas.openxmlformats.org/drawingml/2006/main" noChangeAspect="1"/>
+            </wp:cNvGraphicFramePr>
+            <a:graphic xmlns:a="http://schemas.openxmlformats.org/drawingml/2006/main">
+              <a:graphicData uri="http://schemas.openxmlformats.org/drawingml/2006/picture">
+                <pic:pic xmlns:pic="http://schemas.openxmlformats.org/drawingml/2006/picture">
+                  <pic:nvPicPr>
+                    <pic:cNvPr id="0" name="Picture 7"/>
+                    <pic:cNvPicPr>
+                      <a:picLocks noChangeAspect="1" noChangeArrowheads="1"/>
+                    </pic:cNvPicPr>
+                  </pic:nvPicPr>
+                  <pic:blipFill>
+                    <a:blip r:embed="rId36">
+                      <a:extLst>
+                        <a:ext uri="{28A0092B-C50C-407E-A947-70E740481C1C}">
+                          <a14:useLocalDpi xmlns:a14="http://schemas.microsoft.com/office/drawing/2010/main" val="0"/>
+                        </a:ext>
+                      </a:extLst>
+                    </a:blip>
+                    <a:srcRect/>
+                    <a:stretch>
+                      <a:fillRect/>
+                    </a:stretch>
+                  </pic:blipFill>
+                  <pic:spPr bwMode="auto">
+                    <a:xfrm>
+                      <a:off x="0" y="0"/>
+                      <a:ext cx="6840220" cy="6840220"/>
+                    </a:xfrm>
+                    <a:prstGeom prst="rect">
+                      <a:avLst/>
+                    </a:prstGeom>
+                    <a:noFill/>
+                    <a:ln>
+                      <a:solidFill>
+                        <a:schemeClr val="tx1"/>
+                      </a:solidFill>
+                    </a:ln>
+                  </pic:spPr>
+                </pic:pic>
+              </a:graphicData>
+            </a:graphic>
+          </wp:inline>
+        </w:drawing>
+      </w:r>
     </w:p>
     <w:p>
       <w:pPr>
@@ -16864,6 +17577,18 @@
           <w:bCs/>
           <w:sz w:val="28"/>
           <w:szCs w:val="28"/>
+        </w:rPr>
+      </w:pPr>
+    </w:p>
+    <w:p>
+      <w:pPr>
+        <w:spacing w:after="160" w:line="259" w:lineRule="auto"/>
+        <w:rPr>
+          <w:b/>
+          <w:bCs/>
+          <w:sz w:val="28"/>
+          <w:szCs w:val="28"/>
+          <w:lang w:val="en-US"/>
         </w:rPr>
       </w:pPr>
       <w:r>
@@ -21395,7 +22120,7 @@
       </w:r>
     </w:p>
     <w:sectPr>
-      <w:headerReference w:type="default" r:id="rId36"/>
+      <w:headerReference w:type="default" r:id="rId37"/>
       <w:pgSz w:w="11906" w:h="16838"/>
       <w:pgMar w:top="567" w:right="567" w:bottom="567" w:left="567" w:header="708" w:footer="708" w:gutter="0"/>
       <w:cols w:space="708"/>
@@ -28510,7 +29235,6 @@
   <w:style w:type="character" w:default="1" w:styleId="a0">
     <w:name w:val="Default Paragraph Font"/>
     <w:uiPriority w:val="1"/>
-    <w:semiHidden/>
     <w:unhideWhenUsed/>
   </w:style>
   <w:style w:type="table" w:default="1" w:styleId="a1">

--- a/Сессия 7/Otchjot (3).docx
+++ b/Сессия 7/Otchjot (3).docx
@@ -2093,23 +2093,7 @@
           <w:sz w:val="28"/>
           <w:szCs w:val="28"/>
         </w:rPr>
-        <w:t> процесс разработки и интеграции программных модулей информационной системы «</w:t>
-      </w:r>
-      <w:proofErr w:type="spellStart"/>
-      <w:r>
-        <w:rPr>
-          <w:sz w:val="28"/>
-          <w:szCs w:val="28"/>
-        </w:rPr>
-        <w:t>AgroControl</w:t>
-      </w:r>
-      <w:proofErr w:type="spellEnd"/>
-      <w:r>
-        <w:rPr>
-          <w:sz w:val="28"/>
-          <w:szCs w:val="28"/>
-        </w:rPr>
-        <w:t>».</w:t>
+        <w:t> процесс разработки и интеграции программных модулей информационной системы «AgroControl».</w:t>
       </w:r>
     </w:p>
     <w:p>
@@ -2315,39 +2299,7 @@
           <w:sz w:val="28"/>
           <w:szCs w:val="28"/>
         </w:rPr>
-        <w:t> </w:t>
-      </w:r>
-      <w:proofErr w:type="spellStart"/>
-      <w:r>
-        <w:rPr>
-          <w:sz w:val="28"/>
-          <w:szCs w:val="28"/>
-        </w:rPr>
-        <w:t>Git</w:t>
-      </w:r>
-      <w:proofErr w:type="spellEnd"/>
-      <w:r>
-        <w:rPr>
-          <w:sz w:val="28"/>
-          <w:szCs w:val="28"/>
-        </w:rPr>
-        <w:t xml:space="preserve"> (платформа </w:t>
-      </w:r>
-      <w:proofErr w:type="spellStart"/>
-      <w:r>
-        <w:rPr>
-          <w:sz w:val="28"/>
-          <w:szCs w:val="28"/>
-        </w:rPr>
-        <w:t>GitHub</w:t>
-      </w:r>
-      <w:proofErr w:type="spellEnd"/>
-      <w:r>
-        <w:rPr>
-          <w:sz w:val="28"/>
-          <w:szCs w:val="28"/>
-        </w:rPr>
-        <w:t>)</w:t>
+        <w:t> Git (платформа GitHub)</w:t>
       </w:r>
     </w:p>
     <w:p>
@@ -2378,49 +2330,8 @@
           <w:sz w:val="28"/>
           <w:szCs w:val="28"/>
         </w:rPr>
-        <w:t> </w:t>
-      </w:r>
-      <w:proofErr w:type="spellStart"/>
-      <w:r>
-        <w:rPr>
-          <w:sz w:val="28"/>
-          <w:szCs w:val="28"/>
-        </w:rPr>
-        <w:t>MSTest</w:t>
-      </w:r>
-      <w:proofErr w:type="spellEnd"/>
-      <w:r>
-        <w:rPr>
-          <w:sz w:val="28"/>
-          <w:szCs w:val="28"/>
-        </w:rPr>
-        <w:t xml:space="preserve"> v3.6.4, </w:t>
-      </w:r>
-      <w:proofErr w:type="spellStart"/>
-      <w:r>
-        <w:rPr>
-          <w:sz w:val="28"/>
-          <w:szCs w:val="28"/>
-        </w:rPr>
-        <w:t>Moq</w:t>
-      </w:r>
-      <w:proofErr w:type="spellEnd"/>
-      <w:r>
-        <w:rPr>
-          <w:sz w:val="28"/>
-          <w:szCs w:val="28"/>
-        </w:rPr>
-        <w:t xml:space="preserve"> v4.20.72, </w:t>
-      </w:r>
-      <w:proofErr w:type="spellStart"/>
-      <w:r>
-        <w:rPr>
-          <w:sz w:val="28"/>
-          <w:szCs w:val="28"/>
-        </w:rPr>
-        <w:t>Microsoft.AspNetCore.TestHost</w:t>
-      </w:r>
-      <w:proofErr w:type="spellEnd"/>
+        <w:t> MSTest v3.6.4, Moq v4.20.72, Microsoft.AspNetCore.TestHost</w:t>
+      </w:r>
     </w:p>
     <w:p>
       <w:pPr>
@@ -2467,39 +2378,7 @@
           <w:sz w:val="28"/>
           <w:szCs w:val="28"/>
         </w:rPr>
-        <w:t xml:space="preserve">-Next (хеширование паролей), </w:t>
-      </w:r>
-      <w:proofErr w:type="spellStart"/>
-      <w:r>
-        <w:rPr>
-          <w:sz w:val="28"/>
-          <w:szCs w:val="28"/>
-        </w:rPr>
-        <w:t>Newtonsoft.Json</w:t>
-      </w:r>
-      <w:proofErr w:type="spellEnd"/>
-      <w:r>
-        <w:rPr>
-          <w:sz w:val="28"/>
-          <w:szCs w:val="28"/>
-        </w:rPr>
-        <w:t xml:space="preserve"> (сериализация), </w:t>
-      </w:r>
-      <w:proofErr w:type="spellStart"/>
-      <w:r>
-        <w:rPr>
-          <w:sz w:val="28"/>
-          <w:szCs w:val="28"/>
-        </w:rPr>
-        <w:t>EPPlus</w:t>
-      </w:r>
-      <w:proofErr w:type="spellEnd"/>
-      <w:r>
-        <w:rPr>
-          <w:sz w:val="28"/>
-          <w:szCs w:val="28"/>
-        </w:rPr>
-        <w:t xml:space="preserve"> (экспорт в Excel)</w:t>
+        <w:t>-Next (хеширование паролей), Newtonsoft.Json (сериализация), EPPlus (экспорт в Excel)</w:t>
       </w:r>
     </w:p>
     <w:p>
@@ -2553,23 +2432,7 @@
           <w:sz w:val="28"/>
           <w:szCs w:val="28"/>
         </w:rPr>
-        <w:t> ООО «</w:t>
-      </w:r>
-      <w:proofErr w:type="spellStart"/>
-      <w:r>
-        <w:rPr>
-          <w:sz w:val="28"/>
-          <w:szCs w:val="28"/>
-        </w:rPr>
-        <w:t>АгроСофт</w:t>
-      </w:r>
-      <w:proofErr w:type="spellEnd"/>
-      <w:r>
-        <w:rPr>
-          <w:sz w:val="28"/>
-          <w:szCs w:val="28"/>
-        </w:rPr>
-        <w:t>» (отдел разработки АСУ ТП).</w:t>
+        <w:t> ООО «АгроСофт» (отдел разработки АСУ ТП).</w:t>
       </w:r>
     </w:p>
     <w:p>
@@ -3002,23 +2865,7 @@
           <w:sz w:val="28"/>
           <w:szCs w:val="28"/>
         </w:rPr>
-        <w:t xml:space="preserve"> – создаёт рецептуры, </w:t>
-      </w:r>
-      <w:proofErr w:type="spellStart"/>
-      <w:r>
-        <w:rPr>
-          <w:sz w:val="28"/>
-          <w:szCs w:val="28"/>
-        </w:rPr>
-        <w:t>техкарты</w:t>
-      </w:r>
-      <w:proofErr w:type="spellEnd"/>
-      <w:r>
-        <w:rPr>
-          <w:sz w:val="28"/>
-          <w:szCs w:val="28"/>
-        </w:rPr>
-        <w:t>, заказы, партии, контролирует ход производства.</w:t>
+        <w:t> – создаёт рецептуры, техкарты, заказы, партии, контролирует ход производства.</w:t>
       </w:r>
     </w:p>
     <w:p>
@@ -3085,24 +2932,18 @@
     </w:p>
     <w:p>
       <w:pPr>
-        <w:spacing w:line="360" w:lineRule="auto"/>
+        <w:spacing w:before="100" w:beforeAutospacing="1" w:after="100" w:afterAutospacing="1"/>
         <w:jc w:val="center"/>
-        <w:rPr>
-          <w:b/>
-          <w:bCs/>
-          <w:sz w:val="28"/>
-          <w:szCs w:val="28"/>
-        </w:rPr>
-      </w:pPr>
-      <w:r>
-        <w:rPr>
-          <w:lang w:val="en-US"/>
+      </w:pPr>
+      <w:r>
+        <w:rPr>
+          <w:noProof/>
         </w:rPr>
         <w:drawing>
-          <wp:inline distT="0" distB="0" distL="0" distR="0" wp14:anchorId="09863B80" wp14:editId="6AA69007">
-            <wp:extent cx="2505425" cy="5830114"/>
-            <wp:effectExtent l="19050" t="19050" r="28575" b="18415"/>
-            <wp:docPr id="1886317622" name="Рисунок 1"/>
+          <wp:inline distT="0" distB="0" distL="0" distR="0" wp14:anchorId="4A9BD108" wp14:editId="1EE7F6A7">
+            <wp:extent cx="3925392" cy="8867140"/>
+            <wp:effectExtent l="0" t="0" r="0" b="0"/>
+            <wp:docPr id="140141380" name="Рисунок 2"/>
             <wp:cNvGraphicFramePr>
               <a:graphicFrameLocks xmlns:a="http://schemas.openxmlformats.org/drawingml/2006/main" noChangeAspect="1"/>
             </wp:cNvGraphicFramePr>
@@ -3110,27 +2951,35 @@
               <a:graphicData uri="http://schemas.openxmlformats.org/drawingml/2006/picture">
                 <pic:pic xmlns:pic="http://schemas.openxmlformats.org/drawingml/2006/picture">
                   <pic:nvPicPr>
-                    <pic:cNvPr id="1886317622" name=""/>
-                    <pic:cNvPicPr/>
+                    <pic:cNvPr id="0" name="Picture 6"/>
+                    <pic:cNvPicPr>
+                      <a:picLocks noChangeAspect="1" noChangeArrowheads="1"/>
+                    </pic:cNvPicPr>
                   </pic:nvPicPr>
                   <pic:blipFill>
-                    <a:blip r:embed="rId11"/>
+                    <a:blip r:embed="rId11">
+                      <a:extLst>
+                        <a:ext uri="{28A0092B-C50C-407E-A947-70E740481C1C}">
+                          <a14:useLocalDpi xmlns:a14="http://schemas.microsoft.com/office/drawing/2010/main" val="0"/>
+                        </a:ext>
+                      </a:extLst>
+                    </a:blip>
+                    <a:srcRect/>
                     <a:stretch>
                       <a:fillRect/>
                     </a:stretch>
                   </pic:blipFill>
-                  <pic:spPr>
+                  <pic:spPr bwMode="auto">
                     <a:xfrm>
                       <a:off x="0" y="0"/>
-                      <a:ext cx="2505425" cy="5830114"/>
+                      <a:ext cx="3928947" cy="8875171"/>
                     </a:xfrm>
                     <a:prstGeom prst="rect">
                       <a:avLst/>
                     </a:prstGeom>
+                    <a:noFill/>
                     <a:ln>
-                      <a:solidFill>
-                        <a:schemeClr val="tx1"/>
-                      </a:solidFill>
+                      <a:noFill/>
                     </a:ln>
                   </pic:spPr>
                 </pic:pic>
@@ -3164,16 +3013,6 @@
     <w:p>
       <w:pPr>
         <w:spacing w:line="360" w:lineRule="auto"/>
-        <w:jc w:val="center"/>
-        <w:rPr>
-          <w:sz w:val="28"/>
-          <w:szCs w:val="28"/>
-        </w:rPr>
-      </w:pPr>
-    </w:p>
-    <w:p>
-      <w:pPr>
-        <w:spacing w:line="360" w:lineRule="auto"/>
         <w:ind w:firstLine="709"/>
         <w:jc w:val="both"/>
         <w:rPr>
@@ -3270,23 +3109,7 @@
           <w:sz w:val="28"/>
           <w:szCs w:val="28"/>
         </w:rPr>
-        <w:t xml:space="preserve"> – рецептуры и </w:t>
-      </w:r>
-      <w:proofErr w:type="spellStart"/>
-      <w:r>
-        <w:rPr>
-          <w:sz w:val="28"/>
-          <w:szCs w:val="28"/>
-        </w:rPr>
-        <w:t>техкарты</w:t>
-      </w:r>
-      <w:proofErr w:type="spellEnd"/>
-      <w:r>
-        <w:rPr>
-          <w:sz w:val="28"/>
-          <w:szCs w:val="28"/>
-        </w:rPr>
-        <w:t xml:space="preserve"> имеют версии, при этом для одного продукта может быть только одна действующая версия каждого типа.</w:t>
+        <w:t> – рецептуры и техкарты имеют версии, при этом для одного продукта может быть только одна действующая версия каждого типа.</w:t>
       </w:r>
     </w:p>
     <w:p>
@@ -3317,23 +3140,7 @@
           <w:sz w:val="28"/>
           <w:szCs w:val="28"/>
         </w:rPr>
-        <w:t xml:space="preserve"> – каждая партия должна быть привязана к продукту, рецептуре, </w:t>
-      </w:r>
-      <w:proofErr w:type="spellStart"/>
-      <w:r>
-        <w:rPr>
-          <w:sz w:val="28"/>
-          <w:szCs w:val="28"/>
-        </w:rPr>
-        <w:t>техкарте</w:t>
-      </w:r>
-      <w:proofErr w:type="spellEnd"/>
-      <w:r>
-        <w:rPr>
-          <w:sz w:val="28"/>
-          <w:szCs w:val="28"/>
-        </w:rPr>
-        <w:t>, заказу; все введённые фактические данные и события сохраняются.</w:t>
+        <w:t> – каждая партия должна быть привязана к продукту, рецептуре, техкарте, заказу; все введённые фактические данные и события сохраняются.</w:t>
       </w:r>
     </w:p>
     <w:p>
@@ -3364,39 +3171,7 @@
           <w:sz w:val="28"/>
           <w:szCs w:val="28"/>
         </w:rPr>
-        <w:t xml:space="preserve"> – аутентификация пользователей по логину/паролю с хешированием </w:t>
-      </w:r>
-      <w:proofErr w:type="spellStart"/>
-      <w:r>
-        <w:rPr>
-          <w:sz w:val="28"/>
-          <w:szCs w:val="28"/>
-        </w:rPr>
-        <w:t>BCrypt</w:t>
-      </w:r>
-      <w:proofErr w:type="spellEnd"/>
-      <w:r>
-        <w:rPr>
-          <w:sz w:val="28"/>
-          <w:szCs w:val="28"/>
-        </w:rPr>
-        <w:t xml:space="preserve"> (JWT в текущей версии не используется для упрощения тестирования, но предусмотрен в сервисе </w:t>
-      </w:r>
-      <w:proofErr w:type="spellStart"/>
-      <w:r>
-        <w:rPr>
-          <w:sz w:val="28"/>
-          <w:szCs w:val="28"/>
-        </w:rPr>
-        <w:t>AuthService</w:t>
-      </w:r>
-      <w:proofErr w:type="spellEnd"/>
-      <w:r>
-        <w:rPr>
-          <w:sz w:val="28"/>
-          <w:szCs w:val="28"/>
-        </w:rPr>
-        <w:t>).</w:t>
+        <w:t> – аутентификация пользователей по логину/паролю с хешированием BCrypt (JWT в текущей версии не используется для упрощения тестирования, но предусмотрен в сервисе AuthService).</w:t>
       </w:r>
     </w:p>
     <w:p>
@@ -4073,23 +3848,7 @@
           <w:sz w:val="28"/>
           <w:szCs w:val="28"/>
         </w:rPr>
-        <w:t> – открывает диалог </w:t>
-      </w:r>
-      <w:proofErr w:type="spellStart"/>
-      <w:r>
-        <w:rPr>
-          <w:sz w:val="28"/>
-          <w:szCs w:val="28"/>
-        </w:rPr>
-        <w:t>RecipeEditDialog</w:t>
-      </w:r>
-      <w:proofErr w:type="spellEnd"/>
-      <w:r>
-        <w:rPr>
-          <w:sz w:val="28"/>
-          <w:szCs w:val="28"/>
-        </w:rPr>
-        <w:t> для выбора продукта, версии и статуса.</w:t>
+        <w:t> – открывает диалог RecipeEditDialog для выбора продукта, версии и статуса.</w:t>
       </w:r>
     </w:p>
     <w:p>
@@ -4213,23 +3972,7 @@
           <w:sz w:val="28"/>
           <w:szCs w:val="28"/>
         </w:rPr>
-        <w:t> – открывает окно </w:t>
-      </w:r>
-      <w:proofErr w:type="spellStart"/>
-      <w:r>
-        <w:rPr>
-          <w:sz w:val="28"/>
-          <w:szCs w:val="28"/>
-        </w:rPr>
-        <w:t>ComponentsWindow</w:t>
-      </w:r>
-      <w:proofErr w:type="spellEnd"/>
-      <w:r>
-        <w:rPr>
-          <w:sz w:val="28"/>
-          <w:szCs w:val="28"/>
-        </w:rPr>
-        <w:t>, где можно добавлять/удалять компоненты (сырьё) с указанием процента и порядка загрузки.</w:t>
+        <w:t> – открывает окно ComponentsWindow, где можно добавлять/удалять компоненты (сырьё) с указанием процента и порядка загрузки.</w:t>
       </w:r>
     </w:p>
     <w:p>
@@ -4483,39 +4226,7 @@
           <w:sz w:val="28"/>
           <w:szCs w:val="28"/>
         </w:rPr>
-        <w:t>Раздел «Отчёты» (рис. 6) позволяет выбрать один из трёх предустановленных отчётов: по партиям, по отклонениям, по использованию рецептур. Данные загружаются с API, отображаются в </w:t>
-      </w:r>
-      <w:proofErr w:type="spellStart"/>
-      <w:r>
-        <w:rPr>
-          <w:sz w:val="28"/>
-          <w:szCs w:val="28"/>
-        </w:rPr>
-        <w:t>DataGrid</w:t>
-      </w:r>
-      <w:proofErr w:type="spellEnd"/>
-      <w:r>
-        <w:rPr>
-          <w:sz w:val="28"/>
-          <w:szCs w:val="28"/>
-        </w:rPr>
-        <w:t xml:space="preserve">, есть возможность экспорта в CSV и Excel (библиотека </w:t>
-      </w:r>
-      <w:proofErr w:type="spellStart"/>
-      <w:r>
-        <w:rPr>
-          <w:sz w:val="28"/>
-          <w:szCs w:val="28"/>
-        </w:rPr>
-        <w:t>EPPlus</w:t>
-      </w:r>
-      <w:proofErr w:type="spellEnd"/>
-      <w:r>
-        <w:rPr>
-          <w:sz w:val="28"/>
-          <w:szCs w:val="28"/>
-        </w:rPr>
-        <w:t>).</w:t>
+        <w:t>Раздел «Отчёты» (рис. 6) позволяет выбрать один из трёх предустановленных отчётов: по партиям, по отклонениям, по использованию рецептур. Данные загружаются с API, отображаются в DataGrid, есть возможность экспорта в CSV и Excel (библиотека EPPlus).</w:t>
       </w:r>
     </w:p>
     <w:p>
@@ -4663,7 +4374,6 @@
         </w:rPr>
         <w:t>Для управления исходным кодом использовалась распределённая система контроля версий </w:t>
       </w:r>
-      <w:proofErr w:type="spellStart"/>
       <w:r>
         <w:rPr>
           <w:b/>
@@ -4673,7 +4383,6 @@
         </w:rPr>
         <w:t>Git</w:t>
       </w:r>
-      <w:proofErr w:type="spellEnd"/>
       <w:r>
         <w:rPr>
           <w:sz w:val="28"/>
@@ -4681,7 +4390,6 @@
         </w:rPr>
         <w:t>. Репозиторий размещён на платформе </w:t>
       </w:r>
-      <w:proofErr w:type="spellStart"/>
       <w:r>
         <w:rPr>
           <w:b/>
@@ -4691,7 +4399,6 @@
         </w:rPr>
         <w:t>GitHub</w:t>
       </w:r>
-      <w:proofErr w:type="spellEnd"/>
       <w:r>
         <w:rPr>
           <w:sz w:val="28"/>
@@ -4734,21 +4441,12 @@
           <w:szCs w:val="28"/>
         </w:rPr>
       </w:pPr>
-      <w:proofErr w:type="spellStart"/>
-      <w:r>
-        <w:rPr>
-          <w:sz w:val="28"/>
-          <w:szCs w:val="28"/>
-        </w:rPr>
-        <w:t>main</w:t>
-      </w:r>
-      <w:proofErr w:type="spellEnd"/>
-      <w:r>
-        <w:rPr>
-          <w:sz w:val="28"/>
-          <w:szCs w:val="28"/>
-        </w:rPr>
-        <w:t> – стабильная версия, готовая к демонстрации.</w:t>
+      <w:r>
+        <w:rPr>
+          <w:sz w:val="28"/>
+          <w:szCs w:val="28"/>
+        </w:rPr>
+        <w:t>main – стабильная версия, готовая к демонстрации.</w:t>
       </w:r>
     </w:p>
     <w:p>
@@ -4765,21 +4463,12 @@
           <w:szCs w:val="28"/>
         </w:rPr>
       </w:pPr>
-      <w:proofErr w:type="spellStart"/>
-      <w:r>
-        <w:rPr>
-          <w:sz w:val="28"/>
-          <w:szCs w:val="28"/>
-        </w:rPr>
-        <w:t>develop</w:t>
-      </w:r>
-      <w:proofErr w:type="spellEnd"/>
-      <w:r>
-        <w:rPr>
-          <w:sz w:val="28"/>
-          <w:szCs w:val="28"/>
-        </w:rPr>
-        <w:t> – основная ветка разработки.</w:t>
+      <w:r>
+        <w:rPr>
+          <w:sz w:val="28"/>
+          <w:szCs w:val="28"/>
+        </w:rPr>
+        <w:t>develop – основная ветка разработки.</w:t>
       </w:r>
     </w:p>
     <w:p>
@@ -4796,37 +4485,12 @@
           <w:szCs w:val="28"/>
         </w:rPr>
       </w:pPr>
-      <w:proofErr w:type="spellStart"/>
-      <w:r>
-        <w:rPr>
-          <w:sz w:val="28"/>
-          <w:szCs w:val="28"/>
-        </w:rPr>
-        <w:t>feature</w:t>
-      </w:r>
-      <w:proofErr w:type="spellEnd"/>
-      <w:r>
-        <w:rPr>
-          <w:sz w:val="28"/>
-          <w:szCs w:val="28"/>
-        </w:rPr>
-        <w:t>/</w:t>
-      </w:r>
-      <w:proofErr w:type="spellStart"/>
-      <w:r>
-        <w:rPr>
-          <w:sz w:val="28"/>
-          <w:szCs w:val="28"/>
-        </w:rPr>
-        <w:t>api-auth</w:t>
-      </w:r>
-      <w:proofErr w:type="spellEnd"/>
-      <w:r>
-        <w:rPr>
-          <w:sz w:val="28"/>
-          <w:szCs w:val="28"/>
-        </w:rPr>
-        <w:t> – реализация аутентификации.</w:t>
+      <w:r>
+        <w:rPr>
+          <w:sz w:val="28"/>
+          <w:szCs w:val="28"/>
+        </w:rPr>
+        <w:t>feature/api-auth – реализация аутентификации.</w:t>
       </w:r>
     </w:p>
     <w:p>
@@ -4843,37 +4507,12 @@
           <w:szCs w:val="28"/>
         </w:rPr>
       </w:pPr>
-      <w:proofErr w:type="spellStart"/>
-      <w:r>
-        <w:rPr>
-          <w:sz w:val="28"/>
-          <w:szCs w:val="28"/>
-        </w:rPr>
-        <w:t>feature</w:t>
-      </w:r>
-      <w:proofErr w:type="spellEnd"/>
-      <w:r>
-        <w:rPr>
-          <w:sz w:val="28"/>
-          <w:szCs w:val="28"/>
-        </w:rPr>
-        <w:t>/</w:t>
-      </w:r>
-      <w:proofErr w:type="spellStart"/>
-      <w:r>
-        <w:rPr>
-          <w:sz w:val="28"/>
-          <w:szCs w:val="28"/>
-        </w:rPr>
-        <w:t>laboratory-module</w:t>
-      </w:r>
-      <w:proofErr w:type="spellEnd"/>
-      <w:r>
-        <w:rPr>
-          <w:sz w:val="28"/>
-          <w:szCs w:val="28"/>
-        </w:rPr>
-        <w:t> – разработка лабораторного модуля.</w:t>
+      <w:r>
+        <w:rPr>
+          <w:sz w:val="28"/>
+          <w:szCs w:val="28"/>
+        </w:rPr>
+        <w:t>feature/laboratory-module – разработка лабораторного модуля.</w:t>
       </w:r>
     </w:p>
     <w:p>
@@ -4960,71 +4599,7 @@
           <w:sz w:val="28"/>
           <w:szCs w:val="28"/>
         </w:rPr>
-        <w:t>Каждое завершённое задание сопровождалось коммитом с описанием внесённых изменений. Периодически выполнялись операции </w:t>
-      </w:r>
-      <w:proofErr w:type="spellStart"/>
-      <w:r>
-        <w:rPr>
-          <w:sz w:val="28"/>
-          <w:szCs w:val="28"/>
-        </w:rPr>
-        <w:t>git</w:t>
-      </w:r>
-      <w:proofErr w:type="spellEnd"/>
-      <w:r>
-        <w:rPr>
-          <w:sz w:val="28"/>
-          <w:szCs w:val="28"/>
-        </w:rPr>
-        <w:t xml:space="preserve"> </w:t>
-      </w:r>
-      <w:proofErr w:type="spellStart"/>
-      <w:r>
-        <w:rPr>
-          <w:sz w:val="28"/>
-          <w:szCs w:val="28"/>
-        </w:rPr>
-        <w:t>pull</w:t>
-      </w:r>
-      <w:proofErr w:type="spellEnd"/>
-      <w:r>
-        <w:rPr>
-          <w:sz w:val="28"/>
-          <w:szCs w:val="28"/>
-        </w:rPr>
-        <w:t>, </w:t>
-      </w:r>
-      <w:proofErr w:type="spellStart"/>
-      <w:r>
-        <w:rPr>
-          <w:sz w:val="28"/>
-          <w:szCs w:val="28"/>
-        </w:rPr>
-        <w:t>git</w:t>
-      </w:r>
-      <w:proofErr w:type="spellEnd"/>
-      <w:r>
-        <w:rPr>
-          <w:sz w:val="28"/>
-          <w:szCs w:val="28"/>
-        </w:rPr>
-        <w:t xml:space="preserve"> </w:t>
-      </w:r>
-      <w:proofErr w:type="spellStart"/>
-      <w:r>
-        <w:rPr>
-          <w:sz w:val="28"/>
-          <w:szCs w:val="28"/>
-        </w:rPr>
-        <w:t>merge</w:t>
-      </w:r>
-      <w:proofErr w:type="spellEnd"/>
-      <w:r>
-        <w:rPr>
-          <w:sz w:val="28"/>
-          <w:szCs w:val="28"/>
-        </w:rPr>
-        <w:t>, разрешались конфликты. Скриншот истории коммитов приведён на рисунке 8.</w:t>
+        <w:t>Каждое завершённое задание сопровождалось коммитом с описанием внесённых изменений. Периодически выполнялись операции git pull, git merge, разрешались конфликты. Скриншот истории коммитов приведён на рисунке 8.</w:t>
       </w:r>
     </w:p>
     <w:p>
@@ -5106,27 +4681,7 @@
           <w:sz w:val="28"/>
           <w:szCs w:val="28"/>
         </w:rPr>
-        <w:t xml:space="preserve">Рисунок 7 – Репозиторий на </w:t>
-      </w:r>
-      <w:proofErr w:type="spellStart"/>
-      <w:r>
-        <w:rPr>
-          <w:b/>
-          <w:bCs/>
-          <w:sz w:val="28"/>
-          <w:szCs w:val="28"/>
-        </w:rPr>
-        <w:t>GitHub</w:t>
-      </w:r>
-      <w:proofErr w:type="spellEnd"/>
-      <w:r>
-        <w:rPr>
-          <w:b/>
-          <w:bCs/>
-          <w:sz w:val="28"/>
-          <w:szCs w:val="28"/>
-        </w:rPr>
-        <w:t xml:space="preserve"> (главная страница)</w:t>
+        <w:t>Рисунок 7 – Репозиторий на GitHub (главная страница)</w:t>
       </w:r>
     </w:p>
     <w:p>
@@ -5216,55 +4771,7 @@
           <w:szCs w:val="28"/>
         </w:rPr>
         <w:br/>
-        <w:t xml:space="preserve">(Вставить скриншот из </w:t>
-      </w:r>
-      <w:proofErr w:type="spellStart"/>
-      <w:r>
-        <w:rPr>
-          <w:sz w:val="28"/>
-          <w:szCs w:val="28"/>
-        </w:rPr>
-        <w:t>GitKraken</w:t>
-      </w:r>
-      <w:proofErr w:type="spellEnd"/>
-      <w:r>
-        <w:rPr>
-          <w:sz w:val="28"/>
-          <w:szCs w:val="28"/>
-        </w:rPr>
-        <w:t xml:space="preserve"> или </w:t>
-      </w:r>
-      <w:proofErr w:type="spellStart"/>
-      <w:r>
-        <w:rPr>
-          <w:sz w:val="28"/>
-          <w:szCs w:val="28"/>
-        </w:rPr>
-        <w:t>GitHub</w:t>
-      </w:r>
-      <w:proofErr w:type="spellEnd"/>
-      <w:r>
-        <w:rPr>
-          <w:sz w:val="28"/>
-          <w:szCs w:val="28"/>
-        </w:rPr>
-        <w:t xml:space="preserve"> </w:t>
-      </w:r>
-      <w:proofErr w:type="spellStart"/>
-      <w:r>
-        <w:rPr>
-          <w:sz w:val="28"/>
-          <w:szCs w:val="28"/>
-        </w:rPr>
-        <w:t>Insights</w:t>
-      </w:r>
-      <w:proofErr w:type="spellEnd"/>
-      <w:r>
-        <w:rPr>
-          <w:sz w:val="28"/>
-          <w:szCs w:val="28"/>
-        </w:rPr>
-        <w:t>)</w:t>
+        <w:t>(Вставить скриншот из GitKraken или GitHub Insights)</w:t>
       </w:r>
       <w:r>
         <w:rPr>
@@ -5364,23 +4871,7 @@
           <w:sz w:val="28"/>
           <w:szCs w:val="28"/>
         </w:rPr>
-        <w:t> базы данных </w:t>
-      </w:r>
-      <w:proofErr w:type="spellStart"/>
-      <w:r>
-        <w:rPr>
-          <w:sz w:val="28"/>
-          <w:szCs w:val="28"/>
-        </w:rPr>
-        <w:t>AgroControlDB</w:t>
-      </w:r>
-      <w:proofErr w:type="spellEnd"/>
-      <w:r>
-        <w:rPr>
-          <w:sz w:val="28"/>
-          <w:szCs w:val="28"/>
-        </w:rPr>
-        <w:t> представлена на рисунке 9. База содержит 14 основных таблиц, связанных внешними ключами. Все таблицы названы на русском языке согласно ТЗ.</w:t>
+        <w:t> базы данных AgroControlDB представлена на рисунке 9. База содержит 14 основных таблиц, связанных внешними ключами. Все таблицы названы на русском языке согласно ТЗ.</w:t>
       </w:r>
     </w:p>
     <w:p>
@@ -5512,71 +5003,7 @@
           <w:sz w:val="28"/>
           <w:szCs w:val="28"/>
         </w:rPr>
-        <w:t xml:space="preserve">Пользователи – ID, </w:t>
-      </w:r>
-      <w:proofErr w:type="spellStart"/>
-      <w:r>
-        <w:rPr>
-          <w:sz w:val="28"/>
-          <w:szCs w:val="28"/>
-        </w:rPr>
-        <w:t>ИмяПользователя</w:t>
-      </w:r>
-      <w:proofErr w:type="spellEnd"/>
-      <w:r>
-        <w:rPr>
-          <w:sz w:val="28"/>
-          <w:szCs w:val="28"/>
-        </w:rPr>
-        <w:t xml:space="preserve">, </w:t>
-      </w:r>
-      <w:proofErr w:type="spellStart"/>
-      <w:r>
-        <w:rPr>
-          <w:sz w:val="28"/>
-          <w:szCs w:val="28"/>
-        </w:rPr>
-        <w:t>ХэшПароля</w:t>
-      </w:r>
-      <w:proofErr w:type="spellEnd"/>
-      <w:r>
-        <w:rPr>
-          <w:sz w:val="28"/>
-          <w:szCs w:val="28"/>
-        </w:rPr>
-        <w:t xml:space="preserve">, </w:t>
-      </w:r>
-      <w:proofErr w:type="spellStart"/>
-      <w:r>
-        <w:rPr>
-          <w:sz w:val="28"/>
-          <w:szCs w:val="28"/>
-        </w:rPr>
-        <w:t>ПолноеИмя</w:t>
-      </w:r>
-      <w:proofErr w:type="spellEnd"/>
-      <w:r>
-        <w:rPr>
-          <w:sz w:val="28"/>
-          <w:szCs w:val="28"/>
-        </w:rPr>
-        <w:t xml:space="preserve">, Роль, </w:t>
-      </w:r>
-      <w:proofErr w:type="spellStart"/>
-      <w:r>
-        <w:rPr>
-          <w:sz w:val="28"/>
-          <w:szCs w:val="28"/>
-        </w:rPr>
-        <w:t>Email</w:t>
-      </w:r>
-      <w:proofErr w:type="spellEnd"/>
-      <w:r>
-        <w:rPr>
-          <w:sz w:val="28"/>
-          <w:szCs w:val="28"/>
-        </w:rPr>
-        <w:t>, Телефон, Активен, Фото.</w:t>
+        <w:t>Пользователи – ID, ИмяПользователя, ХэшПароля, ПолноеИмя, Роль, Email, Телефон, Активен, Фото.</w:t>
       </w:r>
     </w:p>
     <w:p>
@@ -5598,23 +5025,7 @@
           <w:sz w:val="28"/>
           <w:szCs w:val="28"/>
         </w:rPr>
-        <w:t xml:space="preserve">Продукция – ID, Код (уникальный), Наименование, Тип, </w:t>
-      </w:r>
-      <w:proofErr w:type="spellStart"/>
-      <w:r>
-        <w:rPr>
-          <w:sz w:val="28"/>
-          <w:szCs w:val="28"/>
-        </w:rPr>
-        <w:t>ФормаВыпуска</w:t>
-      </w:r>
-      <w:proofErr w:type="spellEnd"/>
-      <w:r>
-        <w:rPr>
-          <w:sz w:val="28"/>
-          <w:szCs w:val="28"/>
-        </w:rPr>
-        <w:t>, Статус.</w:t>
+        <w:t>Продукция – ID, Код (уникальный), Наименование, Тип, ФормаВыпуска, Статус.</w:t>
       </w:r>
     </w:p>
     <w:p>
@@ -5636,23 +5047,7 @@
           <w:sz w:val="28"/>
           <w:szCs w:val="28"/>
         </w:rPr>
-        <w:t xml:space="preserve">Сырье – ID, Код, Наименование, </w:t>
-      </w:r>
-      <w:proofErr w:type="spellStart"/>
-      <w:r>
-        <w:rPr>
-          <w:sz w:val="28"/>
-          <w:szCs w:val="28"/>
-        </w:rPr>
-        <w:t>ЕдиницаИзмерения</w:t>
-      </w:r>
-      <w:proofErr w:type="spellEnd"/>
-      <w:r>
-        <w:rPr>
-          <w:sz w:val="28"/>
-          <w:szCs w:val="28"/>
-        </w:rPr>
-        <w:t>, Категория.</w:t>
+        <w:t>Сырье – ID, Код, Наименование, ЕдиницаИзмерения, Категория.</w:t>
       </w:r>
     </w:p>
     <w:p>
@@ -5674,87 +5069,7 @@
           <w:sz w:val="28"/>
           <w:szCs w:val="28"/>
         </w:rPr>
-        <w:t xml:space="preserve">Рецептуры – ID, </w:t>
-      </w:r>
-      <w:proofErr w:type="spellStart"/>
-      <w:r>
-        <w:rPr>
-          <w:sz w:val="28"/>
-          <w:szCs w:val="28"/>
-        </w:rPr>
-        <w:t>ПродуктID</w:t>
-      </w:r>
-      <w:proofErr w:type="spellEnd"/>
-      <w:r>
-        <w:rPr>
-          <w:sz w:val="28"/>
-          <w:szCs w:val="28"/>
-        </w:rPr>
-        <w:t xml:space="preserve">, Версия, Статус, </w:t>
-      </w:r>
-      <w:proofErr w:type="spellStart"/>
-      <w:r>
-        <w:rPr>
-          <w:sz w:val="28"/>
-          <w:szCs w:val="28"/>
-        </w:rPr>
-        <w:t>ДатаСоздания</w:t>
-      </w:r>
-      <w:proofErr w:type="spellEnd"/>
-      <w:r>
-        <w:rPr>
-          <w:sz w:val="28"/>
-          <w:szCs w:val="28"/>
-        </w:rPr>
-        <w:t xml:space="preserve">, </w:t>
-      </w:r>
-      <w:proofErr w:type="spellStart"/>
-      <w:r>
-        <w:rPr>
-          <w:sz w:val="28"/>
-          <w:szCs w:val="28"/>
-        </w:rPr>
-        <w:t>СоздалID</w:t>
-      </w:r>
-      <w:proofErr w:type="spellEnd"/>
-      <w:r>
-        <w:rPr>
-          <w:sz w:val="28"/>
-          <w:szCs w:val="28"/>
-        </w:rPr>
-        <w:t xml:space="preserve">, </w:t>
-      </w:r>
-      <w:proofErr w:type="spellStart"/>
-      <w:r>
-        <w:rPr>
-          <w:sz w:val="28"/>
-          <w:szCs w:val="28"/>
-        </w:rPr>
-        <w:t>ДатаУтверждения</w:t>
-      </w:r>
-      <w:proofErr w:type="spellEnd"/>
-      <w:r>
-        <w:rPr>
-          <w:sz w:val="28"/>
-          <w:szCs w:val="28"/>
-        </w:rPr>
-        <w:t xml:space="preserve">, </w:t>
-      </w:r>
-      <w:proofErr w:type="spellStart"/>
-      <w:r>
-        <w:rPr>
-          <w:sz w:val="28"/>
-          <w:szCs w:val="28"/>
-        </w:rPr>
-        <w:t>УтвердилID</w:t>
-      </w:r>
-      <w:proofErr w:type="spellEnd"/>
-      <w:r>
-        <w:rPr>
-          <w:sz w:val="28"/>
-          <w:szCs w:val="28"/>
-        </w:rPr>
-        <w:t>.</w:t>
+        <w:t>Рецептуры – ID, ПродуктID, Версия, Статус, ДатаСоздания, СоздалID, ДатаУтверждения, УтвердилID.</w:t>
       </w:r>
     </w:p>
     <w:p>
@@ -5771,101 +5086,12 @@
           <w:szCs w:val="28"/>
         </w:rPr>
       </w:pPr>
-      <w:proofErr w:type="spellStart"/>
-      <w:r>
-        <w:rPr>
-          <w:sz w:val="28"/>
-          <w:szCs w:val="28"/>
-        </w:rPr>
-        <w:t>СоставРецептуры</w:t>
-      </w:r>
-      <w:proofErr w:type="spellEnd"/>
-      <w:r>
-        <w:rPr>
-          <w:sz w:val="28"/>
-          <w:szCs w:val="28"/>
-        </w:rPr>
-        <w:t xml:space="preserve"> – ID, </w:t>
-      </w:r>
-      <w:proofErr w:type="spellStart"/>
-      <w:r>
-        <w:rPr>
-          <w:sz w:val="28"/>
-          <w:szCs w:val="28"/>
-        </w:rPr>
-        <w:t>РецептID</w:t>
-      </w:r>
-      <w:proofErr w:type="spellEnd"/>
-      <w:r>
-        <w:rPr>
-          <w:sz w:val="28"/>
-          <w:szCs w:val="28"/>
-        </w:rPr>
-        <w:t xml:space="preserve">, </w:t>
-      </w:r>
-      <w:proofErr w:type="spellStart"/>
-      <w:r>
-        <w:rPr>
-          <w:sz w:val="28"/>
-          <w:szCs w:val="28"/>
-        </w:rPr>
-        <w:t>СырьеID</w:t>
-      </w:r>
-      <w:proofErr w:type="spellEnd"/>
-      <w:r>
-        <w:rPr>
-          <w:sz w:val="28"/>
-          <w:szCs w:val="28"/>
-        </w:rPr>
-        <w:t xml:space="preserve">, Процент (&gt;0), </w:t>
-      </w:r>
-      <w:proofErr w:type="spellStart"/>
-      <w:r>
-        <w:rPr>
-          <w:sz w:val="28"/>
-          <w:szCs w:val="28"/>
-        </w:rPr>
-        <w:t>ПорядокЗагрузки</w:t>
-      </w:r>
-      <w:proofErr w:type="spellEnd"/>
-      <w:r>
-        <w:rPr>
-          <w:sz w:val="28"/>
-          <w:szCs w:val="28"/>
-        </w:rPr>
-        <w:t xml:space="preserve">, </w:t>
-      </w:r>
-      <w:proofErr w:type="spellStart"/>
-      <w:r>
-        <w:rPr>
-          <w:sz w:val="28"/>
-          <w:szCs w:val="28"/>
-        </w:rPr>
-        <w:t>ДопускОт</w:t>
-      </w:r>
-      <w:proofErr w:type="spellEnd"/>
-      <w:r>
-        <w:rPr>
-          <w:sz w:val="28"/>
-          <w:szCs w:val="28"/>
-        </w:rPr>
-        <w:t xml:space="preserve">, </w:t>
-      </w:r>
-      <w:proofErr w:type="spellStart"/>
-      <w:r>
-        <w:rPr>
-          <w:sz w:val="28"/>
-          <w:szCs w:val="28"/>
-        </w:rPr>
-        <w:t>ДопускДо</w:t>
-      </w:r>
-      <w:proofErr w:type="spellEnd"/>
-      <w:r>
-        <w:rPr>
-          <w:sz w:val="28"/>
-          <w:szCs w:val="28"/>
-        </w:rPr>
-        <w:t>.</w:t>
+      <w:r>
+        <w:rPr>
+          <w:sz w:val="28"/>
+          <w:szCs w:val="28"/>
+        </w:rPr>
+        <w:t>СоставРецептуры – ID, РецептID, СырьеID, Процент (&gt;0), ПорядокЗагрузки, ДопускОт, ДопускДо.</w:t>
       </w:r>
     </w:p>
     <w:p>
@@ -5882,53 +5108,12 @@
           <w:szCs w:val="28"/>
         </w:rPr>
       </w:pPr>
-      <w:proofErr w:type="spellStart"/>
-      <w:r>
-        <w:rPr>
-          <w:sz w:val="28"/>
-          <w:szCs w:val="28"/>
-        </w:rPr>
-        <w:t>ТехКарты</w:t>
-      </w:r>
-      <w:proofErr w:type="spellEnd"/>
-      <w:r>
-        <w:rPr>
-          <w:sz w:val="28"/>
-          <w:szCs w:val="28"/>
-        </w:rPr>
-        <w:t xml:space="preserve"> – ID, </w:t>
-      </w:r>
-      <w:proofErr w:type="spellStart"/>
-      <w:r>
-        <w:rPr>
-          <w:sz w:val="28"/>
-          <w:szCs w:val="28"/>
-        </w:rPr>
-        <w:t>ПродуктID</w:t>
-      </w:r>
-      <w:proofErr w:type="spellEnd"/>
-      <w:r>
-        <w:rPr>
-          <w:sz w:val="28"/>
-          <w:szCs w:val="28"/>
-        </w:rPr>
-        <w:t xml:space="preserve">, Версия, Статус, </w:t>
-      </w:r>
-      <w:proofErr w:type="spellStart"/>
-      <w:r>
-        <w:rPr>
-          <w:sz w:val="28"/>
-          <w:szCs w:val="28"/>
-        </w:rPr>
-        <w:t>ДатаСоздания</w:t>
-      </w:r>
-      <w:proofErr w:type="spellEnd"/>
-      <w:r>
-        <w:rPr>
-          <w:sz w:val="28"/>
-          <w:szCs w:val="28"/>
-        </w:rPr>
-        <w:t>.</w:t>
+      <w:r>
+        <w:rPr>
+          <w:sz w:val="28"/>
+          <w:szCs w:val="28"/>
+        </w:rPr>
+        <w:t>ТехКарты – ID, ПродуктID, Версия, Статус, ДатаСоздания.</w:t>
       </w:r>
     </w:p>
     <w:p>
@@ -5945,117 +5130,12 @@
           <w:szCs w:val="28"/>
         </w:rPr>
       </w:pPr>
-      <w:proofErr w:type="spellStart"/>
-      <w:r>
-        <w:rPr>
-          <w:sz w:val="28"/>
-          <w:szCs w:val="28"/>
-        </w:rPr>
-        <w:t>ШагиТехКарты</w:t>
-      </w:r>
-      <w:proofErr w:type="spellEnd"/>
-      <w:r>
-        <w:rPr>
-          <w:sz w:val="28"/>
-          <w:szCs w:val="28"/>
-        </w:rPr>
-        <w:t xml:space="preserve"> – ID, </w:t>
-      </w:r>
-      <w:proofErr w:type="spellStart"/>
-      <w:r>
-        <w:rPr>
-          <w:sz w:val="28"/>
-          <w:szCs w:val="28"/>
-        </w:rPr>
-        <w:t>ТехКартаID</w:t>
-      </w:r>
-      <w:proofErr w:type="spellEnd"/>
-      <w:r>
-        <w:rPr>
-          <w:sz w:val="28"/>
-          <w:szCs w:val="28"/>
-        </w:rPr>
-        <w:t xml:space="preserve">, </w:t>
-      </w:r>
-      <w:proofErr w:type="spellStart"/>
-      <w:r>
-        <w:rPr>
-          <w:sz w:val="28"/>
-          <w:szCs w:val="28"/>
-        </w:rPr>
-        <w:t>НомерШага</w:t>
-      </w:r>
-      <w:proofErr w:type="spellEnd"/>
-      <w:r>
-        <w:rPr>
-          <w:sz w:val="28"/>
-          <w:szCs w:val="28"/>
-        </w:rPr>
-        <w:t xml:space="preserve">, </w:t>
-      </w:r>
-      <w:proofErr w:type="spellStart"/>
-      <w:r>
-        <w:rPr>
-          <w:sz w:val="28"/>
-          <w:szCs w:val="28"/>
-        </w:rPr>
-        <w:t>НаименованиеШага</w:t>
-      </w:r>
-      <w:proofErr w:type="spellEnd"/>
-      <w:r>
-        <w:rPr>
-          <w:sz w:val="28"/>
-          <w:szCs w:val="28"/>
-        </w:rPr>
-        <w:t xml:space="preserve">, </w:t>
-      </w:r>
-      <w:proofErr w:type="spellStart"/>
-      <w:r>
-        <w:rPr>
-          <w:sz w:val="28"/>
-          <w:szCs w:val="28"/>
-        </w:rPr>
-        <w:t>ПланТемпература</w:t>
-      </w:r>
-      <w:proofErr w:type="spellEnd"/>
-      <w:r>
-        <w:rPr>
-          <w:sz w:val="28"/>
-          <w:szCs w:val="28"/>
-        </w:rPr>
-        <w:t xml:space="preserve">, </w:t>
-      </w:r>
-      <w:proofErr w:type="spellStart"/>
-      <w:r>
-        <w:rPr>
-          <w:sz w:val="28"/>
-          <w:szCs w:val="28"/>
-        </w:rPr>
-        <w:t>ПланДлительностьМинут</w:t>
-      </w:r>
-      <w:proofErr w:type="spellEnd"/>
-      <w:r>
-        <w:rPr>
-          <w:sz w:val="28"/>
-          <w:szCs w:val="28"/>
-        </w:rPr>
-        <w:t xml:space="preserve">, </w:t>
-      </w:r>
-      <w:proofErr w:type="spellStart"/>
-      <w:r>
-        <w:rPr>
-          <w:sz w:val="28"/>
-          <w:szCs w:val="28"/>
-        </w:rPr>
-        <w:t>ПланДавление</w:t>
-      </w:r>
-      <w:proofErr w:type="spellEnd"/>
-      <w:r>
-        <w:rPr>
-          <w:sz w:val="28"/>
-          <w:szCs w:val="28"/>
-        </w:rPr>
-        <w:t>, Обязательный, Инструкция.</w:t>
+      <w:r>
+        <w:rPr>
+          <w:sz w:val="28"/>
+          <w:szCs w:val="28"/>
+        </w:rPr>
+        <w:t>ШагиТехКарты – ID, ТехКартаID, НомерШага, НаименованиеШага, ПланТемпература, ПланДлительностьМинут, ПланДавление, Обязательный, Инструкция.</w:t>
       </w:r>
     </w:p>
     <w:p>
@@ -6072,117 +5152,12 @@
           <w:szCs w:val="28"/>
         </w:rPr>
       </w:pPr>
-      <w:proofErr w:type="spellStart"/>
-      <w:r>
-        <w:rPr>
-          <w:sz w:val="28"/>
-          <w:szCs w:val="28"/>
-        </w:rPr>
-        <w:t>ПроизводственныеЗаказы</w:t>
-      </w:r>
-      <w:proofErr w:type="spellEnd"/>
-      <w:r>
-        <w:rPr>
-          <w:sz w:val="28"/>
-          <w:szCs w:val="28"/>
-        </w:rPr>
-        <w:t xml:space="preserve"> – ID, </w:t>
-      </w:r>
-      <w:proofErr w:type="spellStart"/>
-      <w:r>
-        <w:rPr>
-          <w:sz w:val="28"/>
-          <w:szCs w:val="28"/>
-        </w:rPr>
-        <w:t>НомерЗаказа</w:t>
-      </w:r>
-      <w:proofErr w:type="spellEnd"/>
-      <w:r>
-        <w:rPr>
-          <w:sz w:val="28"/>
-          <w:szCs w:val="28"/>
-        </w:rPr>
-        <w:t xml:space="preserve">, </w:t>
-      </w:r>
-      <w:proofErr w:type="spellStart"/>
-      <w:r>
-        <w:rPr>
-          <w:sz w:val="28"/>
-          <w:szCs w:val="28"/>
-        </w:rPr>
-        <w:t>ПродуктID</w:t>
-      </w:r>
-      <w:proofErr w:type="spellEnd"/>
-      <w:r>
-        <w:rPr>
-          <w:sz w:val="28"/>
-          <w:szCs w:val="28"/>
-        </w:rPr>
-        <w:t xml:space="preserve">, </w:t>
-      </w:r>
-      <w:proofErr w:type="spellStart"/>
-      <w:r>
-        <w:rPr>
-          <w:sz w:val="28"/>
-          <w:szCs w:val="28"/>
-        </w:rPr>
-        <w:t>РецептID</w:t>
-      </w:r>
-      <w:proofErr w:type="spellEnd"/>
-      <w:r>
-        <w:rPr>
-          <w:sz w:val="28"/>
-          <w:szCs w:val="28"/>
-        </w:rPr>
-        <w:t xml:space="preserve">, </w:t>
-      </w:r>
-      <w:proofErr w:type="spellStart"/>
-      <w:r>
-        <w:rPr>
-          <w:sz w:val="28"/>
-          <w:szCs w:val="28"/>
-        </w:rPr>
-        <w:t>ТехКартаID</w:t>
-      </w:r>
-      <w:proofErr w:type="spellEnd"/>
-      <w:r>
-        <w:rPr>
-          <w:sz w:val="28"/>
-          <w:szCs w:val="28"/>
-        </w:rPr>
-        <w:t xml:space="preserve">, </w:t>
-      </w:r>
-      <w:proofErr w:type="spellStart"/>
-      <w:r>
-        <w:rPr>
-          <w:sz w:val="28"/>
-          <w:szCs w:val="28"/>
-        </w:rPr>
-        <w:t>ПланКоличество_кг</w:t>
-      </w:r>
-      <w:proofErr w:type="spellEnd"/>
-      <w:r>
-        <w:rPr>
-          <w:sz w:val="28"/>
-          <w:szCs w:val="28"/>
-        </w:rPr>
-        <w:t xml:space="preserve">, Статус, </w:t>
-      </w:r>
-      <w:proofErr w:type="spellStart"/>
-      <w:r>
-        <w:rPr>
-          <w:sz w:val="28"/>
-          <w:szCs w:val="28"/>
-        </w:rPr>
-        <w:t>ПланДатаСтарта</w:t>
-      </w:r>
-      <w:proofErr w:type="spellEnd"/>
-      <w:r>
-        <w:rPr>
-          <w:sz w:val="28"/>
-          <w:szCs w:val="28"/>
-        </w:rPr>
-        <w:t>.</w:t>
+      <w:r>
+        <w:rPr>
+          <w:sz w:val="28"/>
+          <w:szCs w:val="28"/>
+        </w:rPr>
+        <w:t>ПроизводственныеЗаказы – ID, НомерЗаказа, ПродуктID, РецептID, ТехКартаID, ПланКоличество_кг, Статус, ПланДатаСтарта.</w:t>
       </w:r>
     </w:p>
     <w:p>
@@ -6199,181 +5174,12 @@
           <w:szCs w:val="28"/>
         </w:rPr>
       </w:pPr>
-      <w:proofErr w:type="spellStart"/>
-      <w:r>
-        <w:rPr>
-          <w:sz w:val="28"/>
-          <w:szCs w:val="28"/>
-        </w:rPr>
-        <w:t>ПроизводственныеПартии</w:t>
-      </w:r>
-      <w:proofErr w:type="spellEnd"/>
-      <w:r>
-        <w:rPr>
-          <w:sz w:val="28"/>
-          <w:szCs w:val="28"/>
-        </w:rPr>
-        <w:t xml:space="preserve"> – ID, </w:t>
-      </w:r>
-      <w:proofErr w:type="spellStart"/>
-      <w:r>
-        <w:rPr>
-          <w:sz w:val="28"/>
-          <w:szCs w:val="28"/>
-        </w:rPr>
-        <w:t>НомерПартии</w:t>
-      </w:r>
-      <w:proofErr w:type="spellEnd"/>
-      <w:r>
-        <w:rPr>
-          <w:sz w:val="28"/>
-          <w:szCs w:val="28"/>
-        </w:rPr>
-        <w:t xml:space="preserve">, </w:t>
-      </w:r>
-      <w:proofErr w:type="spellStart"/>
-      <w:r>
-        <w:rPr>
-          <w:sz w:val="28"/>
-          <w:szCs w:val="28"/>
-        </w:rPr>
-        <w:t>ЗаказID</w:t>
-      </w:r>
-      <w:proofErr w:type="spellEnd"/>
-      <w:r>
-        <w:rPr>
-          <w:sz w:val="28"/>
-          <w:szCs w:val="28"/>
-        </w:rPr>
-        <w:t xml:space="preserve">, </w:t>
-      </w:r>
-      <w:proofErr w:type="spellStart"/>
-      <w:r>
-        <w:rPr>
-          <w:sz w:val="28"/>
-          <w:szCs w:val="28"/>
-        </w:rPr>
-        <w:t>ВремяСтарта</w:t>
-      </w:r>
-      <w:proofErr w:type="spellEnd"/>
-      <w:r>
-        <w:rPr>
-          <w:sz w:val="28"/>
-          <w:szCs w:val="28"/>
-        </w:rPr>
-        <w:t xml:space="preserve">, </w:t>
-      </w:r>
-      <w:proofErr w:type="spellStart"/>
-      <w:r>
-        <w:rPr>
-          <w:sz w:val="28"/>
-          <w:szCs w:val="28"/>
-        </w:rPr>
-        <w:t>ВремяОкончания</w:t>
-      </w:r>
-      <w:proofErr w:type="spellEnd"/>
-      <w:r>
-        <w:rPr>
-          <w:sz w:val="28"/>
-          <w:szCs w:val="28"/>
-        </w:rPr>
-        <w:t xml:space="preserve">, Статус, </w:t>
-      </w:r>
-      <w:proofErr w:type="spellStart"/>
-      <w:r>
-        <w:rPr>
-          <w:sz w:val="28"/>
-          <w:szCs w:val="28"/>
-        </w:rPr>
-        <w:t>ФактКоличество_кг</w:t>
-      </w:r>
-      <w:proofErr w:type="spellEnd"/>
-      <w:r>
-        <w:rPr>
-          <w:sz w:val="28"/>
-          <w:szCs w:val="28"/>
-        </w:rPr>
-        <w:t xml:space="preserve">, </w:t>
-      </w:r>
-      <w:proofErr w:type="spellStart"/>
-      <w:r>
-        <w:rPr>
-          <w:sz w:val="28"/>
-          <w:szCs w:val="28"/>
-        </w:rPr>
-        <w:t>ТекущийШагID</w:t>
-      </w:r>
-      <w:proofErr w:type="spellEnd"/>
-      <w:r>
-        <w:rPr>
-          <w:sz w:val="28"/>
-          <w:szCs w:val="28"/>
-        </w:rPr>
-        <w:t xml:space="preserve">, </w:t>
-      </w:r>
-      <w:proofErr w:type="spellStart"/>
-      <w:r>
-        <w:rPr>
-          <w:sz w:val="28"/>
-          <w:szCs w:val="28"/>
-        </w:rPr>
-        <w:t>ЛабораторныйСтатус</w:t>
-      </w:r>
-      <w:proofErr w:type="spellEnd"/>
-      <w:r>
-        <w:rPr>
-          <w:sz w:val="28"/>
-          <w:szCs w:val="28"/>
-        </w:rPr>
-        <w:t xml:space="preserve">, </w:t>
-      </w:r>
-      <w:proofErr w:type="spellStart"/>
-      <w:r>
-        <w:rPr>
-          <w:sz w:val="28"/>
-          <w:szCs w:val="28"/>
-        </w:rPr>
-        <w:t>КомментарийРешения</w:t>
-      </w:r>
-      <w:proofErr w:type="spellEnd"/>
-      <w:r>
-        <w:rPr>
-          <w:sz w:val="28"/>
-          <w:szCs w:val="28"/>
-        </w:rPr>
-        <w:t xml:space="preserve">, </w:t>
-      </w:r>
-      <w:proofErr w:type="spellStart"/>
-      <w:r>
-        <w:rPr>
-          <w:sz w:val="28"/>
-          <w:szCs w:val="28"/>
-        </w:rPr>
-        <w:t>РешениеПринял</w:t>
-      </w:r>
-      <w:proofErr w:type="spellEnd"/>
-      <w:r>
-        <w:rPr>
-          <w:sz w:val="28"/>
-          <w:szCs w:val="28"/>
-        </w:rPr>
-        <w:t xml:space="preserve">, </w:t>
-      </w:r>
-      <w:proofErr w:type="spellStart"/>
-      <w:r>
-        <w:rPr>
-          <w:sz w:val="28"/>
-          <w:szCs w:val="28"/>
-        </w:rPr>
-        <w:t>ДатаРешения</w:t>
-      </w:r>
-      <w:proofErr w:type="spellEnd"/>
-      <w:r>
-        <w:rPr>
-          <w:sz w:val="28"/>
-          <w:szCs w:val="28"/>
-        </w:rPr>
-        <w:t>.</w:t>
+      <w:r>
+        <w:rPr>
+          <w:sz w:val="28"/>
+          <w:szCs w:val="28"/>
+        </w:rPr>
+        <w:t>ПроизводственныеПартии – ID, НомерПартии, ЗаказID, ВремяСтарта, ВремяОкончания, Статус, ФактКоличество_кг, ТекущийШагID, ЛабораторныйСтатус, КомментарийРешения, РешениеПринял, ДатаРешения.</w:t>
       </w:r>
     </w:p>
     <w:p>
@@ -6390,165 +5196,12 @@
           <w:szCs w:val="28"/>
         </w:rPr>
       </w:pPr>
-      <w:proofErr w:type="spellStart"/>
-      <w:r>
-        <w:rPr>
-          <w:sz w:val="28"/>
-          <w:szCs w:val="28"/>
-        </w:rPr>
-        <w:t>ВыполнениеШаговПартии</w:t>
-      </w:r>
-      <w:proofErr w:type="spellEnd"/>
-      <w:r>
-        <w:rPr>
-          <w:sz w:val="28"/>
-          <w:szCs w:val="28"/>
-        </w:rPr>
-        <w:t xml:space="preserve"> – ID, </w:t>
-      </w:r>
-      <w:proofErr w:type="spellStart"/>
-      <w:r>
-        <w:rPr>
-          <w:sz w:val="28"/>
-          <w:szCs w:val="28"/>
-        </w:rPr>
-        <w:t>ПартияПроизводстваID</w:t>
-      </w:r>
-      <w:proofErr w:type="spellEnd"/>
-      <w:r>
-        <w:rPr>
-          <w:sz w:val="28"/>
-          <w:szCs w:val="28"/>
-        </w:rPr>
-        <w:t xml:space="preserve">, </w:t>
-      </w:r>
-      <w:proofErr w:type="spellStart"/>
-      <w:r>
-        <w:rPr>
-          <w:sz w:val="28"/>
-          <w:szCs w:val="28"/>
-        </w:rPr>
-        <w:t>ШагТехКартыID</w:t>
-      </w:r>
-      <w:proofErr w:type="spellEnd"/>
-      <w:r>
-        <w:rPr>
-          <w:sz w:val="28"/>
-          <w:szCs w:val="28"/>
-        </w:rPr>
-        <w:t xml:space="preserve">, </w:t>
-      </w:r>
-      <w:proofErr w:type="spellStart"/>
-      <w:r>
-        <w:rPr>
-          <w:sz w:val="28"/>
-          <w:szCs w:val="28"/>
-        </w:rPr>
-        <w:t>ВремяСтарта</w:t>
-      </w:r>
-      <w:proofErr w:type="spellEnd"/>
-      <w:r>
-        <w:rPr>
-          <w:sz w:val="28"/>
-          <w:szCs w:val="28"/>
-        </w:rPr>
-        <w:t xml:space="preserve">, </w:t>
-      </w:r>
-      <w:proofErr w:type="spellStart"/>
-      <w:r>
-        <w:rPr>
-          <w:sz w:val="28"/>
-          <w:szCs w:val="28"/>
-        </w:rPr>
-        <w:t>ВремяОкончания</w:t>
-      </w:r>
-      <w:proofErr w:type="spellEnd"/>
-      <w:r>
-        <w:rPr>
-          <w:sz w:val="28"/>
-          <w:szCs w:val="28"/>
-        </w:rPr>
-        <w:t xml:space="preserve">, </w:t>
-      </w:r>
-      <w:proofErr w:type="spellStart"/>
-      <w:r>
-        <w:rPr>
-          <w:sz w:val="28"/>
-          <w:szCs w:val="28"/>
-        </w:rPr>
-        <w:t>ФактТемпература</w:t>
-      </w:r>
-      <w:proofErr w:type="spellEnd"/>
-      <w:r>
-        <w:rPr>
-          <w:sz w:val="28"/>
-          <w:szCs w:val="28"/>
-        </w:rPr>
-        <w:t xml:space="preserve">, </w:t>
-      </w:r>
-      <w:proofErr w:type="spellStart"/>
-      <w:r>
-        <w:rPr>
-          <w:sz w:val="28"/>
-          <w:szCs w:val="28"/>
-        </w:rPr>
-        <w:t>ФактДлительностьМинут</w:t>
-      </w:r>
-      <w:proofErr w:type="spellEnd"/>
-      <w:r>
-        <w:rPr>
-          <w:sz w:val="28"/>
-          <w:szCs w:val="28"/>
-        </w:rPr>
-        <w:t xml:space="preserve">, </w:t>
-      </w:r>
-      <w:proofErr w:type="spellStart"/>
-      <w:r>
-        <w:rPr>
-          <w:sz w:val="28"/>
-          <w:szCs w:val="28"/>
-        </w:rPr>
-        <w:t>ФактДавление</w:t>
-      </w:r>
-      <w:proofErr w:type="spellEnd"/>
-      <w:r>
-        <w:rPr>
-          <w:sz w:val="28"/>
-          <w:szCs w:val="28"/>
-        </w:rPr>
-        <w:t xml:space="preserve">, Отклонение, </w:t>
-      </w:r>
-      <w:proofErr w:type="spellStart"/>
-      <w:r>
-        <w:rPr>
-          <w:sz w:val="28"/>
-          <w:szCs w:val="28"/>
-        </w:rPr>
-        <w:t>КомментарийОператора</w:t>
-      </w:r>
-      <w:proofErr w:type="spellEnd"/>
-      <w:r>
-        <w:rPr>
-          <w:sz w:val="28"/>
-          <w:szCs w:val="28"/>
-        </w:rPr>
-        <w:t xml:space="preserve">, </w:t>
-      </w:r>
-      <w:proofErr w:type="spellStart"/>
-      <w:r>
-        <w:rPr>
-          <w:sz w:val="28"/>
-          <w:szCs w:val="28"/>
-        </w:rPr>
-        <w:t>ОператорID</w:t>
-      </w:r>
-      <w:proofErr w:type="spellEnd"/>
-      <w:r>
-        <w:rPr>
-          <w:sz w:val="28"/>
-          <w:szCs w:val="28"/>
-        </w:rPr>
-        <w:t>.</w:t>
+      <w:r>
+        <w:rPr>
+          <w:sz w:val="28"/>
+          <w:szCs w:val="28"/>
+        </w:rPr>
+        <w:t>ВыполнениеШаговПартии – ID, ПартияПроизводстваID, ШагТехКартыID, ВремяСтарта, ВремяОкончания, ФактТемпература, ФактДлительностьМинут, ФактДавление, Отклонение, КомментарийОператора, ОператорID.</w:t>
       </w:r>
     </w:p>
     <w:p>
@@ -6565,181 +5218,12 @@
           <w:szCs w:val="28"/>
         </w:rPr>
       </w:pPr>
-      <w:proofErr w:type="spellStart"/>
-      <w:r>
-        <w:rPr>
-          <w:sz w:val="28"/>
-          <w:szCs w:val="28"/>
-        </w:rPr>
-        <w:t>ЛабораторныеИспытания</w:t>
-      </w:r>
-      <w:proofErr w:type="spellEnd"/>
-      <w:r>
-        <w:rPr>
-          <w:sz w:val="28"/>
-          <w:szCs w:val="28"/>
-        </w:rPr>
-        <w:t xml:space="preserve"> – ID, </w:t>
-      </w:r>
-      <w:proofErr w:type="spellStart"/>
-      <w:r>
-        <w:rPr>
-          <w:sz w:val="28"/>
-          <w:szCs w:val="28"/>
-        </w:rPr>
-        <w:t>ПартияПроизводстваID</w:t>
-      </w:r>
-      <w:proofErr w:type="spellEnd"/>
-      <w:r>
-        <w:rPr>
-          <w:sz w:val="28"/>
-          <w:szCs w:val="28"/>
-        </w:rPr>
-        <w:t xml:space="preserve">, </w:t>
-      </w:r>
-      <w:proofErr w:type="spellStart"/>
-      <w:r>
-        <w:rPr>
-          <w:sz w:val="28"/>
-          <w:szCs w:val="28"/>
-        </w:rPr>
-        <w:t>ПартияСырьяID</w:t>
-      </w:r>
-      <w:proofErr w:type="spellEnd"/>
-      <w:r>
-        <w:rPr>
-          <w:sz w:val="28"/>
-          <w:szCs w:val="28"/>
-        </w:rPr>
-        <w:t xml:space="preserve">, </w:t>
-      </w:r>
-      <w:proofErr w:type="spellStart"/>
-      <w:r>
-        <w:rPr>
-          <w:sz w:val="28"/>
-          <w:szCs w:val="28"/>
-        </w:rPr>
-        <w:t>ДатаАнализа</w:t>
-      </w:r>
-      <w:proofErr w:type="spellEnd"/>
-      <w:r>
-        <w:rPr>
-          <w:sz w:val="28"/>
-          <w:szCs w:val="28"/>
-        </w:rPr>
-        <w:t xml:space="preserve">, </w:t>
-      </w:r>
-      <w:proofErr w:type="spellStart"/>
-      <w:r>
-        <w:rPr>
-          <w:sz w:val="28"/>
-          <w:szCs w:val="28"/>
-        </w:rPr>
-        <w:t>ТипОбразца</w:t>
-      </w:r>
-      <w:proofErr w:type="spellEnd"/>
-      <w:r>
-        <w:rPr>
-          <w:sz w:val="28"/>
-          <w:szCs w:val="28"/>
-        </w:rPr>
-        <w:t xml:space="preserve">, </w:t>
-      </w:r>
-      <w:proofErr w:type="spellStart"/>
-      <w:r>
-        <w:rPr>
-          <w:sz w:val="28"/>
-          <w:szCs w:val="28"/>
-        </w:rPr>
-        <w:t>НаименованиеПараметра</w:t>
-      </w:r>
-      <w:proofErr w:type="spellEnd"/>
-      <w:r>
-        <w:rPr>
-          <w:sz w:val="28"/>
-          <w:szCs w:val="28"/>
-        </w:rPr>
-        <w:t xml:space="preserve">, </w:t>
-      </w:r>
-      <w:proofErr w:type="spellStart"/>
-      <w:r>
-        <w:rPr>
-          <w:sz w:val="28"/>
-          <w:szCs w:val="28"/>
-        </w:rPr>
-        <w:t>ИзмеренноеЗначение</w:t>
-      </w:r>
-      <w:proofErr w:type="spellEnd"/>
-      <w:r>
-        <w:rPr>
-          <w:sz w:val="28"/>
-          <w:szCs w:val="28"/>
-        </w:rPr>
-        <w:t xml:space="preserve">, </w:t>
-      </w:r>
-      <w:proofErr w:type="spellStart"/>
-      <w:r>
-        <w:rPr>
-          <w:sz w:val="28"/>
-          <w:szCs w:val="28"/>
-        </w:rPr>
-        <w:t>НормативноеЗначение</w:t>
-      </w:r>
-      <w:proofErr w:type="spellEnd"/>
-      <w:r>
-        <w:rPr>
-          <w:sz w:val="28"/>
-          <w:szCs w:val="28"/>
-        </w:rPr>
-        <w:t xml:space="preserve">, </w:t>
-      </w:r>
-      <w:proofErr w:type="spellStart"/>
-      <w:r>
-        <w:rPr>
-          <w:sz w:val="28"/>
-          <w:szCs w:val="28"/>
-        </w:rPr>
-        <w:t>ЕдиницаИзмерения</w:t>
-      </w:r>
-      <w:proofErr w:type="spellEnd"/>
-      <w:r>
-        <w:rPr>
-          <w:sz w:val="28"/>
-          <w:szCs w:val="28"/>
-        </w:rPr>
-        <w:t xml:space="preserve">, Результат, Решение, </w:t>
-      </w:r>
-      <w:proofErr w:type="spellStart"/>
-      <w:r>
-        <w:rPr>
-          <w:sz w:val="28"/>
-          <w:szCs w:val="28"/>
-        </w:rPr>
-        <w:t>КомментарийЛаборанта</w:t>
-      </w:r>
-      <w:proofErr w:type="spellEnd"/>
-      <w:r>
-        <w:rPr>
-          <w:sz w:val="28"/>
-          <w:szCs w:val="28"/>
-        </w:rPr>
-        <w:t xml:space="preserve">, </w:t>
-      </w:r>
-      <w:proofErr w:type="spellStart"/>
-      <w:r>
-        <w:rPr>
-          <w:sz w:val="28"/>
-          <w:szCs w:val="28"/>
-        </w:rPr>
-        <w:t>ИсполнительID</w:t>
-      </w:r>
-      <w:proofErr w:type="spellEnd"/>
-      <w:r>
-        <w:rPr>
-          <w:sz w:val="28"/>
-          <w:szCs w:val="28"/>
-        </w:rPr>
-        <w:t>, Статус.</w:t>
+      <w:r>
+        <w:rPr>
+          <w:sz w:val="28"/>
+          <w:szCs w:val="28"/>
+        </w:rPr>
+        <w:t>ЛабораторныеИспытания – ID, ПартияПроизводстваID, ПартияСырьяID, ДатаАнализа, ТипОбразца, НаименованиеПараметра, ИзмеренноеЗначение, НормативноеЗначение, ЕдиницаИзмерения, Результат, Решение, КомментарийЛаборанта, ИсполнительID, Статус.</w:t>
       </w:r>
     </w:p>
     <w:p>
@@ -6756,149 +5240,12 @@
           <w:szCs w:val="28"/>
         </w:rPr>
       </w:pPr>
-      <w:proofErr w:type="spellStart"/>
-      <w:r>
-        <w:rPr>
-          <w:sz w:val="28"/>
-          <w:szCs w:val="28"/>
-        </w:rPr>
-        <w:t>ПартииСырья</w:t>
-      </w:r>
-      <w:proofErr w:type="spellEnd"/>
-      <w:r>
-        <w:rPr>
-          <w:sz w:val="28"/>
-          <w:szCs w:val="28"/>
-        </w:rPr>
-        <w:t xml:space="preserve"> – ID, </w:t>
-      </w:r>
-      <w:proofErr w:type="spellStart"/>
-      <w:r>
-        <w:rPr>
-          <w:sz w:val="28"/>
-          <w:szCs w:val="28"/>
-        </w:rPr>
-        <w:t>НомерПартии</w:t>
-      </w:r>
-      <w:proofErr w:type="spellEnd"/>
-      <w:r>
-        <w:rPr>
-          <w:sz w:val="28"/>
-          <w:szCs w:val="28"/>
-        </w:rPr>
-        <w:t xml:space="preserve">, </w:t>
-      </w:r>
-      <w:proofErr w:type="spellStart"/>
-      <w:r>
-        <w:rPr>
-          <w:sz w:val="28"/>
-          <w:szCs w:val="28"/>
-        </w:rPr>
-        <w:t>СырьеID</w:t>
-      </w:r>
-      <w:proofErr w:type="spellEnd"/>
-      <w:r>
-        <w:rPr>
-          <w:sz w:val="28"/>
-          <w:szCs w:val="28"/>
-        </w:rPr>
-        <w:t xml:space="preserve">, Поставщик, </w:t>
-      </w:r>
-      <w:proofErr w:type="spellStart"/>
-      <w:r>
-        <w:rPr>
-          <w:sz w:val="28"/>
-          <w:szCs w:val="28"/>
-        </w:rPr>
-        <w:t>ДатаПоступления</w:t>
-      </w:r>
-      <w:proofErr w:type="spellEnd"/>
-      <w:r>
-        <w:rPr>
-          <w:sz w:val="28"/>
-          <w:szCs w:val="28"/>
-        </w:rPr>
-        <w:t xml:space="preserve">, </w:t>
-      </w:r>
-      <w:proofErr w:type="spellStart"/>
-      <w:r>
-        <w:rPr>
-          <w:sz w:val="28"/>
-          <w:szCs w:val="28"/>
-        </w:rPr>
-        <w:t>Количество_кг</w:t>
-      </w:r>
-      <w:proofErr w:type="spellEnd"/>
-      <w:r>
-        <w:rPr>
-          <w:sz w:val="28"/>
-          <w:szCs w:val="28"/>
-        </w:rPr>
-        <w:t xml:space="preserve">, </w:t>
-      </w:r>
-      <w:proofErr w:type="spellStart"/>
-      <w:r>
-        <w:rPr>
-          <w:sz w:val="28"/>
-          <w:szCs w:val="28"/>
-        </w:rPr>
-        <w:t>ЛабораторныйСтатус</w:t>
-      </w:r>
-      <w:proofErr w:type="spellEnd"/>
-      <w:r>
-        <w:rPr>
-          <w:sz w:val="28"/>
-          <w:szCs w:val="28"/>
-        </w:rPr>
-        <w:t xml:space="preserve">, </w:t>
-      </w:r>
-      <w:proofErr w:type="spellStart"/>
-      <w:r>
-        <w:rPr>
-          <w:sz w:val="28"/>
-          <w:szCs w:val="28"/>
-        </w:rPr>
-        <w:t>КомментарийРешения</w:t>
-      </w:r>
-      <w:proofErr w:type="spellEnd"/>
-      <w:r>
-        <w:rPr>
-          <w:sz w:val="28"/>
-          <w:szCs w:val="28"/>
-        </w:rPr>
-        <w:t xml:space="preserve">, </w:t>
-      </w:r>
-      <w:proofErr w:type="spellStart"/>
-      <w:r>
-        <w:rPr>
-          <w:sz w:val="28"/>
-          <w:szCs w:val="28"/>
-        </w:rPr>
-        <w:t>РешениеПринял</w:t>
-      </w:r>
-      <w:proofErr w:type="spellEnd"/>
-      <w:r>
-        <w:rPr>
-          <w:sz w:val="28"/>
-          <w:szCs w:val="28"/>
-        </w:rPr>
-        <w:t xml:space="preserve">, </w:t>
-      </w:r>
-      <w:proofErr w:type="spellStart"/>
-      <w:r>
-        <w:rPr>
-          <w:sz w:val="28"/>
-          <w:szCs w:val="28"/>
-        </w:rPr>
-        <w:t>ДатаРешения</w:t>
-      </w:r>
-      <w:proofErr w:type="spellEnd"/>
-      <w:r>
-        <w:rPr>
-          <w:sz w:val="28"/>
-          <w:szCs w:val="28"/>
-        </w:rPr>
-        <w:t>.</w:t>
+      <w:r>
+        <w:rPr>
+          <w:sz w:val="28"/>
+          <w:szCs w:val="28"/>
+        </w:rPr>
+        <w:t>ПартииСырья – ID, НомерПартии, СырьеID, Поставщик, ДатаПоступления, Количество_кг, ЛабораторныйСтатус, КомментарийРешения, РешениеПринял, ДатаРешения.</w:t>
       </w:r>
     </w:p>
     <w:p>
@@ -6915,85 +5262,12 @@
           <w:szCs w:val="28"/>
         </w:rPr>
       </w:pPr>
-      <w:proofErr w:type="spellStart"/>
-      <w:r>
-        <w:rPr>
-          <w:sz w:val="28"/>
-          <w:szCs w:val="28"/>
-        </w:rPr>
-        <w:t>ЖурналСобытий</w:t>
-      </w:r>
-      <w:proofErr w:type="spellEnd"/>
-      <w:r>
-        <w:rPr>
-          <w:sz w:val="28"/>
-          <w:szCs w:val="28"/>
-        </w:rPr>
-        <w:t xml:space="preserve"> – ID, </w:t>
-      </w:r>
-      <w:proofErr w:type="spellStart"/>
-      <w:r>
-        <w:rPr>
-          <w:sz w:val="28"/>
-          <w:szCs w:val="28"/>
-        </w:rPr>
-        <w:t>ПартияПроизводстваID</w:t>
-      </w:r>
-      <w:proofErr w:type="spellEnd"/>
-      <w:r>
-        <w:rPr>
-          <w:sz w:val="28"/>
-          <w:szCs w:val="28"/>
-        </w:rPr>
-        <w:t xml:space="preserve">, </w:t>
-      </w:r>
-      <w:proofErr w:type="spellStart"/>
-      <w:r>
-        <w:rPr>
-          <w:sz w:val="28"/>
-          <w:szCs w:val="28"/>
-        </w:rPr>
-        <w:t>ТипСобытия</w:t>
-      </w:r>
-      <w:proofErr w:type="spellEnd"/>
-      <w:r>
-        <w:rPr>
-          <w:sz w:val="28"/>
-          <w:szCs w:val="28"/>
-        </w:rPr>
-        <w:t xml:space="preserve">, </w:t>
-      </w:r>
-      <w:proofErr w:type="spellStart"/>
-      <w:r>
-        <w:rPr>
-          <w:sz w:val="28"/>
-          <w:szCs w:val="28"/>
-        </w:rPr>
-        <w:t>ВремяСобытия</w:t>
-      </w:r>
-      <w:proofErr w:type="spellEnd"/>
-      <w:r>
-        <w:rPr>
-          <w:sz w:val="28"/>
-          <w:szCs w:val="28"/>
-        </w:rPr>
-        <w:t xml:space="preserve">, Описание, Важность, </w:t>
-      </w:r>
-      <w:proofErr w:type="spellStart"/>
-      <w:r>
-        <w:rPr>
-          <w:sz w:val="28"/>
-          <w:szCs w:val="28"/>
-        </w:rPr>
-        <w:t>СоздалID</w:t>
-      </w:r>
-      <w:proofErr w:type="spellEnd"/>
-      <w:r>
-        <w:rPr>
-          <w:sz w:val="28"/>
-          <w:szCs w:val="28"/>
-        </w:rPr>
-        <w:t>.</w:t>
+      <w:r>
+        <w:rPr>
+          <w:sz w:val="28"/>
+          <w:szCs w:val="28"/>
+        </w:rPr>
+        <w:t>ЖурналСобытий – ID, ПартияПроизводстваID, ТипСобытия, ВремяСобытия, Описание, Важность, СоздалID.</w:t>
       </w:r>
     </w:p>
     <w:p>
@@ -7015,23 +5289,7 @@
           <w:sz w:val="28"/>
           <w:szCs w:val="28"/>
         </w:rPr>
-        <w:t xml:space="preserve">Оборудование – ID, Наименование, </w:t>
-      </w:r>
-      <w:proofErr w:type="spellStart"/>
-      <w:r>
-        <w:rPr>
-          <w:sz w:val="28"/>
-          <w:szCs w:val="28"/>
-        </w:rPr>
-        <w:t>НомерЛинии</w:t>
-      </w:r>
-      <w:proofErr w:type="spellEnd"/>
-      <w:r>
-        <w:rPr>
-          <w:sz w:val="28"/>
-          <w:szCs w:val="28"/>
-        </w:rPr>
-        <w:t>, Тип.</w:t>
+        <w:t>Оборудование – ID, Наименование, НомерЛинии, Тип.</w:t>
       </w:r>
     </w:p>
     <w:p>
@@ -7100,39 +5358,7 @@
           <w:sz w:val="28"/>
           <w:szCs w:val="28"/>
         </w:rPr>
-        <w:t>CREATE UNIQUE NONCLUSTERED INDEX [</w:t>
-      </w:r>
-      <w:proofErr w:type="spellStart"/>
-      <w:r>
-        <w:rPr>
-          <w:sz w:val="28"/>
-          <w:szCs w:val="28"/>
-        </w:rPr>
-        <w:t>UQ_Рецептура_Активная</w:t>
-      </w:r>
-      <w:proofErr w:type="spellEnd"/>
-      <w:r>
-        <w:rPr>
-          <w:sz w:val="28"/>
-          <w:szCs w:val="28"/>
-        </w:rPr>
-        <w:t>] ON [Рецептуры] ([</w:t>
-      </w:r>
-      <w:proofErr w:type="spellStart"/>
-      <w:r>
-        <w:rPr>
-          <w:sz w:val="28"/>
-          <w:szCs w:val="28"/>
-        </w:rPr>
-        <w:t>ПродуктID</w:t>
-      </w:r>
-      <w:proofErr w:type="spellEnd"/>
-      <w:r>
-        <w:rPr>
-          <w:sz w:val="28"/>
-          <w:szCs w:val="28"/>
-        </w:rPr>
-        <w:t>]) WHERE ([Статус]='активна')</w:t>
+        <w:t>CREATE UNIQUE NONCLUSTERED INDEX [UQ_Рецептура_Активная] ON [Рецептуры] ([ПродуктID]) WHERE ([Статус]='активна')</w:t>
       </w:r>
     </w:p>
     <w:p>
@@ -7163,23 +5389,7 @@
           <w:sz w:val="28"/>
           <w:szCs w:val="28"/>
         </w:rPr>
-        <w:t xml:space="preserve"> – для одного продукта может быть только одна активная </w:t>
-      </w:r>
-      <w:proofErr w:type="spellStart"/>
-      <w:r>
-        <w:rPr>
-          <w:sz w:val="28"/>
-          <w:szCs w:val="28"/>
-        </w:rPr>
-        <w:t>техкарта</w:t>
-      </w:r>
-      <w:proofErr w:type="spellEnd"/>
-      <w:r>
-        <w:rPr>
-          <w:sz w:val="28"/>
-          <w:szCs w:val="28"/>
-        </w:rPr>
-        <w:t>:</w:t>
+        <w:t> – для одного продукта может быть только одна активная техкарта:</w:t>
       </w:r>
     </w:p>
     <w:p>
@@ -7197,55 +5407,7 @@
           <w:sz w:val="28"/>
           <w:szCs w:val="28"/>
         </w:rPr>
-        <w:t>CREATE UNIQUE NONCLUSTERED INDEX [</w:t>
-      </w:r>
-      <w:proofErr w:type="spellStart"/>
-      <w:r>
-        <w:rPr>
-          <w:sz w:val="28"/>
-          <w:szCs w:val="28"/>
-        </w:rPr>
-        <w:t>UQ_ТехКарта_Активная</w:t>
-      </w:r>
-      <w:proofErr w:type="spellEnd"/>
-      <w:r>
-        <w:rPr>
-          <w:sz w:val="28"/>
-          <w:szCs w:val="28"/>
-        </w:rPr>
-        <w:t>] ON [</w:t>
-      </w:r>
-      <w:proofErr w:type="spellStart"/>
-      <w:r>
-        <w:rPr>
-          <w:sz w:val="28"/>
-          <w:szCs w:val="28"/>
-        </w:rPr>
-        <w:t>ТехКарты</w:t>
-      </w:r>
-      <w:proofErr w:type="spellEnd"/>
-      <w:r>
-        <w:rPr>
-          <w:sz w:val="28"/>
-          <w:szCs w:val="28"/>
-        </w:rPr>
-        <w:t>] ([</w:t>
-      </w:r>
-      <w:proofErr w:type="spellStart"/>
-      <w:r>
-        <w:rPr>
-          <w:sz w:val="28"/>
-          <w:szCs w:val="28"/>
-        </w:rPr>
-        <w:t>ПродуктID</w:t>
-      </w:r>
-      <w:proofErr w:type="spellEnd"/>
-      <w:r>
-        <w:rPr>
-          <w:sz w:val="28"/>
-          <w:szCs w:val="28"/>
-        </w:rPr>
-        <w:t>]) WHERE ([Статус]='активна')</w:t>
+        <w:t>CREATE UNIQUE NONCLUSTERED INDEX [UQ_ТехКарта_Активная] ON [ТехКарты] ([ПродуктID]) WHERE ([Статус]='активна')</w:t>
       </w:r>
     </w:p>
     <w:p>
@@ -7294,119 +5456,7 @@
           <w:sz w:val="28"/>
           <w:szCs w:val="28"/>
         </w:rPr>
-        <w:t>ALTER TABLE [</w:t>
-      </w:r>
-      <w:proofErr w:type="spellStart"/>
-      <w:r>
-        <w:rPr>
-          <w:sz w:val="28"/>
-          <w:szCs w:val="28"/>
-        </w:rPr>
-        <w:t>ЛабораторныеИспытания</w:t>
-      </w:r>
-      <w:proofErr w:type="spellEnd"/>
-      <w:r>
-        <w:rPr>
-          <w:sz w:val="28"/>
-          <w:szCs w:val="28"/>
-        </w:rPr>
-        <w:t>] ADD CONSTRAINT [</w:t>
-      </w:r>
-      <w:proofErr w:type="spellStart"/>
-      <w:r>
-        <w:rPr>
-          <w:sz w:val="28"/>
-          <w:szCs w:val="28"/>
-        </w:rPr>
-        <w:t>CHK_Либо_Партия</w:t>
-      </w:r>
-      <w:proofErr w:type="gramStart"/>
-      <w:r>
-        <w:rPr>
-          <w:sz w:val="28"/>
-          <w:szCs w:val="28"/>
-        </w:rPr>
-        <w:t>_Либо</w:t>
-      </w:r>
-      <w:proofErr w:type="gramEnd"/>
-      <w:r>
-        <w:rPr>
-          <w:sz w:val="28"/>
-          <w:szCs w:val="28"/>
-        </w:rPr>
-        <w:t>_Сырье</w:t>
-      </w:r>
-      <w:proofErr w:type="spellEnd"/>
-      <w:r>
-        <w:rPr>
-          <w:sz w:val="28"/>
-          <w:szCs w:val="28"/>
-        </w:rPr>
-        <w:t>] CHECK (([</w:t>
-      </w:r>
-      <w:proofErr w:type="spellStart"/>
-      <w:r>
-        <w:rPr>
-          <w:sz w:val="28"/>
-          <w:szCs w:val="28"/>
-        </w:rPr>
-        <w:t>ПартияПроизводстваID</w:t>
-      </w:r>
-      <w:proofErr w:type="spellEnd"/>
-      <w:r>
-        <w:rPr>
-          <w:sz w:val="28"/>
-          <w:szCs w:val="28"/>
-        </w:rPr>
-        <w:t>] IS NOT NULL AND [</w:t>
-      </w:r>
-      <w:proofErr w:type="spellStart"/>
-      <w:r>
-        <w:rPr>
-          <w:sz w:val="28"/>
-          <w:szCs w:val="28"/>
-        </w:rPr>
-        <w:t>ПартияСырьяID</w:t>
-      </w:r>
-      <w:proofErr w:type="spellEnd"/>
-      <w:r>
-        <w:rPr>
-          <w:sz w:val="28"/>
-          <w:szCs w:val="28"/>
-        </w:rPr>
-        <w:t>] IS NULL) OR ([</w:t>
-      </w:r>
-      <w:proofErr w:type="spellStart"/>
-      <w:r>
-        <w:rPr>
-          <w:sz w:val="28"/>
-          <w:szCs w:val="28"/>
-        </w:rPr>
-        <w:t>ПартияПроизводстваID</w:t>
-      </w:r>
-      <w:proofErr w:type="spellEnd"/>
-      <w:r>
-        <w:rPr>
-          <w:sz w:val="28"/>
-          <w:szCs w:val="28"/>
-        </w:rPr>
-        <w:t>] IS NULL AND [</w:t>
-      </w:r>
-      <w:proofErr w:type="spellStart"/>
-      <w:r>
-        <w:rPr>
-          <w:sz w:val="28"/>
-          <w:szCs w:val="28"/>
-        </w:rPr>
-        <w:t>ПартияСырьяID</w:t>
-      </w:r>
-      <w:proofErr w:type="spellEnd"/>
-      <w:r>
-        <w:rPr>
-          <w:sz w:val="28"/>
-          <w:szCs w:val="28"/>
-        </w:rPr>
-        <w:t>] IS NOT NULL))</w:t>
+        <w:t>ALTER TABLE [ЛабораторныеИспытания] ADD CONSTRAINT [CHK_Либо_Партия_Либо_Сырье] CHECK (([ПартияПроизводстваID] IS NOT NULL AND [ПартияСырьяID] IS NULL) OR ([ПартияПроизводстваID] IS NULL AND [ПартияСырьяID] IS NOT NULL))</w:t>
       </w:r>
     </w:p>
     <w:p>
@@ -7455,23 +5505,7 @@
           <w:sz w:val="28"/>
           <w:szCs w:val="28"/>
         </w:rPr>
-        <w:t>CHECK ([Статус] IN ('</w:t>
-      </w:r>
-      <w:proofErr w:type="spellStart"/>
-      <w:r>
-        <w:rPr>
-          <w:sz w:val="28"/>
-          <w:szCs w:val="28"/>
-        </w:rPr>
-        <w:t>запланирована','выполняется','завершена','заблокирована</w:t>
-      </w:r>
-      <w:proofErr w:type="spellEnd"/>
-      <w:r>
-        <w:rPr>
-          <w:sz w:val="28"/>
-          <w:szCs w:val="28"/>
-        </w:rPr>
-        <w:t>'))</w:t>
+        <w:t>CHECK ([Статус] IN ('запланирована','выполняется','завершена','заблокирована'))</w:t>
       </w:r>
     </w:p>
     <w:p>
@@ -7520,23 +5554,7 @@
           <w:sz w:val="28"/>
           <w:szCs w:val="28"/>
         </w:rPr>
-        <w:t>Ограничение на сумму компонентов рецептуры (100%) реализовано на уровне API, так как это динамическая проверка, которая зависит от всех компонентов рецепта. Тем не менее, в БД создан уникальный индекс на (</w:t>
-      </w:r>
-      <w:proofErr w:type="spellStart"/>
-      <w:r>
-        <w:rPr>
-          <w:sz w:val="28"/>
-          <w:szCs w:val="28"/>
-        </w:rPr>
-        <w:t>ПродуктID</w:t>
-      </w:r>
-      <w:proofErr w:type="spellEnd"/>
-      <w:r>
-        <w:rPr>
-          <w:sz w:val="28"/>
-          <w:szCs w:val="28"/>
-        </w:rPr>
-        <w:t>, Версия), что предотвращает дублирование версий.</w:t>
+        <w:t>Ограничение на сумму компонентов рецептуры (100%) реализовано на уровне API, так как это динамическая проверка, которая зависит от всех компонентов рецепта. Тем не менее, в БД создан уникальный индекс на (ПродуктID, Версия), что предотвращает дублирование версий.</w:t>
       </w:r>
     </w:p>
     <w:p>
@@ -7563,23 +5581,7 @@
           <w:sz w:val="28"/>
           <w:szCs w:val="28"/>
         </w:rPr>
-        <w:t xml:space="preserve"> заполнены для всех таблиц: созданы пользователи (технолог, лаборант, операторы), продукты, сырьё, рецептуры с компонентами, </w:t>
-      </w:r>
-      <w:proofErr w:type="spellStart"/>
-      <w:r>
-        <w:rPr>
-          <w:sz w:val="28"/>
-          <w:szCs w:val="28"/>
-        </w:rPr>
-        <w:t>техкарты</w:t>
-      </w:r>
-      <w:proofErr w:type="spellEnd"/>
-      <w:r>
-        <w:rPr>
-          <w:sz w:val="28"/>
-          <w:szCs w:val="28"/>
-        </w:rPr>
-        <w:t xml:space="preserve"> с шагами, заказы, партии, выполнения шагов, испытания, события. Это позволяет демонстрировать работу системы без дополнительной настройки.</w:t>
+        <w:t> заполнены для всех таблиц: созданы пользователи (технолог, лаборант, операторы), продукты, сырьё, рецептуры с компонентами, техкарты с шагами, заказы, партии, выполнения шагов, испытания, события. Это позволяет демонстрировать работу системы без дополнительной настройки.</w:t>
       </w:r>
     </w:p>
     <w:p>
@@ -7677,64 +5679,21 @@
         </w:rPr>
         <w:t> с использованием </w:t>
       </w:r>
-      <w:proofErr w:type="spellStart"/>
-      <w:r>
-        <w:rPr>
-          <w:b/>
-          <w:bCs/>
-          <w:sz w:val="28"/>
-          <w:szCs w:val="28"/>
-        </w:rPr>
-        <w:t>Entity</w:t>
-      </w:r>
-      <w:proofErr w:type="spellEnd"/>
-      <w:r>
-        <w:rPr>
-          <w:b/>
-          <w:bCs/>
-          <w:sz w:val="28"/>
-          <w:szCs w:val="28"/>
-        </w:rPr>
-        <w:t xml:space="preserve"> Framework Core</w:t>
-      </w:r>
-      <w:r>
-        <w:rPr>
-          <w:sz w:val="28"/>
-          <w:szCs w:val="28"/>
-        </w:rPr>
-        <w:t xml:space="preserve"> (подход Database First). Приложение является единственным источником данных для всех клиентов. Взаимодействие с БД осуществляется через </w:t>
-      </w:r>
-      <w:proofErr w:type="spellStart"/>
-      <w:r>
-        <w:rPr>
-          <w:sz w:val="28"/>
-          <w:szCs w:val="28"/>
-        </w:rPr>
-        <w:t>DbContext</w:t>
-      </w:r>
-      <w:proofErr w:type="spellEnd"/>
-      <w:r>
-        <w:rPr>
-          <w:sz w:val="28"/>
-          <w:szCs w:val="28"/>
-        </w:rPr>
-        <w:t> </w:t>
-      </w:r>
-      <w:proofErr w:type="spellStart"/>
-      <w:r>
-        <w:rPr>
-          <w:sz w:val="28"/>
-          <w:szCs w:val="28"/>
-        </w:rPr>
-        <w:t>AppDbContext</w:t>
-      </w:r>
-      <w:proofErr w:type="spellEnd"/>
-      <w:r>
-        <w:rPr>
-          <w:sz w:val="28"/>
-          <w:szCs w:val="28"/>
-        </w:rPr>
-        <w:t>. Все контроллеры возвращают ответы в формате JSON с единой структурой</w:t>
+      <w:r>
+        <w:rPr>
+          <w:b/>
+          <w:bCs/>
+          <w:sz w:val="28"/>
+          <w:szCs w:val="28"/>
+        </w:rPr>
+        <w:t>Entity Framework Core</w:t>
+      </w:r>
+      <w:r>
+        <w:rPr>
+          <w:sz w:val="28"/>
+          <w:szCs w:val="28"/>
+        </w:rPr>
+        <w:t> (подход Database First). Приложение является единственным источником данных для всех клиентов. Взаимодействие с БД осуществляется через DbContext AppDbContext. Все контроллеры возвращают ответы в формате JSON с единой структурой</w:t>
       </w:r>
       <w:r>
         <w:rPr>
@@ -7789,39 +5748,7 @@
           <w:sz w:val="28"/>
           <w:szCs w:val="28"/>
         </w:rPr>
-        <w:t xml:space="preserve">  "</w:t>
-      </w:r>
-      <w:proofErr w:type="spellStart"/>
-      <w:r>
-        <w:rPr>
-          <w:sz w:val="28"/>
-          <w:szCs w:val="28"/>
-        </w:rPr>
-        <w:t>success</w:t>
-      </w:r>
-      <w:proofErr w:type="spellEnd"/>
-      <w:r>
-        <w:rPr>
-          <w:sz w:val="28"/>
-          <w:szCs w:val="28"/>
-        </w:rPr>
-        <w:t xml:space="preserve">": </w:t>
-      </w:r>
-      <w:proofErr w:type="spellStart"/>
-      <w:r>
-        <w:rPr>
-          <w:sz w:val="28"/>
-          <w:szCs w:val="28"/>
-        </w:rPr>
-        <w:t>true</w:t>
-      </w:r>
-      <w:proofErr w:type="spellEnd"/>
-      <w:r>
-        <w:rPr>
-          <w:sz w:val="28"/>
-          <w:szCs w:val="28"/>
-        </w:rPr>
-        <w:t>,</w:t>
+        <w:t xml:space="preserve">  "success": true,</w:t>
       </w:r>
     </w:p>
     <w:p>
@@ -7845,23 +5772,7 @@
           <w:sz w:val="28"/>
           <w:szCs w:val="28"/>
         </w:rPr>
-        <w:t xml:space="preserve">  "</w:t>
-      </w:r>
-      <w:proofErr w:type="spellStart"/>
-      <w:r>
-        <w:rPr>
-          <w:sz w:val="28"/>
-          <w:szCs w:val="28"/>
-        </w:rPr>
-        <w:t>data</w:t>
-      </w:r>
-      <w:proofErr w:type="spellEnd"/>
-      <w:r>
-        <w:rPr>
-          <w:sz w:val="28"/>
-          <w:szCs w:val="28"/>
-        </w:rPr>
-        <w:t>": { ... },</w:t>
+        <w:t xml:space="preserve">  "data": { ... },</w:t>
       </w:r>
     </w:p>
     <w:p>
@@ -7885,23 +5796,7 @@
           <w:sz w:val="28"/>
           <w:szCs w:val="28"/>
         </w:rPr>
-        <w:t xml:space="preserve">  "</w:t>
-      </w:r>
-      <w:proofErr w:type="spellStart"/>
-      <w:r>
-        <w:rPr>
-          <w:sz w:val="28"/>
-          <w:szCs w:val="28"/>
-        </w:rPr>
-        <w:t>message</w:t>
-      </w:r>
-      <w:proofErr w:type="spellEnd"/>
-      <w:r>
-        <w:rPr>
-          <w:sz w:val="28"/>
-          <w:szCs w:val="28"/>
-        </w:rPr>
-        <w:t>": "Описание ошибки или информационное сообщение"</w:t>
+        <w:t xml:space="preserve">  "message": "Описание ошибки или информационное сообщение"</w:t>
       </w:r>
     </w:p>
     <w:p>
@@ -8142,7 +6037,6 @@
                 <w:szCs w:val="28"/>
               </w:rPr>
             </w:pPr>
-            <w:proofErr w:type="spellStart"/>
             <w:r>
               <w:rPr>
                 <w:sz w:val="28"/>
@@ -8150,7 +6044,6 @@
               </w:rPr>
               <w:t>AuthController</w:t>
             </w:r>
-            <w:proofErr w:type="spellEnd"/>
           </w:p>
         </w:tc>
         <w:tc>
@@ -8190,7 +6083,6 @@
                 <w:szCs w:val="28"/>
               </w:rPr>
             </w:pPr>
-            <w:proofErr w:type="spellStart"/>
             <w:r>
               <w:rPr>
                 <w:sz w:val="28"/>
@@ -8198,7 +6090,6 @@
               </w:rPr>
               <w:t>login</w:t>
             </w:r>
-            <w:proofErr w:type="spellEnd"/>
           </w:p>
         </w:tc>
         <w:tc>
@@ -8263,7 +6154,6 @@
                 <w:szCs w:val="28"/>
               </w:rPr>
             </w:pPr>
-            <w:proofErr w:type="spellStart"/>
             <w:r>
               <w:rPr>
                 <w:sz w:val="28"/>
@@ -8271,7 +6161,6 @@
               </w:rPr>
               <w:t>ProductsController</w:t>
             </w:r>
-            <w:proofErr w:type="spellEnd"/>
           </w:p>
         </w:tc>
         <w:tc>
@@ -8288,31 +6177,13 @@
                 <w:szCs w:val="28"/>
               </w:rPr>
             </w:pPr>
-            <w:proofErr w:type="spellStart"/>
             <w:r>
               <w:rPr>
                 <w:sz w:val="28"/>
                 <w:szCs w:val="28"/>
               </w:rPr>
-              <w:t>GetAll</w:t>
+              <w:t>GetAll, GetById</w:t>
             </w:r>
-            <w:proofErr w:type="spellEnd"/>
-            <w:r>
-              <w:rPr>
-                <w:sz w:val="28"/>
-                <w:szCs w:val="28"/>
-              </w:rPr>
-              <w:t>, </w:t>
-            </w:r>
-            <w:proofErr w:type="spellStart"/>
-            <w:r>
-              <w:rPr>
-                <w:sz w:val="28"/>
-                <w:szCs w:val="28"/>
-              </w:rPr>
-              <w:t>GetById</w:t>
-            </w:r>
-            <w:proofErr w:type="spellEnd"/>
           </w:p>
         </w:tc>
         <w:tc>
@@ -8329,7 +6200,6 @@
                 <w:szCs w:val="28"/>
               </w:rPr>
             </w:pPr>
-            <w:proofErr w:type="spellStart"/>
             <w:r>
               <w:rPr>
                 <w:sz w:val="28"/>
@@ -8337,7 +6207,6 @@
               </w:rPr>
               <w:t>Create</w:t>
             </w:r>
-            <w:proofErr w:type="spellEnd"/>
           </w:p>
         </w:tc>
         <w:tc>
@@ -8359,17 +6228,8 @@
                 <w:sz w:val="28"/>
                 <w:szCs w:val="28"/>
               </w:rPr>
-              <w:t>Update, </w:t>
+              <w:t>Update, Archive</w:t>
             </w:r>
-            <w:proofErr w:type="spellStart"/>
-            <w:r>
-              <w:rPr>
-                <w:sz w:val="28"/>
-                <w:szCs w:val="28"/>
-              </w:rPr>
-              <w:t>Archive</w:t>
-            </w:r>
-            <w:proofErr w:type="spellEnd"/>
           </w:p>
         </w:tc>
         <w:tc>
@@ -8386,7 +6246,6 @@
                 <w:szCs w:val="28"/>
               </w:rPr>
             </w:pPr>
-            <w:proofErr w:type="spellStart"/>
             <w:r>
               <w:rPr>
                 <w:sz w:val="28"/>
@@ -8394,7 +6253,6 @@
               </w:rPr>
               <w:t>Delete</w:t>
             </w:r>
-            <w:proofErr w:type="spellEnd"/>
           </w:p>
         </w:tc>
       </w:tr>
@@ -8413,7 +6271,6 @@
                 <w:szCs w:val="28"/>
               </w:rPr>
             </w:pPr>
-            <w:proofErr w:type="spellStart"/>
             <w:r>
               <w:rPr>
                 <w:sz w:val="28"/>
@@ -8421,7 +6278,6 @@
               </w:rPr>
               <w:t>RecipesController</w:t>
             </w:r>
-            <w:proofErr w:type="spellEnd"/>
           </w:p>
         </w:tc>
         <w:tc>
@@ -8438,31 +6294,13 @@
                 <w:szCs w:val="28"/>
               </w:rPr>
             </w:pPr>
-            <w:proofErr w:type="spellStart"/>
             <w:r>
               <w:rPr>
                 <w:sz w:val="28"/>
                 <w:szCs w:val="28"/>
               </w:rPr>
-              <w:t>GetAll</w:t>
+              <w:t>GetAll, GetById</w:t>
             </w:r>
-            <w:proofErr w:type="spellEnd"/>
-            <w:r>
-              <w:rPr>
-                <w:sz w:val="28"/>
-                <w:szCs w:val="28"/>
-              </w:rPr>
-              <w:t>, </w:t>
-            </w:r>
-            <w:proofErr w:type="spellStart"/>
-            <w:r>
-              <w:rPr>
-                <w:sz w:val="28"/>
-                <w:szCs w:val="28"/>
-              </w:rPr>
-              <w:t>GetById</w:t>
-            </w:r>
-            <w:proofErr w:type="spellEnd"/>
           </w:p>
         </w:tc>
         <w:tc>
@@ -8479,7 +6317,6 @@
                 <w:szCs w:val="28"/>
               </w:rPr>
             </w:pPr>
-            <w:proofErr w:type="spellStart"/>
             <w:r>
               <w:rPr>
                 <w:sz w:val="28"/>
@@ -8487,7 +6324,6 @@
               </w:rPr>
               <w:t>Create</w:t>
             </w:r>
-            <w:proofErr w:type="spellEnd"/>
           </w:p>
         </w:tc>
         <w:tc>
@@ -8509,17 +6345,8 @@
                 <w:sz w:val="28"/>
                 <w:szCs w:val="28"/>
               </w:rPr>
-              <w:t>Update, </w:t>
+              <w:t>Update, UpdateStatus</w:t>
             </w:r>
-            <w:proofErr w:type="spellStart"/>
-            <w:r>
-              <w:rPr>
-                <w:sz w:val="28"/>
-                <w:szCs w:val="28"/>
-              </w:rPr>
-              <w:t>UpdateStatus</w:t>
-            </w:r>
-            <w:proofErr w:type="spellEnd"/>
           </w:p>
         </w:tc>
         <w:tc>
@@ -8536,7 +6363,6 @@
                 <w:szCs w:val="28"/>
               </w:rPr>
             </w:pPr>
-            <w:proofErr w:type="spellStart"/>
             <w:r>
               <w:rPr>
                 <w:sz w:val="28"/>
@@ -8544,7 +6370,6 @@
               </w:rPr>
               <w:t>Delete</w:t>
             </w:r>
-            <w:proofErr w:type="spellEnd"/>
           </w:p>
         </w:tc>
       </w:tr>
@@ -8563,7 +6388,6 @@
                 <w:szCs w:val="28"/>
               </w:rPr>
             </w:pPr>
-            <w:proofErr w:type="spellStart"/>
             <w:r>
               <w:rPr>
                 <w:sz w:val="28"/>
@@ -8571,7 +6395,6 @@
               </w:rPr>
               <w:t>TechCardsController</w:t>
             </w:r>
-            <w:proofErr w:type="spellEnd"/>
           </w:p>
         </w:tc>
         <w:tc>
@@ -8588,47 +6411,13 @@
                 <w:szCs w:val="28"/>
               </w:rPr>
             </w:pPr>
-            <w:proofErr w:type="spellStart"/>
             <w:r>
               <w:rPr>
                 <w:sz w:val="28"/>
                 <w:szCs w:val="28"/>
               </w:rPr>
-              <w:t>GetAll</w:t>
+              <w:t>GetAll, GetById, GetProgram</w:t>
             </w:r>
-            <w:proofErr w:type="spellEnd"/>
-            <w:r>
-              <w:rPr>
-                <w:sz w:val="28"/>
-                <w:szCs w:val="28"/>
-              </w:rPr>
-              <w:t>, </w:t>
-            </w:r>
-            <w:proofErr w:type="spellStart"/>
-            <w:r>
-              <w:rPr>
-                <w:sz w:val="28"/>
-                <w:szCs w:val="28"/>
-              </w:rPr>
-              <w:t>GetById</w:t>
-            </w:r>
-            <w:proofErr w:type="spellEnd"/>
-            <w:r>
-              <w:rPr>
-                <w:sz w:val="28"/>
-                <w:szCs w:val="28"/>
-              </w:rPr>
-              <w:t>, </w:t>
-            </w:r>
-            <w:proofErr w:type="spellStart"/>
-            <w:r>
-              <w:rPr>
-                <w:sz w:val="28"/>
-                <w:szCs w:val="28"/>
-              </w:rPr>
-              <w:t>GetProgram</w:t>
-            </w:r>
-            <w:proofErr w:type="spellEnd"/>
           </w:p>
         </w:tc>
         <w:tc>
@@ -8645,31 +6434,13 @@
                 <w:szCs w:val="28"/>
               </w:rPr>
             </w:pPr>
-            <w:proofErr w:type="spellStart"/>
             <w:r>
               <w:rPr>
                 <w:sz w:val="28"/>
                 <w:szCs w:val="28"/>
               </w:rPr>
-              <w:t>Create</w:t>
+              <w:t>Create, AddStep</w:t>
             </w:r>
-            <w:proofErr w:type="spellEnd"/>
-            <w:r>
-              <w:rPr>
-                <w:sz w:val="28"/>
-                <w:szCs w:val="28"/>
-              </w:rPr>
-              <w:t>, </w:t>
-            </w:r>
-            <w:proofErr w:type="spellStart"/>
-            <w:r>
-              <w:rPr>
-                <w:sz w:val="28"/>
-                <w:szCs w:val="28"/>
-              </w:rPr>
-              <w:t>AddStep</w:t>
-            </w:r>
-            <w:proofErr w:type="spellEnd"/>
           </w:p>
         </w:tc>
         <w:tc>
@@ -8691,17 +6462,8 @@
                 <w:sz w:val="28"/>
                 <w:szCs w:val="28"/>
               </w:rPr>
-              <w:t>Update, </w:t>
+              <w:t>Update, UpdateStatus</w:t>
             </w:r>
-            <w:proofErr w:type="spellStart"/>
-            <w:r>
-              <w:rPr>
-                <w:sz w:val="28"/>
-                <w:szCs w:val="28"/>
-              </w:rPr>
-              <w:t>UpdateStatus</w:t>
-            </w:r>
-            <w:proofErr w:type="spellEnd"/>
           </w:p>
         </w:tc>
         <w:tc>
@@ -8718,31 +6480,13 @@
                 <w:szCs w:val="28"/>
               </w:rPr>
             </w:pPr>
-            <w:proofErr w:type="spellStart"/>
             <w:r>
               <w:rPr>
                 <w:sz w:val="28"/>
                 <w:szCs w:val="28"/>
               </w:rPr>
-              <w:t>Delete</w:t>
+              <w:t>Delete, DeleteStep</w:t>
             </w:r>
-            <w:proofErr w:type="spellEnd"/>
-            <w:r>
-              <w:rPr>
-                <w:sz w:val="28"/>
-                <w:szCs w:val="28"/>
-              </w:rPr>
-              <w:t>, </w:t>
-            </w:r>
-            <w:proofErr w:type="spellStart"/>
-            <w:r>
-              <w:rPr>
-                <w:sz w:val="28"/>
-                <w:szCs w:val="28"/>
-              </w:rPr>
-              <w:t>DeleteStep</w:t>
-            </w:r>
-            <w:proofErr w:type="spellEnd"/>
           </w:p>
         </w:tc>
       </w:tr>
@@ -8761,7 +6505,6 @@
                 <w:szCs w:val="28"/>
               </w:rPr>
             </w:pPr>
-            <w:proofErr w:type="spellStart"/>
             <w:r>
               <w:rPr>
                 <w:sz w:val="28"/>
@@ -8769,7 +6512,6 @@
               </w:rPr>
               <w:t>BatchesController</w:t>
             </w:r>
-            <w:proofErr w:type="spellEnd"/>
           </w:p>
         </w:tc>
         <w:tc>
@@ -8786,47 +6528,13 @@
                 <w:szCs w:val="28"/>
               </w:rPr>
             </w:pPr>
-            <w:proofErr w:type="spellStart"/>
             <w:r>
               <w:rPr>
                 <w:sz w:val="28"/>
                 <w:szCs w:val="28"/>
               </w:rPr>
-              <w:t>GetAll</w:t>
+              <w:t>GetAll, GetActive, GetById</w:t>
             </w:r>
-            <w:proofErr w:type="spellEnd"/>
-            <w:r>
-              <w:rPr>
-                <w:sz w:val="28"/>
-                <w:szCs w:val="28"/>
-              </w:rPr>
-              <w:t>, </w:t>
-            </w:r>
-            <w:proofErr w:type="spellStart"/>
-            <w:r>
-              <w:rPr>
-                <w:sz w:val="28"/>
-                <w:szCs w:val="28"/>
-              </w:rPr>
-              <w:t>GetActive</w:t>
-            </w:r>
-            <w:proofErr w:type="spellEnd"/>
-            <w:r>
-              <w:rPr>
-                <w:sz w:val="28"/>
-                <w:szCs w:val="28"/>
-              </w:rPr>
-              <w:t>, </w:t>
-            </w:r>
-            <w:proofErr w:type="spellStart"/>
-            <w:r>
-              <w:rPr>
-                <w:sz w:val="28"/>
-                <w:szCs w:val="28"/>
-              </w:rPr>
-              <w:t>GetById</w:t>
-            </w:r>
-            <w:proofErr w:type="spellEnd"/>
           </w:p>
         </w:tc>
         <w:tc>
@@ -8850,54 +6558,8 @@
                 <w:szCs w:val="28"/>
                 <w:lang w:val="en-US"/>
               </w:rPr>
-              <w:t>Create, Start, </w:t>
+              <w:t>Create, Start, StartStep, CompleteStep, ReportIssue</w:t>
             </w:r>
-            <w:proofErr w:type="spellStart"/>
-            <w:r>
-              <w:rPr>
-                <w:sz w:val="28"/>
-                <w:szCs w:val="28"/>
-                <w:lang w:val="en-US"/>
-              </w:rPr>
-              <w:t>StartStep</w:t>
-            </w:r>
-            <w:proofErr w:type="spellEnd"/>
-            <w:r>
-              <w:rPr>
-                <w:sz w:val="28"/>
-                <w:szCs w:val="28"/>
-                <w:lang w:val="en-US"/>
-              </w:rPr>
-              <w:t>, </w:t>
-            </w:r>
-            <w:proofErr w:type="spellStart"/>
-            <w:r>
-              <w:rPr>
-                <w:sz w:val="28"/>
-                <w:szCs w:val="28"/>
-                <w:lang w:val="en-US"/>
-              </w:rPr>
-              <w:t>CompleteStep</w:t>
-            </w:r>
-            <w:proofErr w:type="spellEnd"/>
-            <w:r>
-              <w:rPr>
-                <w:sz w:val="28"/>
-                <w:szCs w:val="28"/>
-                <w:lang w:val="en-US"/>
-              </w:rPr>
-              <w:t>, </w:t>
-            </w:r>
-            <w:proofErr w:type="spellStart"/>
-            <w:r>
-              <w:rPr>
-                <w:sz w:val="28"/>
-                <w:szCs w:val="28"/>
-                <w:lang w:val="en-US"/>
-              </w:rPr>
-              <w:t>ReportIssue</w:t>
-            </w:r>
-            <w:proofErr w:type="spellEnd"/>
           </w:p>
         </w:tc>
         <w:tc>
@@ -8914,31 +6576,13 @@
                 <w:szCs w:val="28"/>
               </w:rPr>
             </w:pPr>
-            <w:proofErr w:type="spellStart"/>
             <w:r>
               <w:rPr>
                 <w:sz w:val="28"/>
                 <w:szCs w:val="28"/>
               </w:rPr>
-              <w:t>UpdateActuals</w:t>
+              <w:t>UpdateActuals, CompleteBatch</w:t>
             </w:r>
-            <w:proofErr w:type="spellEnd"/>
-            <w:r>
-              <w:rPr>
-                <w:sz w:val="28"/>
-                <w:szCs w:val="28"/>
-              </w:rPr>
-              <w:t>, </w:t>
-            </w:r>
-            <w:proofErr w:type="spellStart"/>
-            <w:r>
-              <w:rPr>
-                <w:sz w:val="28"/>
-                <w:szCs w:val="28"/>
-              </w:rPr>
-              <w:t>CompleteBatch</w:t>
-            </w:r>
-            <w:proofErr w:type="spellEnd"/>
           </w:p>
         </w:tc>
         <w:tc>
@@ -8955,7 +6599,6 @@
                 <w:szCs w:val="28"/>
               </w:rPr>
             </w:pPr>
-            <w:proofErr w:type="spellStart"/>
             <w:r>
               <w:rPr>
                 <w:sz w:val="28"/>
@@ -8963,7 +6606,6 @@
               </w:rPr>
               <w:t>Delete</w:t>
             </w:r>
-            <w:proofErr w:type="spellEnd"/>
           </w:p>
         </w:tc>
       </w:tr>
@@ -8982,7 +6624,6 @@
                 <w:szCs w:val="28"/>
               </w:rPr>
             </w:pPr>
-            <w:proofErr w:type="spellStart"/>
             <w:r>
               <w:rPr>
                 <w:sz w:val="28"/>
@@ -8990,7 +6631,6 @@
               </w:rPr>
               <w:t>QualityControlController</w:t>
             </w:r>
-            <w:proofErr w:type="spellEnd"/>
           </w:p>
         </w:tc>
         <w:tc>
@@ -9007,7 +6647,6 @@
                 <w:szCs w:val="28"/>
               </w:rPr>
             </w:pPr>
-            <w:proofErr w:type="spellStart"/>
             <w:r>
               <w:rPr>
                 <w:sz w:val="28"/>
@@ -9015,7 +6654,6 @@
               </w:rPr>
               <w:t>GetAll</w:t>
             </w:r>
-            <w:proofErr w:type="spellEnd"/>
           </w:p>
         </w:tc>
         <w:tc>
@@ -9032,7 +6670,6 @@
                 <w:szCs w:val="28"/>
               </w:rPr>
             </w:pPr>
-            <w:proofErr w:type="spellStart"/>
             <w:r>
               <w:rPr>
                 <w:sz w:val="28"/>
@@ -9040,7 +6677,6 @@
               </w:rPr>
               <w:t>Create</w:t>
             </w:r>
-            <w:proofErr w:type="spellEnd"/>
           </w:p>
         </w:tc>
         <w:tc>
@@ -9080,7 +6716,6 @@
                 <w:szCs w:val="28"/>
               </w:rPr>
             </w:pPr>
-            <w:proofErr w:type="spellStart"/>
             <w:r>
               <w:rPr>
                 <w:sz w:val="28"/>
@@ -9088,7 +6723,6 @@
               </w:rPr>
               <w:t>Delete</w:t>
             </w:r>
-            <w:proofErr w:type="spellEnd"/>
           </w:p>
         </w:tc>
       </w:tr>
@@ -9107,7 +6741,6 @@
                 <w:szCs w:val="28"/>
               </w:rPr>
             </w:pPr>
-            <w:proofErr w:type="spellStart"/>
             <w:r>
               <w:rPr>
                 <w:sz w:val="28"/>
@@ -9115,7 +6748,6 @@
               </w:rPr>
               <w:t>RawMaterialBatchesController</w:t>
             </w:r>
-            <w:proofErr w:type="spellEnd"/>
           </w:p>
         </w:tc>
         <w:tc>
@@ -9132,31 +6764,13 @@
                 <w:szCs w:val="28"/>
               </w:rPr>
             </w:pPr>
-            <w:proofErr w:type="spellStart"/>
             <w:r>
               <w:rPr>
                 <w:sz w:val="28"/>
                 <w:szCs w:val="28"/>
               </w:rPr>
-              <w:t>GetAll</w:t>
+              <w:t>GetAll, GetById</w:t>
             </w:r>
-            <w:proofErr w:type="spellEnd"/>
-            <w:r>
-              <w:rPr>
-                <w:sz w:val="28"/>
-                <w:szCs w:val="28"/>
-              </w:rPr>
-              <w:t>, </w:t>
-            </w:r>
-            <w:proofErr w:type="spellStart"/>
-            <w:r>
-              <w:rPr>
-                <w:sz w:val="28"/>
-                <w:szCs w:val="28"/>
-              </w:rPr>
-              <w:t>GetById</w:t>
-            </w:r>
-            <w:proofErr w:type="spellEnd"/>
           </w:p>
         </w:tc>
         <w:tc>
@@ -9244,7 +6858,6 @@
                 <w:szCs w:val="28"/>
               </w:rPr>
             </w:pPr>
-            <w:proofErr w:type="spellStart"/>
             <w:r>
               <w:rPr>
                 <w:sz w:val="28"/>
@@ -9252,7 +6865,6 @@
               </w:rPr>
               <w:t>ReportsController</w:t>
             </w:r>
-            <w:proofErr w:type="spellEnd"/>
           </w:p>
         </w:tc>
         <w:tc>
@@ -9269,47 +6881,13 @@
                 <w:szCs w:val="28"/>
               </w:rPr>
             </w:pPr>
-            <w:proofErr w:type="spellStart"/>
             <w:r>
               <w:rPr>
                 <w:sz w:val="28"/>
                 <w:szCs w:val="28"/>
               </w:rPr>
-              <w:t>BatchesReport</w:t>
+              <w:t>BatchesReport, DeviationsReport, RecipeUsage</w:t>
             </w:r>
-            <w:proofErr w:type="spellEnd"/>
-            <w:r>
-              <w:rPr>
-                <w:sz w:val="28"/>
-                <w:szCs w:val="28"/>
-              </w:rPr>
-              <w:t>, </w:t>
-            </w:r>
-            <w:proofErr w:type="spellStart"/>
-            <w:r>
-              <w:rPr>
-                <w:sz w:val="28"/>
-                <w:szCs w:val="28"/>
-              </w:rPr>
-              <w:t>DeviationsReport</w:t>
-            </w:r>
-            <w:proofErr w:type="spellEnd"/>
-            <w:r>
-              <w:rPr>
-                <w:sz w:val="28"/>
-                <w:szCs w:val="28"/>
-              </w:rPr>
-              <w:t>, </w:t>
-            </w:r>
-            <w:proofErr w:type="spellStart"/>
-            <w:r>
-              <w:rPr>
-                <w:sz w:val="28"/>
-                <w:szCs w:val="28"/>
-              </w:rPr>
-              <w:t>RecipeUsage</w:t>
-            </w:r>
-            <w:proofErr w:type="spellEnd"/>
           </w:p>
         </w:tc>
         <w:tc>
@@ -9419,25 +6997,7 @@
           <w:szCs w:val="28"/>
           <w:lang w:val="en-US"/>
         </w:rPr>
-        <w:t>[</w:t>
-      </w:r>
-      <w:proofErr w:type="spellStart"/>
-      <w:r>
-        <w:rPr>
-          <w:sz w:val="28"/>
-          <w:szCs w:val="28"/>
-          <w:lang w:val="en-US"/>
-        </w:rPr>
-        <w:t>HttpPost</w:t>
-      </w:r>
-      <w:proofErr w:type="spellEnd"/>
-      <w:r>
-        <w:rPr>
-          <w:sz w:val="28"/>
-          <w:szCs w:val="28"/>
-          <w:lang w:val="en-US"/>
-        </w:rPr>
-        <w:t>]</w:t>
+        <w:t>[HttpPost]</w:t>
       </w:r>
     </w:p>
     <w:p>
@@ -9463,61 +7023,7 @@
           <w:szCs w:val="28"/>
           <w:lang w:val="en-US"/>
         </w:rPr>
-        <w:t>public async Task&lt;</w:t>
-      </w:r>
-      <w:proofErr w:type="spellStart"/>
-      <w:r>
-        <w:rPr>
-          <w:sz w:val="28"/>
-          <w:szCs w:val="28"/>
-          <w:lang w:val="en-US"/>
-        </w:rPr>
-        <w:t>IActionResult</w:t>
-      </w:r>
-      <w:proofErr w:type="spellEnd"/>
-      <w:r>
-        <w:rPr>
-          <w:sz w:val="28"/>
-          <w:szCs w:val="28"/>
-          <w:lang w:val="en-US"/>
-        </w:rPr>
-        <w:t>&gt; Create([</w:t>
-      </w:r>
-      <w:proofErr w:type="spellStart"/>
-      <w:r>
-        <w:rPr>
-          <w:sz w:val="28"/>
-          <w:szCs w:val="28"/>
-          <w:lang w:val="en-US"/>
-        </w:rPr>
-        <w:t>FromBody</w:t>
-      </w:r>
-      <w:proofErr w:type="spellEnd"/>
-      <w:r>
-        <w:rPr>
-          <w:sz w:val="28"/>
-          <w:szCs w:val="28"/>
-          <w:lang w:val="en-US"/>
-        </w:rPr>
-        <w:t xml:space="preserve">] </w:t>
-      </w:r>
-      <w:proofErr w:type="spellStart"/>
-      <w:r>
-        <w:rPr>
-          <w:sz w:val="28"/>
-          <w:szCs w:val="28"/>
-          <w:lang w:val="en-US"/>
-        </w:rPr>
-        <w:t>ProductionBatch</w:t>
-      </w:r>
-      <w:proofErr w:type="spellEnd"/>
-      <w:r>
-        <w:rPr>
-          <w:sz w:val="28"/>
-          <w:szCs w:val="28"/>
-          <w:lang w:val="en-US"/>
-        </w:rPr>
-        <w:t xml:space="preserve"> batch)</w:t>
+        <w:t>public async Task&lt;IActionResult&gt; Create([FromBody] ProductionBatch batch)</w:t>
       </w:r>
     </w:p>
     <w:p>
@@ -9569,25 +7075,7 @@
           <w:szCs w:val="28"/>
           <w:lang w:val="en-US"/>
         </w:rPr>
-        <w:t xml:space="preserve">    var created = await _</w:t>
-      </w:r>
-      <w:proofErr w:type="spellStart"/>
-      <w:r>
-        <w:rPr>
-          <w:sz w:val="28"/>
-          <w:szCs w:val="28"/>
-          <w:lang w:val="en-US"/>
-        </w:rPr>
-        <w:t>batchService.CreateAsync</w:t>
-      </w:r>
-      <w:proofErr w:type="spellEnd"/>
-      <w:r>
-        <w:rPr>
-          <w:sz w:val="28"/>
-          <w:szCs w:val="28"/>
-          <w:lang w:val="en-US"/>
-        </w:rPr>
-        <w:t>(batch);</w:t>
+        <w:t xml:space="preserve">    var created = await _batchService.CreateAsync(batch);</w:t>
       </w:r>
     </w:p>
     <w:p>
@@ -9655,30 +7143,7 @@
           <w:sz w:val="28"/>
           <w:szCs w:val="28"/>
         </w:rPr>
-        <w:t xml:space="preserve">Рисунок 11 - </w:t>
-      </w:r>
-      <w:r>
-        <w:rPr>
-          <w:sz w:val="28"/>
-          <w:szCs w:val="28"/>
-        </w:rPr>
-        <w:t>Пример метода создания партии (</w:t>
-      </w:r>
-      <w:proofErr w:type="spellStart"/>
-      <w:r>
-        <w:rPr>
-          <w:sz w:val="28"/>
-          <w:szCs w:val="28"/>
-        </w:rPr>
-        <w:t>BatchesController</w:t>
-      </w:r>
-      <w:proofErr w:type="spellEnd"/>
-      <w:r>
-        <w:rPr>
-          <w:sz w:val="28"/>
-          <w:szCs w:val="28"/>
-        </w:rPr>
-        <w:t>)</w:t>
+        <w:t>Рисунок 11 - Пример метода создания партии (BatchesController)</w:t>
       </w:r>
     </w:p>
     <w:p>
@@ -9707,39 +7172,7 @@
           <w:sz w:val="28"/>
           <w:szCs w:val="28"/>
         </w:rPr>
-        <w:t>Сервисный слой </w:t>
-      </w:r>
-      <w:proofErr w:type="spellStart"/>
-      <w:r>
-        <w:rPr>
-          <w:sz w:val="28"/>
-          <w:szCs w:val="28"/>
-        </w:rPr>
-        <w:t>BatchService</w:t>
-      </w:r>
-      <w:proofErr w:type="spellEnd"/>
-      <w:r>
-        <w:rPr>
-          <w:sz w:val="28"/>
-          <w:szCs w:val="28"/>
-        </w:rPr>
-        <w:t xml:space="preserve"> содержит всю бизнес-логику: проверка существования заказа, наличие </w:t>
-      </w:r>
-      <w:proofErr w:type="spellStart"/>
-      <w:r>
-        <w:rPr>
-          <w:sz w:val="28"/>
-          <w:szCs w:val="28"/>
-        </w:rPr>
-        <w:t>техкарты</w:t>
-      </w:r>
-      <w:proofErr w:type="spellEnd"/>
-      <w:r>
-        <w:rPr>
-          <w:sz w:val="28"/>
-          <w:szCs w:val="28"/>
-        </w:rPr>
-        <w:t>, автоматическое создание записей выполнения шагов, установка текущего шага.</w:t>
+        <w:t>Сервисный слой BatchService содержит всю бизнес-логику: проверка существования заказа, наличие техкарты, автоматическое создание записей выполнения шагов, установка текущего шага.</w:t>
       </w:r>
     </w:p>
     <w:p>
@@ -9759,23 +7192,13 @@
           <w:lang w:val="en-US"/>
         </w:rPr>
       </w:pPr>
-      <w:proofErr w:type="spellStart"/>
       <w:r>
         <w:rPr>
           <w:sz w:val="28"/>
           <w:szCs w:val="28"/>
           <w:lang w:val="en-US"/>
         </w:rPr>
-        <w:t>builder.Services.AddControllers</w:t>
-      </w:r>
-      <w:proofErr w:type="spellEnd"/>
-      <w:r>
-        <w:rPr>
-          <w:sz w:val="28"/>
-          <w:szCs w:val="28"/>
-          <w:lang w:val="en-US"/>
-        </w:rPr>
-        <w:t>()</w:t>
+        <w:t>builder.Services.AddControllers()</w:t>
       </w:r>
     </w:p>
     <w:p>
@@ -9801,25 +7224,7 @@
           <w:szCs w:val="28"/>
           <w:lang w:val="en-US"/>
         </w:rPr>
-        <w:t xml:space="preserve">    .</w:t>
-      </w:r>
-      <w:proofErr w:type="spellStart"/>
-      <w:r>
-        <w:rPr>
-          <w:sz w:val="28"/>
-          <w:szCs w:val="28"/>
-          <w:lang w:val="en-US"/>
-        </w:rPr>
-        <w:t>AddJsonOptions</w:t>
-      </w:r>
-      <w:proofErr w:type="spellEnd"/>
-      <w:r>
-        <w:rPr>
-          <w:sz w:val="28"/>
-          <w:szCs w:val="28"/>
-          <w:lang w:val="en-US"/>
-        </w:rPr>
-        <w:t>(options =&gt;</w:t>
+        <w:t xml:space="preserve">    .AddJsonOptions(options =&gt;</w:t>
       </w:r>
     </w:p>
     <w:p>
@@ -9871,25 +7276,7 @@
           <w:szCs w:val="28"/>
           <w:lang w:val="en-US"/>
         </w:rPr>
-        <w:t xml:space="preserve">        </w:t>
-      </w:r>
-      <w:proofErr w:type="spellStart"/>
-      <w:r>
-        <w:rPr>
-          <w:sz w:val="28"/>
-          <w:szCs w:val="28"/>
-          <w:lang w:val="en-US"/>
-        </w:rPr>
-        <w:t>options.JsonSerializerOptions.PropertyNamingPolicy</w:t>
-      </w:r>
-      <w:proofErr w:type="spellEnd"/>
-      <w:r>
-        <w:rPr>
-          <w:sz w:val="28"/>
-          <w:szCs w:val="28"/>
-          <w:lang w:val="en-US"/>
-        </w:rPr>
-        <w:t xml:space="preserve"> = null;</w:t>
+        <w:t xml:space="preserve">        options.JsonSerializerOptions.PropertyNamingPolicy = null;</w:t>
       </w:r>
     </w:p>
     <w:p>
@@ -9915,43 +7302,7 @@
           <w:szCs w:val="28"/>
           <w:lang w:val="en-US"/>
         </w:rPr>
-        <w:t xml:space="preserve">        </w:t>
-      </w:r>
-      <w:proofErr w:type="spellStart"/>
-      <w:r>
-        <w:rPr>
-          <w:sz w:val="28"/>
-          <w:szCs w:val="28"/>
-          <w:lang w:val="en-US"/>
-        </w:rPr>
-        <w:t>options.JsonSerializerOptions.ReferenceHandler</w:t>
-      </w:r>
-      <w:proofErr w:type="spellEnd"/>
-      <w:r>
-        <w:rPr>
-          <w:sz w:val="28"/>
-          <w:szCs w:val="28"/>
-          <w:lang w:val="en-US"/>
-        </w:rPr>
-        <w:t xml:space="preserve"> = </w:t>
-      </w:r>
-      <w:proofErr w:type="spellStart"/>
-      <w:r>
-        <w:rPr>
-          <w:sz w:val="28"/>
-          <w:szCs w:val="28"/>
-          <w:lang w:val="en-US"/>
-        </w:rPr>
-        <w:t>ReferenceHandler.IgnoreCycles</w:t>
-      </w:r>
-      <w:proofErr w:type="spellEnd"/>
-      <w:r>
-        <w:rPr>
-          <w:sz w:val="28"/>
-          <w:szCs w:val="28"/>
-          <w:lang w:val="en-US"/>
-        </w:rPr>
-        <w:t>;</w:t>
+        <w:t xml:space="preserve">        options.JsonSerializerOptions.ReferenceHandler = ReferenceHandler.IgnoreCycles;</w:t>
       </w:r>
     </w:p>
     <w:p>
@@ -9997,77 +7348,13 @@
           <w:lang w:val="en-US"/>
         </w:rPr>
       </w:pPr>
-      <w:proofErr w:type="spellStart"/>
       <w:r>
         <w:rPr>
           <w:sz w:val="28"/>
           <w:szCs w:val="28"/>
           <w:lang w:val="en-US"/>
         </w:rPr>
-        <w:t>app.UseCors</w:t>
-      </w:r>
-      <w:proofErr w:type="spellEnd"/>
-      <w:r>
-        <w:rPr>
-          <w:sz w:val="28"/>
-          <w:szCs w:val="28"/>
-          <w:lang w:val="en-US"/>
-        </w:rPr>
-        <w:t xml:space="preserve">(policy =&gt; </w:t>
-      </w:r>
-      <w:proofErr w:type="spellStart"/>
-      <w:r>
-        <w:rPr>
-          <w:sz w:val="28"/>
-          <w:szCs w:val="28"/>
-          <w:lang w:val="en-US"/>
-        </w:rPr>
-        <w:t>policy.AllowAnyOrigin</w:t>
-      </w:r>
-      <w:proofErr w:type="spellEnd"/>
-      <w:r>
-        <w:rPr>
-          <w:sz w:val="28"/>
-          <w:szCs w:val="28"/>
-          <w:lang w:val="en-US"/>
-        </w:rPr>
-        <w:t>().</w:t>
-      </w:r>
-      <w:proofErr w:type="spellStart"/>
-      <w:r>
-        <w:rPr>
-          <w:sz w:val="28"/>
-          <w:szCs w:val="28"/>
-          <w:lang w:val="en-US"/>
-        </w:rPr>
-        <w:t>AllowAnyMethod</w:t>
-      </w:r>
-      <w:proofErr w:type="spellEnd"/>
-      <w:r>
-        <w:rPr>
-          <w:sz w:val="28"/>
-          <w:szCs w:val="28"/>
-          <w:lang w:val="en-US"/>
-        </w:rPr>
-        <w:t>().</w:t>
-      </w:r>
-      <w:proofErr w:type="spellStart"/>
-      <w:r>
-        <w:rPr>
-          <w:sz w:val="28"/>
-          <w:szCs w:val="28"/>
-          <w:lang w:val="en-US"/>
-        </w:rPr>
-        <w:t>AllowAnyHeader</w:t>
-      </w:r>
-      <w:proofErr w:type="spellEnd"/>
-      <w:r>
-        <w:rPr>
-          <w:sz w:val="28"/>
-          <w:szCs w:val="28"/>
-          <w:lang w:val="en-US"/>
-        </w:rPr>
-        <w:t>());</w:t>
+        <w:t>app.UseCors(policy =&gt; policy.AllowAnyOrigin().AllowAnyMethod().AllowAnyHeader());</w:t>
       </w:r>
     </w:p>
     <w:p>
@@ -10085,24 +7372,8 @@
           <w:sz w:val="28"/>
           <w:szCs w:val="28"/>
         </w:rPr>
-        <w:t xml:space="preserve">Рисунок 12 - </w:t>
-      </w:r>
-      <w:r>
-        <w:rPr>
-          <w:sz w:val="28"/>
-          <w:szCs w:val="28"/>
-        </w:rPr>
-        <w:t>Настройка CORS и сериализации в </w:t>
-      </w:r>
-      <w:proofErr w:type="spellStart"/>
-      <w:r>
-        <w:rPr>
-          <w:sz w:val="28"/>
-          <w:szCs w:val="28"/>
-        </w:rPr>
-        <w:t>Program.cs</w:t>
-      </w:r>
-      <w:proofErr w:type="spellEnd"/>
+        <w:t>Рисунок 12 - Настройка CORS и сериализации в Program.cs</w:t>
+      </w:r>
     </w:p>
     <w:p>
       <w:pPr>
@@ -10211,27 +7482,7 @@
           <w:sz w:val="28"/>
           <w:szCs w:val="28"/>
         </w:rPr>
-        <w:t xml:space="preserve"> – </w:t>
-      </w:r>
-      <w:proofErr w:type="spellStart"/>
-      <w:r>
-        <w:rPr>
-          <w:b/>
-          <w:bCs/>
-          <w:sz w:val="28"/>
-          <w:szCs w:val="28"/>
-        </w:rPr>
-        <w:t>Swagger</w:t>
-      </w:r>
-      <w:proofErr w:type="spellEnd"/>
-      <w:r>
-        <w:rPr>
-          <w:b/>
-          <w:bCs/>
-          <w:sz w:val="28"/>
-          <w:szCs w:val="28"/>
-        </w:rPr>
-        <w:t xml:space="preserve"> UI со списком контроллеров</w:t>
+        <w:t xml:space="preserve"> – Swagger UI со списком контроллеров</w:t>
       </w:r>
     </w:p>
     <w:p>
@@ -10259,23 +7510,7 @@
           <w:sz w:val="28"/>
           <w:szCs w:val="28"/>
         </w:rPr>
-        <w:t xml:space="preserve">API протестировано с помощью </w:t>
-      </w:r>
-      <w:proofErr w:type="spellStart"/>
-      <w:r>
-        <w:rPr>
-          <w:sz w:val="28"/>
-          <w:szCs w:val="28"/>
-        </w:rPr>
-        <w:t>Postman</w:t>
-      </w:r>
-      <w:proofErr w:type="spellEnd"/>
-      <w:r>
-        <w:rPr>
-          <w:sz w:val="28"/>
-          <w:szCs w:val="28"/>
-        </w:rPr>
-        <w:t xml:space="preserve"> (коллекция прилагается) и интеграционных тестов (см. раздел 6.3).</w:t>
+        <w:t>API протестировано с помощью Postman (коллекция прилагается) и интеграционных тестов (см. раздел 6.3).</w:t>
       </w:r>
     </w:p>
     <w:p>
@@ -10331,23 +7566,7 @@
           <w:sz w:val="28"/>
           <w:szCs w:val="28"/>
         </w:rPr>
-        <w:t>Desktop-приложение </w:t>
-      </w:r>
-      <w:proofErr w:type="spellStart"/>
-      <w:r>
-        <w:rPr>
-          <w:sz w:val="28"/>
-          <w:szCs w:val="28"/>
-        </w:rPr>
-        <w:t>AgroControl.Technologist</w:t>
-      </w:r>
-      <w:proofErr w:type="spellEnd"/>
-      <w:r>
-        <w:rPr>
-          <w:sz w:val="28"/>
-          <w:szCs w:val="28"/>
-        </w:rPr>
-        <w:t> построено на </w:t>
+        <w:t>Desktop-приложение AgroControl.Technologist построено на </w:t>
       </w:r>
       <w:r>
         <w:rPr>
@@ -10363,55 +7582,7 @@
           <w:sz w:val="28"/>
           <w:szCs w:val="28"/>
         </w:rPr>
-        <w:t>. Используется стиль </w:t>
-      </w:r>
-      <w:proofErr w:type="spellStart"/>
-      <w:r>
-        <w:rPr>
-          <w:sz w:val="28"/>
-          <w:szCs w:val="28"/>
-        </w:rPr>
-        <w:t>PrimaryButton</w:t>
-      </w:r>
-      <w:proofErr w:type="spellEnd"/>
-      <w:r>
-        <w:rPr>
-          <w:sz w:val="28"/>
-          <w:szCs w:val="28"/>
-        </w:rPr>
-        <w:t> для кнопок, единая цветовая схема. Все страницы наследуются от </w:t>
-      </w:r>
-      <w:proofErr w:type="spellStart"/>
-      <w:r>
-        <w:rPr>
-          <w:sz w:val="28"/>
-          <w:szCs w:val="28"/>
-        </w:rPr>
-        <w:t>UserControl</w:t>
-      </w:r>
-      <w:proofErr w:type="spellEnd"/>
-      <w:r>
-        <w:rPr>
-          <w:sz w:val="28"/>
-          <w:szCs w:val="28"/>
-        </w:rPr>
-        <w:t> и загружаются в </w:t>
-      </w:r>
-      <w:proofErr w:type="spellStart"/>
-      <w:r>
-        <w:rPr>
-          <w:sz w:val="28"/>
-          <w:szCs w:val="28"/>
-        </w:rPr>
-        <w:t>ContentControl</w:t>
-      </w:r>
-      <w:proofErr w:type="spellEnd"/>
-      <w:r>
-        <w:rPr>
-          <w:sz w:val="28"/>
-          <w:szCs w:val="28"/>
-        </w:rPr>
-        <w:t> главного окна.</w:t>
+        <w:t>. Используется стиль PrimaryButton для кнопок, единая цветовая схема. Все страницы наследуются от UserControl и загружаются в ContentControl главного окна.</w:t>
       </w:r>
     </w:p>
     <w:p>
@@ -10448,37 +7619,12 @@
           <w:szCs w:val="28"/>
         </w:rPr>
       </w:pPr>
-      <w:proofErr w:type="spellStart"/>
-      <w:r>
-        <w:rPr>
-          <w:sz w:val="28"/>
-          <w:szCs w:val="28"/>
-        </w:rPr>
-        <w:t>App.xaml</w:t>
-      </w:r>
-      <w:proofErr w:type="spellEnd"/>
-      <w:r>
-        <w:rPr>
-          <w:sz w:val="28"/>
-          <w:szCs w:val="28"/>
-        </w:rPr>
-        <w:t xml:space="preserve"> – точка входа, настройка лицензии </w:t>
-      </w:r>
-      <w:proofErr w:type="spellStart"/>
-      <w:r>
-        <w:rPr>
-          <w:sz w:val="28"/>
-          <w:szCs w:val="28"/>
-        </w:rPr>
-        <w:t>EPPlus</w:t>
-      </w:r>
-      <w:proofErr w:type="spellEnd"/>
-      <w:r>
-        <w:rPr>
-          <w:sz w:val="28"/>
-          <w:szCs w:val="28"/>
-        </w:rPr>
-        <w:t>.</w:t>
+      <w:r>
+        <w:rPr>
+          <w:sz w:val="28"/>
+          <w:szCs w:val="28"/>
+        </w:rPr>
+        <w:t>App.xaml – точка входа, настройка лицензии EPPlus.</w:t>
       </w:r>
     </w:p>
     <w:p>
@@ -10495,21 +7641,12 @@
           <w:szCs w:val="28"/>
         </w:rPr>
       </w:pPr>
-      <w:proofErr w:type="spellStart"/>
-      <w:r>
-        <w:rPr>
-          <w:sz w:val="28"/>
-          <w:szCs w:val="28"/>
-        </w:rPr>
-        <w:t>MainWindow.xaml</w:t>
-      </w:r>
-      <w:proofErr w:type="spellEnd"/>
-      <w:r>
-        <w:rPr>
-          <w:sz w:val="28"/>
-          <w:szCs w:val="28"/>
-        </w:rPr>
-        <w:t> – главное окно, левое меню, загрузка профиля пользователя.</w:t>
+      <w:r>
+        <w:rPr>
+          <w:sz w:val="28"/>
+          <w:szCs w:val="28"/>
+        </w:rPr>
+        <w:t>MainWindow.xaml – главное окно, левое меню, загрузка профиля пользователя.</w:t>
       </w:r>
     </w:p>
     <w:p>
@@ -10526,21 +7663,12 @@
           <w:szCs w:val="28"/>
         </w:rPr>
       </w:pPr>
-      <w:proofErr w:type="spellStart"/>
-      <w:r>
-        <w:rPr>
-          <w:sz w:val="28"/>
-          <w:szCs w:val="28"/>
-        </w:rPr>
-        <w:t>ApiService</w:t>
-      </w:r>
-      <w:proofErr w:type="spellEnd"/>
-      <w:r>
-        <w:rPr>
-          <w:sz w:val="28"/>
-          <w:szCs w:val="28"/>
-        </w:rPr>
-        <w:t> – инкапсулирует HTTP-запросы к API.</w:t>
+      <w:r>
+        <w:rPr>
+          <w:sz w:val="28"/>
+          <w:szCs w:val="28"/>
+        </w:rPr>
+        <w:t>ApiService – инкапсулирует HTTP-запросы к API.</w:t>
       </w:r>
     </w:p>
     <w:p>
@@ -10688,23 +7816,7 @@
           <w:sz w:val="28"/>
           <w:szCs w:val="28"/>
         </w:rPr>
-        <w:t>Все таблицы (</w:t>
-      </w:r>
-      <w:proofErr w:type="spellStart"/>
-      <w:r>
-        <w:rPr>
-          <w:sz w:val="28"/>
-          <w:szCs w:val="28"/>
-        </w:rPr>
-        <w:t>DataGrid</w:t>
-      </w:r>
-      <w:proofErr w:type="spellEnd"/>
-      <w:r>
-        <w:rPr>
-          <w:sz w:val="28"/>
-          <w:szCs w:val="28"/>
-        </w:rPr>
-        <w:t>) поддерживают поиск (фильтрация на клиенте или через API).</w:t>
+        <w:t>Все таблицы (DataGrid) поддерживают поиск (фильтрация на клиенте или через API).</w:t>
       </w:r>
     </w:p>
     <w:p>
@@ -10726,39 +7838,7 @@
           <w:sz w:val="28"/>
           <w:szCs w:val="28"/>
         </w:rPr>
-        <w:t xml:space="preserve">Экспорт отчётов в Excel реализован с помощью библиотеки </w:t>
-      </w:r>
-      <w:proofErr w:type="spellStart"/>
-      <w:r>
-        <w:rPr>
-          <w:sz w:val="28"/>
-          <w:szCs w:val="28"/>
-        </w:rPr>
-        <w:t>EPPlus</w:t>
-      </w:r>
-      <w:proofErr w:type="spellEnd"/>
-      <w:r>
-        <w:rPr>
-          <w:sz w:val="28"/>
-          <w:szCs w:val="28"/>
-        </w:rPr>
-        <w:t>, лицензия установлена как </w:t>
-      </w:r>
-      <w:proofErr w:type="spellStart"/>
-      <w:r>
-        <w:rPr>
-          <w:sz w:val="28"/>
-          <w:szCs w:val="28"/>
-        </w:rPr>
-        <w:t>NonCommercialPersonal</w:t>
-      </w:r>
-      <w:proofErr w:type="spellEnd"/>
-      <w:r>
-        <w:rPr>
-          <w:sz w:val="28"/>
-          <w:szCs w:val="28"/>
-        </w:rPr>
-        <w:t>.</w:t>
+        <w:t>Экспорт отчётов в Excel реализован с помощью библиотеки EPPlus, лицензия установлена как NonCommercialPersonal.</w:t>
       </w:r>
     </w:p>
     <w:p>
@@ -11021,21 +8101,12 @@
           <w:szCs w:val="28"/>
         </w:rPr>
       </w:pPr>
-      <w:proofErr w:type="spellStart"/>
-      <w:r>
-        <w:rPr>
-          <w:sz w:val="28"/>
-          <w:szCs w:val="28"/>
-        </w:rPr>
-        <w:t>AgroControl.Laboratory</w:t>
-      </w:r>
-      <w:proofErr w:type="spellEnd"/>
-      <w:r>
-        <w:rPr>
-          <w:sz w:val="28"/>
-          <w:szCs w:val="28"/>
-        </w:rPr>
-        <w:t> – приложение для лаборанта. Имеет три основных раздела:</w:t>
+      <w:r>
+        <w:rPr>
+          <w:sz w:val="28"/>
+          <w:szCs w:val="28"/>
+        </w:rPr>
+        <w:t>AgroControl.Laboratory – приложение для лаборанта. Имеет три основных раздела:</w:t>
       </w:r>
     </w:p>
     <w:p>
@@ -11155,23 +8226,7 @@
           <w:sz w:val="28"/>
           <w:szCs w:val="28"/>
         </w:rPr>
-        <w:t> (</w:t>
-      </w:r>
-      <w:proofErr w:type="spellStart"/>
-      <w:r>
-        <w:rPr>
-          <w:sz w:val="28"/>
-          <w:szCs w:val="28"/>
-        </w:rPr>
-        <w:t>RawMaterialBatchCard.xaml</w:t>
-      </w:r>
-      <w:proofErr w:type="spellEnd"/>
-      <w:r>
-        <w:rPr>
-          <w:sz w:val="28"/>
-          <w:szCs w:val="28"/>
-        </w:rPr>
-        <w:t>) включает:</w:t>
+        <w:t> (RawMaterialBatchCard.xaml) включает:</w:t>
       </w:r>
     </w:p>
     <w:p>
@@ -11237,23 +8292,7 @@
           <w:sz w:val="28"/>
           <w:szCs w:val="28"/>
         </w:rPr>
-        <w:t xml:space="preserve">Блок принятия лабораторного решения: два </w:t>
-      </w:r>
-      <w:proofErr w:type="gramStart"/>
-      <w:r>
-        <w:rPr>
-          <w:sz w:val="28"/>
-          <w:szCs w:val="28"/>
-        </w:rPr>
-        <w:t>радио-кнопки</w:t>
-      </w:r>
-      <w:proofErr w:type="gramEnd"/>
-      <w:r>
-        <w:rPr>
-          <w:sz w:val="28"/>
-          <w:szCs w:val="28"/>
-        </w:rPr>
-        <w:t xml:space="preserve"> «Разрешить использование» / «Заблокировать», поле комментария, кнопка «Принять решение».</w:t>
+        <w:t>Блок принятия лабораторного решения: два радио-кнопки «Разрешить использование» / «Заблокировать», поле комментария, кнопка «Принять решение».</w:t>
       </w:r>
     </w:p>
     <w:p>
@@ -11293,23 +8332,7 @@
           <w:sz w:val="28"/>
           <w:szCs w:val="28"/>
         </w:rPr>
-        <w:t>При создании нового испытания открывается диалог </w:t>
-      </w:r>
-      <w:proofErr w:type="spellStart"/>
-      <w:r>
-        <w:rPr>
-          <w:sz w:val="28"/>
-          <w:szCs w:val="28"/>
-        </w:rPr>
-        <w:t>LabTestEditWindow</w:t>
-      </w:r>
-      <w:proofErr w:type="spellEnd"/>
-      <w:r>
-        <w:rPr>
-          <w:sz w:val="28"/>
-          <w:szCs w:val="28"/>
-        </w:rPr>
-        <w:t>, где лаборант выбирает тип испытания, дату, исполнителя, приоритет, а также заполняет параметры (наименование, норматив, измеренное значение, единицу измерения, комментарий). Партия подставляется автоматически (если вызов из карточки) или выбирается из выпадающего списка.</w:t>
+        <w:t>При создании нового испытания открывается диалог LabTestEditWindow, где лаборант выбирает тип испытания, дату, исполнителя, приоритет, а также заполняет параметры (наименование, норматив, измеренное значение, единицу измерения, комментарий). Партия подставляется автоматически (если вызов из карточки) или выбирается из выпадающего списка.</w:t>
       </w:r>
     </w:p>
     <w:p>
@@ -11574,21 +8597,12 @@
           <w:szCs w:val="28"/>
         </w:rPr>
       </w:pPr>
-      <w:proofErr w:type="spellStart"/>
-      <w:r>
-        <w:rPr>
-          <w:sz w:val="28"/>
-          <w:szCs w:val="28"/>
-        </w:rPr>
-        <w:t>AgroControl.Operator</w:t>
-      </w:r>
-      <w:proofErr w:type="spellEnd"/>
-      <w:r>
-        <w:rPr>
-          <w:sz w:val="28"/>
-          <w:szCs w:val="28"/>
-        </w:rPr>
-        <w:t> – приложение для оператора цеха. Состоит из следующих экранов:</w:t>
+      <w:r>
+        <w:rPr>
+          <w:sz w:val="28"/>
+          <w:szCs w:val="28"/>
+        </w:rPr>
+        <w:t>AgroControl.Operator – приложение для оператора цеха. Состоит из следующих экранов:</w:t>
       </w:r>
     </w:p>
     <w:p>
@@ -11619,55 +8633,7 @@
           <w:sz w:val="28"/>
           <w:szCs w:val="28"/>
         </w:rPr>
-        <w:t> – таблица активных партий (статус «запланирована» или «выполняется»). Колонки: номер партии, продукт, линия, текущий шаг, статус партии, статус шага, наличие предупреждений и критических отклонений. Данные получаются через API метод </w:t>
-      </w:r>
-      <w:proofErr w:type="spellStart"/>
-      <w:r>
-        <w:rPr>
-          <w:sz w:val="28"/>
-          <w:szCs w:val="28"/>
-        </w:rPr>
-        <w:t>Batches</w:t>
-      </w:r>
-      <w:proofErr w:type="spellEnd"/>
-      <w:r>
-        <w:rPr>
-          <w:sz w:val="28"/>
-          <w:szCs w:val="28"/>
-        </w:rPr>
-        <w:t>/</w:t>
-      </w:r>
-      <w:proofErr w:type="spellStart"/>
-      <w:r>
-        <w:rPr>
-          <w:sz w:val="28"/>
-          <w:szCs w:val="28"/>
-        </w:rPr>
-        <w:t>active</w:t>
-      </w:r>
-      <w:proofErr w:type="spellEnd"/>
-      <w:r>
-        <w:rPr>
-          <w:sz w:val="28"/>
-          <w:szCs w:val="28"/>
-        </w:rPr>
-        <w:t>, который возвращает список </w:t>
-      </w:r>
-      <w:proofErr w:type="spellStart"/>
-      <w:r>
-        <w:rPr>
-          <w:sz w:val="28"/>
-          <w:szCs w:val="28"/>
-        </w:rPr>
-        <w:t>ActiveBatchDto</w:t>
-      </w:r>
-      <w:proofErr w:type="spellEnd"/>
-      <w:r>
-        <w:rPr>
-          <w:sz w:val="28"/>
-          <w:szCs w:val="28"/>
-        </w:rPr>
-        <w:t>.</w:t>
+        <w:t> – таблица активных партий (статус «запланирована» или «выполняется»). Колонки: номер партии, продукт, линия, текущий шаг, статус партии, статус шага, наличие предупреждений и критических отклонений. Данные получаются через API метод Batches/active, который возвращает список ActiveBatchDto.</w:t>
       </w:r>
     </w:p>
     <w:p>
@@ -11729,23 +8695,7 @@
           <w:sz w:val="28"/>
           <w:szCs w:val="28"/>
         </w:rPr>
-        <w:t> – страница с автоматическим обновлением показателей экструдера (температура зон, давление, скорость шнека, мощность). Обновление происходит каждые 5 секунд через </w:t>
-      </w:r>
-      <w:proofErr w:type="spellStart"/>
-      <w:r>
-        <w:rPr>
-          <w:sz w:val="28"/>
-          <w:szCs w:val="28"/>
-        </w:rPr>
-        <w:t>DispatcherTimer</w:t>
-      </w:r>
-      <w:proofErr w:type="spellEnd"/>
-      <w:r>
-        <w:rPr>
-          <w:sz w:val="28"/>
-          <w:szCs w:val="28"/>
-        </w:rPr>
-        <w:t>.</w:t>
+        <w:t> – страница с автоматическим обновлением показателей экструдера (температура зон, давление, скорость шнека, мощность). Обновление происходит каждые 5 секунд через DispatcherTimer.</w:t>
       </w:r>
     </w:p>
     <w:p>
@@ -12170,39 +9120,7 @@
           <w:sz w:val="28"/>
           <w:szCs w:val="28"/>
         </w:rPr>
-        <w:t>Все три WPF-приложения используют общую библиотеку моделей </w:t>
-      </w:r>
-      <w:proofErr w:type="spellStart"/>
-      <w:r>
-        <w:rPr>
-          <w:sz w:val="28"/>
-          <w:szCs w:val="28"/>
-        </w:rPr>
-        <w:t>AgroControl.API.Models</w:t>
-      </w:r>
-      <w:proofErr w:type="spellEnd"/>
-      <w:r>
-        <w:rPr>
-          <w:sz w:val="28"/>
-          <w:szCs w:val="28"/>
-        </w:rPr>
-        <w:t xml:space="preserve"> (через </w:t>
-      </w:r>
-      <w:proofErr w:type="spellStart"/>
-      <w:r>
-        <w:rPr>
-          <w:sz w:val="28"/>
-          <w:szCs w:val="28"/>
-        </w:rPr>
-        <w:t>ProjectReference</w:t>
-      </w:r>
-      <w:proofErr w:type="spellEnd"/>
-      <w:r>
-        <w:rPr>
-          <w:sz w:val="28"/>
-          <w:szCs w:val="28"/>
-        </w:rPr>
-        <w:t>), что обеспечивает единообразие типов данных.</w:t>
+        <w:t>Все три WPF-приложения используют общую библиотеку моделей AgroControl.API.Models (через ProjectReference), что обеспечивает единообразие типов данных.</w:t>
       </w:r>
       <w:r>
         <w:rPr>
@@ -12586,7 +9504,6 @@
         </w:rPr>
         <w:t>Модульные тесты написаны с использованием фреймворка </w:t>
       </w:r>
-      <w:proofErr w:type="spellStart"/>
       <w:r>
         <w:rPr>
           <w:b/>
@@ -12596,61 +9513,12 @@
         </w:rPr>
         <w:t>MSTest</w:t>
       </w:r>
-      <w:proofErr w:type="spellEnd"/>
-      <w:r>
-        <w:rPr>
-          <w:sz w:val="28"/>
-          <w:szCs w:val="28"/>
-        </w:rPr>
-        <w:t xml:space="preserve">. Для каждого </w:t>
-      </w:r>
-      <w:proofErr w:type="spellStart"/>
-      <w:r>
-        <w:rPr>
-          <w:sz w:val="28"/>
-          <w:szCs w:val="28"/>
-        </w:rPr>
-        <w:t>desktop</w:t>
-      </w:r>
-      <w:proofErr w:type="spellEnd"/>
-      <w:r>
-        <w:rPr>
-          <w:sz w:val="28"/>
-          <w:szCs w:val="28"/>
-        </w:rPr>
-        <w:t>-модуля создан проект тестов (*.</w:t>
-      </w:r>
-      <w:proofErr w:type="spellStart"/>
-      <w:r>
-        <w:rPr>
-          <w:sz w:val="28"/>
-          <w:szCs w:val="28"/>
-        </w:rPr>
-        <w:t>Tests</w:t>
-      </w:r>
-      <w:proofErr w:type="spellEnd"/>
-      <w:r>
-        <w:rPr>
-          <w:sz w:val="28"/>
-          <w:szCs w:val="28"/>
-        </w:rPr>
-        <w:t>), в котором определён статический класс </w:t>
-      </w:r>
-      <w:proofErr w:type="spellStart"/>
-      <w:r>
-        <w:rPr>
-          <w:sz w:val="28"/>
-          <w:szCs w:val="28"/>
-        </w:rPr>
-        <w:t>TestHelpers</w:t>
-      </w:r>
-      <w:proofErr w:type="spellEnd"/>
-      <w:r>
-        <w:rPr>
-          <w:sz w:val="28"/>
-          <w:szCs w:val="28"/>
-        </w:rPr>
-        <w:t> с методами, содержащими проверяемую логику. Это позволяет тестировать бизнес-правила без запуска UI (без STA-проблем).</w:t>
+      <w:r>
+        <w:rPr>
+          <w:sz w:val="28"/>
+          <w:szCs w:val="28"/>
+        </w:rPr>
+        <w:t>. Для каждого desktop-модуля создан проект тестов (*.Tests), в котором определён статический класс TestHelpers с методами, содержащими проверяемую логику. Это позволяет тестировать бизнес-правила без запуска UI (без STA-проблем).</w:t>
       </w:r>
     </w:p>
     <w:p>
@@ -12676,18 +9544,8 @@
           <w:szCs w:val="28"/>
           <w:lang w:val="en-US"/>
         </w:rPr>
-        <w:t xml:space="preserve">public static class </w:t>
-      </w:r>
-      <w:proofErr w:type="spellStart"/>
-      <w:r>
-        <w:rPr>
-          <w:sz w:val="28"/>
-          <w:szCs w:val="28"/>
-          <w:lang w:val="en-US"/>
-        </w:rPr>
-        <w:t>TestHelpers</w:t>
-      </w:r>
-      <w:proofErr w:type="spellEnd"/>
+        <w:t>public static class TestHelpers</w:t>
+      </w:r>
     </w:p>
     <w:p>
       <w:pPr>
@@ -12738,43 +9596,7 @@
           <w:szCs w:val="28"/>
           <w:lang w:val="en-US"/>
         </w:rPr>
-        <w:t xml:space="preserve">    public static string </w:t>
-      </w:r>
-      <w:proofErr w:type="spellStart"/>
-      <w:r>
-        <w:rPr>
-          <w:sz w:val="28"/>
-          <w:szCs w:val="28"/>
-          <w:lang w:val="en-US"/>
-        </w:rPr>
-        <w:t>GenerateCaptchaText</w:t>
-      </w:r>
-      <w:proofErr w:type="spellEnd"/>
-      <w:r>
-        <w:rPr>
-          <w:sz w:val="28"/>
-          <w:szCs w:val="28"/>
-          <w:lang w:val="en-US"/>
-        </w:rPr>
-        <w:t xml:space="preserve">() =&gt; </w:t>
-      </w:r>
-      <w:proofErr w:type="spellStart"/>
-      <w:r>
-        <w:rPr>
-          <w:sz w:val="28"/>
-          <w:szCs w:val="28"/>
-          <w:lang w:val="en-US"/>
-        </w:rPr>
-        <w:t>CaptchaGenerator.GenerateRandomText</w:t>
-      </w:r>
-      <w:proofErr w:type="spellEnd"/>
-      <w:r>
-        <w:rPr>
-          <w:sz w:val="28"/>
-          <w:szCs w:val="28"/>
-          <w:lang w:val="en-US"/>
-        </w:rPr>
-        <w:t>();</w:t>
+        <w:t xml:space="preserve">    public static string GenerateCaptchaText() =&gt; CaptchaGenerator.GenerateRandomText();</w:t>
       </w:r>
     </w:p>
     <w:p>
@@ -12800,97 +9622,23 @@
           <w:szCs w:val="28"/>
           <w:lang w:val="en-US"/>
         </w:rPr>
-        <w:t xml:space="preserve">    public static bool </w:t>
-      </w:r>
-      <w:proofErr w:type="spellStart"/>
+        <w:t xml:space="preserve">    public static bool IsProductValid(Product product) =&gt; !string.IsNullOrWhiteSpace(product?.</w:t>
+      </w:r>
+      <w:r>
+        <w:rPr>
+          <w:sz w:val="28"/>
+          <w:szCs w:val="28"/>
+        </w:rPr>
+        <w:t>Код</w:t>
+      </w:r>
       <w:r>
         <w:rPr>
           <w:sz w:val="28"/>
           <w:szCs w:val="28"/>
           <w:lang w:val="en-US"/>
         </w:rPr>
-        <w:t>IsProductValid</w:t>
-      </w:r>
-      <w:proofErr w:type="spellEnd"/>
-      <w:r>
-        <w:rPr>
-          <w:sz w:val="28"/>
-          <w:szCs w:val="28"/>
-          <w:lang w:val="en-US"/>
-        </w:rPr>
-        <w:t>(Product product) =&gt; !</w:t>
-      </w:r>
-      <w:proofErr w:type="spellStart"/>
-      <w:r>
-        <w:rPr>
-          <w:sz w:val="28"/>
-          <w:szCs w:val="28"/>
-          <w:lang w:val="en-US"/>
-        </w:rPr>
-        <w:t>string.IsNullOrWhiteSpace</w:t>
-      </w:r>
-      <w:proofErr w:type="spellEnd"/>
-      <w:r>
-        <w:rPr>
-          <w:sz w:val="28"/>
-          <w:szCs w:val="28"/>
-          <w:lang w:val="en-US"/>
-        </w:rPr>
-        <w:t>(</w:t>
-      </w:r>
-      <w:proofErr w:type="gramStart"/>
-      <w:r>
-        <w:rPr>
-          <w:sz w:val="28"/>
-          <w:szCs w:val="28"/>
-          <w:lang w:val="en-US"/>
-        </w:rPr>
-        <w:t>product?.</w:t>
-      </w:r>
-      <w:proofErr w:type="gramEnd"/>
-      <w:r>
-        <w:rPr>
-          <w:sz w:val="28"/>
-          <w:szCs w:val="28"/>
-        </w:rPr>
-        <w:t>Код</w:t>
-      </w:r>
-      <w:r>
-        <w:rPr>
-          <w:sz w:val="28"/>
-          <w:szCs w:val="28"/>
-          <w:lang w:val="en-US"/>
-        </w:rPr>
-        <w:t>) &amp;&amp; !</w:t>
-      </w:r>
-      <w:proofErr w:type="spellStart"/>
-      <w:r>
-        <w:rPr>
-          <w:sz w:val="28"/>
-          <w:szCs w:val="28"/>
-          <w:lang w:val="en-US"/>
-        </w:rPr>
-        <w:t>string.IsNullOrWhiteSpace</w:t>
-      </w:r>
-      <w:proofErr w:type="spellEnd"/>
-      <w:r>
-        <w:rPr>
-          <w:sz w:val="28"/>
-          <w:szCs w:val="28"/>
-          <w:lang w:val="en-US"/>
-        </w:rPr>
-        <w:t>(</w:t>
-      </w:r>
-      <w:proofErr w:type="gramStart"/>
-      <w:r>
-        <w:rPr>
-          <w:sz w:val="28"/>
-          <w:szCs w:val="28"/>
-          <w:lang w:val="en-US"/>
-        </w:rPr>
-        <w:t>product?.</w:t>
-      </w:r>
-      <w:proofErr w:type="gramEnd"/>
+        <w:t>) &amp;&amp; !string.IsNullOrWhiteSpace(product?.</w:t>
+      </w:r>
       <w:r>
         <w:rPr>
           <w:sz w:val="28"/>
@@ -12929,43 +9677,7 @@
           <w:szCs w:val="28"/>
           <w:lang w:val="en-US"/>
         </w:rPr>
-        <w:t xml:space="preserve">    public static string </w:t>
-      </w:r>
-      <w:proofErr w:type="spellStart"/>
-      <w:r>
-        <w:rPr>
-          <w:sz w:val="28"/>
-          <w:szCs w:val="28"/>
-          <w:lang w:val="en-US"/>
-        </w:rPr>
-        <w:t>GetInitials</w:t>
-      </w:r>
-      <w:proofErr w:type="spellEnd"/>
-      <w:r>
-        <w:rPr>
-          <w:sz w:val="28"/>
-          <w:szCs w:val="28"/>
-          <w:lang w:val="en-US"/>
-        </w:rPr>
-        <w:t xml:space="preserve">(string </w:t>
-      </w:r>
-      <w:proofErr w:type="spellStart"/>
-      <w:r>
-        <w:rPr>
-          <w:sz w:val="28"/>
-          <w:szCs w:val="28"/>
-          <w:lang w:val="en-US"/>
-        </w:rPr>
-        <w:t>fullName</w:t>
-      </w:r>
-      <w:proofErr w:type="spellEnd"/>
-      <w:r>
-        <w:rPr>
-          <w:sz w:val="28"/>
-          <w:szCs w:val="28"/>
-          <w:lang w:val="en-US"/>
-        </w:rPr>
-        <w:t xml:space="preserve">) { /* ... </w:t>
+        <w:t xml:space="preserve">    public static string GetInitials(string fullName) { /* ... </w:t>
       </w:r>
       <w:r>
         <w:rPr>
@@ -13014,30 +9726,7 @@
           <w:sz w:val="28"/>
           <w:szCs w:val="28"/>
         </w:rPr>
-        <w:t xml:space="preserve">Рисунок 21 - </w:t>
-      </w:r>
-      <w:r>
-        <w:rPr>
-          <w:sz w:val="28"/>
-          <w:szCs w:val="28"/>
-        </w:rPr>
-        <w:t>Пример класса </w:t>
-      </w:r>
-      <w:proofErr w:type="spellStart"/>
-      <w:r>
-        <w:rPr>
-          <w:sz w:val="28"/>
-          <w:szCs w:val="28"/>
-        </w:rPr>
-        <w:t>TestHelpers</w:t>
-      </w:r>
-      <w:proofErr w:type="spellEnd"/>
-      <w:r>
-        <w:rPr>
-          <w:sz w:val="28"/>
-          <w:szCs w:val="28"/>
-        </w:rPr>
-        <w:t> для модуля технолога (фрагмент)</w:t>
+        <w:t>Рисунок 21 - Пример класса TestHelpers для модуля технолога (фрагмент)</w:t>
       </w:r>
     </w:p>
     <w:p>
@@ -13065,30 +9754,16 @@
         <w:rPr>
           <w:sz w:val="28"/>
           <w:szCs w:val="28"/>
-        </w:rPr>
-      </w:pPr>
-      <w:r>
-        <w:rPr>
-          <w:sz w:val="28"/>
-          <w:szCs w:val="28"/>
-        </w:rPr>
-        <w:t>[</w:t>
-      </w:r>
-      <w:proofErr w:type="spellStart"/>
-      <w:r>
-        <w:rPr>
-          <w:sz w:val="28"/>
-          <w:szCs w:val="28"/>
-        </w:rPr>
-        <w:t>TestMethod</w:t>
-      </w:r>
-      <w:proofErr w:type="spellEnd"/>
-      <w:r>
-        <w:rPr>
-          <w:sz w:val="28"/>
-          <w:szCs w:val="28"/>
-        </w:rPr>
-        <w:t>]</w:t>
+          <w:lang w:val="en-US"/>
+        </w:rPr>
+      </w:pPr>
+      <w:r>
+        <w:rPr>
+          <w:sz w:val="28"/>
+          <w:szCs w:val="28"/>
+          <w:lang w:val="en-US"/>
+        </w:rPr>
+        <w:t>[TestMethod]</w:t>
       </w:r>
     </w:p>
     <w:p>
@@ -13114,25 +9789,7 @@
           <w:szCs w:val="28"/>
           <w:lang w:val="en-US"/>
         </w:rPr>
-        <w:t xml:space="preserve">public void </w:t>
-      </w:r>
-      <w:proofErr w:type="spellStart"/>
-      <w:r>
-        <w:rPr>
-          <w:sz w:val="28"/>
-          <w:szCs w:val="28"/>
-          <w:lang w:val="en-US"/>
-        </w:rPr>
-        <w:t>Test_ProductValidation_ValidProduct_ReturnsTrue</w:t>
-      </w:r>
-      <w:proofErr w:type="spellEnd"/>
-      <w:r>
-        <w:rPr>
-          <w:sz w:val="28"/>
-          <w:szCs w:val="28"/>
-          <w:lang w:val="en-US"/>
-        </w:rPr>
-        <w:t>()</w:t>
+        <w:t>public void Test_ProductValidation_ValidProduct_ReturnsTrue()</w:t>
       </w:r>
     </w:p>
     <w:p>
@@ -13255,43 +9912,7 @@
           <w:szCs w:val="28"/>
           <w:lang w:val="en-US"/>
         </w:rPr>
-        <w:t xml:space="preserve">    bool </w:t>
-      </w:r>
-      <w:proofErr w:type="spellStart"/>
-      <w:r>
-        <w:rPr>
-          <w:sz w:val="28"/>
-          <w:szCs w:val="28"/>
-          <w:lang w:val="en-US"/>
-        </w:rPr>
-        <w:t>isValid</w:t>
-      </w:r>
-      <w:proofErr w:type="spellEnd"/>
-      <w:r>
-        <w:rPr>
-          <w:sz w:val="28"/>
-          <w:szCs w:val="28"/>
-          <w:lang w:val="en-US"/>
-        </w:rPr>
-        <w:t xml:space="preserve"> = </w:t>
-      </w:r>
-      <w:proofErr w:type="spellStart"/>
-      <w:r>
-        <w:rPr>
-          <w:sz w:val="28"/>
-          <w:szCs w:val="28"/>
-          <w:lang w:val="en-US"/>
-        </w:rPr>
-        <w:t>TestHelpers.IsProductValid</w:t>
-      </w:r>
-      <w:proofErr w:type="spellEnd"/>
-      <w:r>
-        <w:rPr>
-          <w:sz w:val="28"/>
-          <w:szCs w:val="28"/>
-          <w:lang w:val="en-US"/>
-        </w:rPr>
-        <w:t>(product);</w:t>
+        <w:t xml:space="preserve">    bool isValid = TestHelpers.IsProductValid(product);</w:t>
       </w:r>
     </w:p>
     <w:p>
@@ -13318,37 +9939,12 @@
         </w:rPr>
         <w:t xml:space="preserve">    </w:t>
       </w:r>
-      <w:proofErr w:type="spellStart"/>
-      <w:r>
-        <w:rPr>
-          <w:sz w:val="28"/>
-          <w:szCs w:val="28"/>
-        </w:rPr>
-        <w:t>Assert.IsTrue</w:t>
-      </w:r>
-      <w:proofErr w:type="spellEnd"/>
-      <w:r>
-        <w:rPr>
-          <w:sz w:val="28"/>
-          <w:szCs w:val="28"/>
-        </w:rPr>
-        <w:t>(</w:t>
-      </w:r>
-      <w:proofErr w:type="spellStart"/>
-      <w:r>
-        <w:rPr>
-          <w:sz w:val="28"/>
-          <w:szCs w:val="28"/>
-        </w:rPr>
-        <w:t>isValid</w:t>
-      </w:r>
-      <w:proofErr w:type="spellEnd"/>
-      <w:r>
-        <w:rPr>
-          <w:sz w:val="28"/>
-          <w:szCs w:val="28"/>
-        </w:rPr>
-        <w:t>);</w:t>
+      <w:r>
+        <w:rPr>
+          <w:sz w:val="28"/>
+          <w:szCs w:val="28"/>
+        </w:rPr>
+        <w:t>Assert.IsTrue(isValid);</w:t>
       </w:r>
     </w:p>
     <w:p>
@@ -13392,25 +9988,7 @@
           <w:sz w:val="28"/>
           <w:szCs w:val="28"/>
         </w:rPr>
-        <w:t xml:space="preserve">Рисунок </w:t>
-      </w:r>
-      <w:r>
-        <w:rPr>
-          <w:b/>
-          <w:bCs/>
-          <w:sz w:val="28"/>
-          <w:szCs w:val="28"/>
-        </w:rPr>
-        <w:t>22</w:t>
-      </w:r>
-      <w:r>
-        <w:rPr>
-          <w:b/>
-          <w:bCs/>
-          <w:sz w:val="28"/>
-          <w:szCs w:val="28"/>
-        </w:rPr>
-        <w:t xml:space="preserve"> -</w:t>
+        <w:t>Рисунок 22 -</w:t>
       </w:r>
       <w:r>
         <w:rPr>
@@ -13650,23 +10228,7 @@
           <w:sz w:val="28"/>
           <w:szCs w:val="28"/>
         </w:rPr>
-        <w:t>Для тестирования API создан проект </w:t>
-      </w:r>
-      <w:proofErr w:type="spellStart"/>
-      <w:r>
-        <w:rPr>
-          <w:sz w:val="28"/>
-          <w:szCs w:val="28"/>
-        </w:rPr>
-        <w:t>AgroControl.API.IntegrationTests</w:t>
-      </w:r>
-      <w:proofErr w:type="spellEnd"/>
-      <w:r>
-        <w:rPr>
-          <w:sz w:val="28"/>
-          <w:szCs w:val="28"/>
-        </w:rPr>
-        <w:t>. Используются:</w:t>
+        <w:t>Для тестирования API создан проект AgroControl.API.IntegrationTests. Используются:</w:t>
       </w:r>
     </w:p>
     <w:p>
@@ -13683,21 +10245,12 @@
           <w:szCs w:val="28"/>
         </w:rPr>
       </w:pPr>
-      <w:proofErr w:type="spellStart"/>
-      <w:r>
-        <w:rPr>
-          <w:sz w:val="28"/>
-          <w:szCs w:val="28"/>
-        </w:rPr>
-        <w:t>Microsoft.AspNetCore.TestHost</w:t>
-      </w:r>
-      <w:proofErr w:type="spellEnd"/>
-      <w:r>
-        <w:rPr>
-          <w:sz w:val="28"/>
-          <w:szCs w:val="28"/>
-        </w:rPr>
-        <w:t> – для хостинга API в памяти.</w:t>
+      <w:r>
+        <w:rPr>
+          <w:sz w:val="28"/>
+          <w:szCs w:val="28"/>
+        </w:rPr>
+        <w:t>Microsoft.AspNetCore.TestHost – для хостинга API в памяти.</w:t>
       </w:r>
     </w:p>
     <w:p>
@@ -13714,21 +10267,12 @@
           <w:szCs w:val="28"/>
         </w:rPr>
       </w:pPr>
-      <w:proofErr w:type="spellStart"/>
-      <w:r>
-        <w:rPr>
-          <w:sz w:val="28"/>
-          <w:szCs w:val="28"/>
-        </w:rPr>
-        <w:t>Microsoft.EntityFrameworkCore.InMemory</w:t>
-      </w:r>
-      <w:proofErr w:type="spellEnd"/>
-      <w:r>
-        <w:rPr>
-          <w:sz w:val="28"/>
-          <w:szCs w:val="28"/>
-        </w:rPr>
-        <w:t> – для изолированной базы данных.</w:t>
+      <w:r>
+        <w:rPr>
+          <w:sz w:val="28"/>
+          <w:szCs w:val="28"/>
+        </w:rPr>
+        <w:t>Microsoft.EntityFrameworkCore.InMemory – для изолированной базы данных.</w:t>
       </w:r>
     </w:p>
     <w:p>
@@ -13745,37 +10289,12 @@
           <w:szCs w:val="28"/>
         </w:rPr>
       </w:pPr>
-      <w:proofErr w:type="spellStart"/>
-      <w:r>
-        <w:rPr>
-          <w:sz w:val="28"/>
-          <w:szCs w:val="28"/>
-        </w:rPr>
-        <w:t>Newtonsoft.Json</w:t>
-      </w:r>
-      <w:proofErr w:type="spellEnd"/>
-      <w:r>
-        <w:rPr>
-          <w:sz w:val="28"/>
-          <w:szCs w:val="28"/>
-        </w:rPr>
-        <w:t xml:space="preserve"> – для </w:t>
-      </w:r>
-      <w:proofErr w:type="spellStart"/>
-      <w:r>
-        <w:rPr>
-          <w:sz w:val="28"/>
-          <w:szCs w:val="28"/>
-        </w:rPr>
-        <w:t>десериализации</w:t>
-      </w:r>
-      <w:proofErr w:type="spellEnd"/>
-      <w:r>
-        <w:rPr>
-          <w:sz w:val="28"/>
-          <w:szCs w:val="28"/>
-        </w:rPr>
-        <w:t xml:space="preserve"> ответов.</w:t>
+      <w:r>
+        <w:rPr>
+          <w:sz w:val="28"/>
+          <w:szCs w:val="28"/>
+        </w:rPr>
+        <w:t>Newtonsoft.Json – для десериализации ответов.</w:t>
       </w:r>
     </w:p>
     <w:p>
@@ -13797,101 +10316,12 @@
         </w:rPr>
         <w:t>Класс </w:t>
       </w:r>
-      <w:proofErr w:type="spellStart"/>
-      <w:r>
-        <w:rPr>
-          <w:sz w:val="28"/>
-          <w:szCs w:val="28"/>
-        </w:rPr>
-        <w:t>CustomWebApplicationFactory</w:t>
-      </w:r>
-      <w:proofErr w:type="spellEnd"/>
-      <w:r>
-        <w:rPr>
-          <w:sz w:val="28"/>
-          <w:szCs w:val="28"/>
-        </w:rPr>
-        <w:t> настраивает </w:t>
-      </w:r>
-      <w:proofErr w:type="spellStart"/>
-      <w:r>
-        <w:rPr>
-          <w:sz w:val="28"/>
-          <w:szCs w:val="28"/>
-        </w:rPr>
-        <w:t>WebHostBuilder</w:t>
-      </w:r>
-      <w:proofErr w:type="spellEnd"/>
-      <w:r>
-        <w:rPr>
-          <w:sz w:val="28"/>
-          <w:szCs w:val="28"/>
-        </w:rPr>
-        <w:t> с использованием </w:t>
-      </w:r>
-      <w:proofErr w:type="spellStart"/>
-      <w:r>
-        <w:rPr>
-          <w:sz w:val="28"/>
-          <w:szCs w:val="28"/>
-        </w:rPr>
-        <w:t>TestStartup</w:t>
-      </w:r>
-      <w:proofErr w:type="spellEnd"/>
-      <w:r>
-        <w:rPr>
-          <w:sz w:val="28"/>
-          <w:szCs w:val="28"/>
-        </w:rPr>
-        <w:t>, где регистрируются контроллеры и сервисы, а также подменяется </w:t>
-      </w:r>
-      <w:proofErr w:type="spellStart"/>
-      <w:r>
-        <w:rPr>
-          <w:sz w:val="28"/>
-          <w:szCs w:val="28"/>
-        </w:rPr>
-        <w:t>AppDbContext</w:t>
-      </w:r>
-      <w:proofErr w:type="spellEnd"/>
-      <w:r>
-        <w:rPr>
-          <w:sz w:val="28"/>
-          <w:szCs w:val="28"/>
-        </w:rPr>
-        <w:t xml:space="preserve"> на </w:t>
-      </w:r>
-      <w:proofErr w:type="spellStart"/>
-      <w:r>
-        <w:rPr>
-          <w:sz w:val="28"/>
-          <w:szCs w:val="28"/>
-        </w:rPr>
-        <w:t>InMemory</w:t>
-      </w:r>
-      <w:proofErr w:type="spellEnd"/>
-      <w:r>
-        <w:rPr>
-          <w:sz w:val="28"/>
-          <w:szCs w:val="28"/>
-        </w:rPr>
-        <w:t xml:space="preserve">-версию. Перед каждым тестом база очищается и заполняется тестовыми данными (пользователь, продукт, рецепт, </w:t>
-      </w:r>
-      <w:proofErr w:type="spellStart"/>
-      <w:r>
-        <w:rPr>
-          <w:sz w:val="28"/>
-          <w:szCs w:val="28"/>
-        </w:rPr>
-        <w:t>техкарта</w:t>
-      </w:r>
-      <w:proofErr w:type="spellEnd"/>
-      <w:r>
-        <w:rPr>
-          <w:sz w:val="28"/>
-          <w:szCs w:val="28"/>
-        </w:rPr>
-        <w:t>, заказ, партия).</w:t>
+      <w:r>
+        <w:rPr>
+          <w:sz w:val="28"/>
+          <w:szCs w:val="28"/>
+        </w:rPr>
+        <w:t>CustomWebApplicationFactory настраивает WebHostBuilder с использованием TestStartup, где регистрируются контроллеры и сервисы, а также подменяется AppDbContext на InMemory-версию. Перед каждым тестом база очищается и заполняется тестовыми данными (пользователь, продукт, рецепт, техкарта, заказ, партия).</w:t>
       </w:r>
     </w:p>
     <w:p>
@@ -13917,25 +10347,7 @@
           <w:szCs w:val="28"/>
           <w:lang w:val="en-US"/>
         </w:rPr>
-        <w:t>[</w:t>
-      </w:r>
-      <w:proofErr w:type="spellStart"/>
-      <w:r>
-        <w:rPr>
-          <w:sz w:val="28"/>
-          <w:szCs w:val="28"/>
-          <w:lang w:val="en-US"/>
-        </w:rPr>
-        <w:t>TestMethod</w:t>
-      </w:r>
-      <w:proofErr w:type="spellEnd"/>
-      <w:r>
-        <w:rPr>
-          <w:sz w:val="28"/>
-          <w:szCs w:val="28"/>
-          <w:lang w:val="en-US"/>
-        </w:rPr>
-        <w:t>]</w:t>
+        <w:t>[TestMethod]</w:t>
       </w:r>
     </w:p>
     <w:p>
@@ -13961,25 +10373,7 @@
           <w:szCs w:val="28"/>
           <w:lang w:val="en-US"/>
         </w:rPr>
-        <w:t xml:space="preserve">public async Task </w:t>
-      </w:r>
-      <w:proofErr w:type="spellStart"/>
-      <w:r>
-        <w:rPr>
-          <w:sz w:val="28"/>
-          <w:szCs w:val="28"/>
-          <w:lang w:val="en-US"/>
-        </w:rPr>
-        <w:t>Products_Create_DuplicateCode_ReturnsBadRequest</w:t>
-      </w:r>
-      <w:proofErr w:type="spellEnd"/>
-      <w:r>
-        <w:rPr>
-          <w:sz w:val="28"/>
-          <w:szCs w:val="28"/>
-          <w:lang w:val="en-US"/>
-        </w:rPr>
-        <w:t>()</w:t>
+        <w:t>public async Task Products_Create_DuplicateCode_ReturnsBadRequest()</w:t>
       </w:r>
     </w:p>
     <w:p>
@@ -14031,25 +10425,7 @@
           <w:szCs w:val="28"/>
           <w:lang w:val="en-US"/>
         </w:rPr>
-        <w:t xml:space="preserve">    var </w:t>
-      </w:r>
-      <w:proofErr w:type="spellStart"/>
-      <w:r>
-        <w:rPr>
-          <w:sz w:val="28"/>
-          <w:szCs w:val="28"/>
-          <w:lang w:val="en-US"/>
-        </w:rPr>
-        <w:t>duplicateProduct</w:t>
-      </w:r>
-      <w:proofErr w:type="spellEnd"/>
-      <w:r>
-        <w:rPr>
-          <w:sz w:val="28"/>
-          <w:szCs w:val="28"/>
-          <w:lang w:val="en-US"/>
-        </w:rPr>
-        <w:t xml:space="preserve"> = new Product { </w:t>
+        <w:t xml:space="preserve">    var duplicateProduct = new Product { </w:t>
       </w:r>
       <w:r>
         <w:rPr>
@@ -14120,61 +10496,7 @@
           <w:szCs w:val="28"/>
           <w:lang w:val="en-US"/>
         </w:rPr>
-        <w:t xml:space="preserve">    var response = await _</w:t>
-      </w:r>
-      <w:proofErr w:type="spellStart"/>
-      <w:r>
-        <w:rPr>
-          <w:sz w:val="28"/>
-          <w:szCs w:val="28"/>
-          <w:lang w:val="en-US"/>
-        </w:rPr>
-        <w:t>client.PostAsJsonAsync</w:t>
-      </w:r>
-      <w:proofErr w:type="spellEnd"/>
-      <w:r>
-        <w:rPr>
-          <w:sz w:val="28"/>
-          <w:szCs w:val="28"/>
-          <w:lang w:val="en-US"/>
-        </w:rPr>
-        <w:t>("/</w:t>
-      </w:r>
-      <w:proofErr w:type="spellStart"/>
-      <w:r>
-        <w:rPr>
-          <w:sz w:val="28"/>
-          <w:szCs w:val="28"/>
-          <w:lang w:val="en-US"/>
-        </w:rPr>
-        <w:t>api</w:t>
-      </w:r>
-      <w:proofErr w:type="spellEnd"/>
-      <w:r>
-        <w:rPr>
-          <w:sz w:val="28"/>
-          <w:szCs w:val="28"/>
-          <w:lang w:val="en-US"/>
-        </w:rPr>
-        <w:t xml:space="preserve">/Products", </w:t>
-      </w:r>
-      <w:proofErr w:type="spellStart"/>
-      <w:r>
-        <w:rPr>
-          <w:sz w:val="28"/>
-          <w:szCs w:val="28"/>
-          <w:lang w:val="en-US"/>
-        </w:rPr>
-        <w:t>duplicateProduct</w:t>
-      </w:r>
-      <w:proofErr w:type="spellEnd"/>
-      <w:r>
-        <w:rPr>
-          <w:sz w:val="28"/>
-          <w:szCs w:val="28"/>
-          <w:lang w:val="en-US"/>
-        </w:rPr>
-        <w:t>);</w:t>
+        <w:t xml:space="preserve">    var response = await _client.PostAsJsonAsync("/api/Products", duplicateProduct);</w:t>
       </w:r>
     </w:p>
     <w:p>
@@ -14200,61 +10522,7 @@
           <w:szCs w:val="28"/>
           <w:lang w:val="en-US"/>
         </w:rPr>
-        <w:t xml:space="preserve">    </w:t>
-      </w:r>
-      <w:proofErr w:type="spellStart"/>
-      <w:r>
-        <w:rPr>
-          <w:sz w:val="28"/>
-          <w:szCs w:val="28"/>
-          <w:lang w:val="en-US"/>
-        </w:rPr>
-        <w:t>Assert.AreEqual</w:t>
-      </w:r>
-      <w:proofErr w:type="spellEnd"/>
-      <w:r>
-        <w:rPr>
-          <w:sz w:val="28"/>
-          <w:szCs w:val="28"/>
-          <w:lang w:val="en-US"/>
-        </w:rPr>
-        <w:t>(</w:t>
-      </w:r>
-      <w:proofErr w:type="spellStart"/>
-      <w:r>
-        <w:rPr>
-          <w:sz w:val="28"/>
-          <w:szCs w:val="28"/>
-          <w:lang w:val="en-US"/>
-        </w:rPr>
-        <w:t>HttpStatusCode.BadRequest</w:t>
-      </w:r>
-      <w:proofErr w:type="spellEnd"/>
-      <w:r>
-        <w:rPr>
-          <w:sz w:val="28"/>
-          <w:szCs w:val="28"/>
-          <w:lang w:val="en-US"/>
-        </w:rPr>
-        <w:t xml:space="preserve">, </w:t>
-      </w:r>
-      <w:proofErr w:type="spellStart"/>
-      <w:r>
-        <w:rPr>
-          <w:sz w:val="28"/>
-          <w:szCs w:val="28"/>
-          <w:lang w:val="en-US"/>
-        </w:rPr>
-        <w:t>response.StatusCode</w:t>
-      </w:r>
-      <w:proofErr w:type="spellEnd"/>
-      <w:r>
-        <w:rPr>
-          <w:sz w:val="28"/>
-          <w:szCs w:val="28"/>
-          <w:lang w:val="en-US"/>
-        </w:rPr>
-        <w:t>);</w:t>
+        <w:t xml:space="preserve">    Assert.AreEqual(HttpStatusCode.BadRequest, response.StatusCode);</w:t>
       </w:r>
     </w:p>
     <w:p>
@@ -14280,43 +10548,7 @@
           <w:szCs w:val="28"/>
           <w:lang w:val="en-US"/>
         </w:rPr>
-        <w:t xml:space="preserve">    var </w:t>
-      </w:r>
-      <w:proofErr w:type="spellStart"/>
-      <w:r>
-        <w:rPr>
-          <w:sz w:val="28"/>
-          <w:szCs w:val="28"/>
-          <w:lang w:val="en-US"/>
-        </w:rPr>
-        <w:t>json</w:t>
-      </w:r>
-      <w:proofErr w:type="spellEnd"/>
-      <w:r>
-        <w:rPr>
-          <w:sz w:val="28"/>
-          <w:szCs w:val="28"/>
-          <w:lang w:val="en-US"/>
-        </w:rPr>
-        <w:t xml:space="preserve"> = await </w:t>
-      </w:r>
-      <w:proofErr w:type="spellStart"/>
-      <w:r>
-        <w:rPr>
-          <w:sz w:val="28"/>
-          <w:szCs w:val="28"/>
-          <w:lang w:val="en-US"/>
-        </w:rPr>
-        <w:t>response.Content.ReadAsStringAsync</w:t>
-      </w:r>
-      <w:proofErr w:type="spellEnd"/>
-      <w:r>
-        <w:rPr>
-          <w:sz w:val="28"/>
-          <w:szCs w:val="28"/>
-          <w:lang w:val="en-US"/>
-        </w:rPr>
-        <w:t>();</w:t>
+        <w:t xml:space="preserve">    var json = await response.Content.ReadAsStringAsync();</w:t>
       </w:r>
     </w:p>
     <w:p>
@@ -14342,43 +10574,7 @@
           <w:szCs w:val="28"/>
           <w:lang w:val="en-US"/>
         </w:rPr>
-        <w:t xml:space="preserve">    dynamic result = </w:t>
-      </w:r>
-      <w:proofErr w:type="spellStart"/>
-      <w:r>
-        <w:rPr>
-          <w:sz w:val="28"/>
-          <w:szCs w:val="28"/>
-          <w:lang w:val="en-US"/>
-        </w:rPr>
-        <w:t>JsonConvert.DeserializeObject</w:t>
-      </w:r>
-      <w:proofErr w:type="spellEnd"/>
-      <w:r>
-        <w:rPr>
-          <w:sz w:val="28"/>
-          <w:szCs w:val="28"/>
-          <w:lang w:val="en-US"/>
-        </w:rPr>
-        <w:t>(</w:t>
-      </w:r>
-      <w:proofErr w:type="spellStart"/>
-      <w:r>
-        <w:rPr>
-          <w:sz w:val="28"/>
-          <w:szCs w:val="28"/>
-          <w:lang w:val="en-US"/>
-        </w:rPr>
-        <w:t>json</w:t>
-      </w:r>
-      <w:proofErr w:type="spellEnd"/>
-      <w:r>
-        <w:rPr>
-          <w:sz w:val="28"/>
-          <w:szCs w:val="28"/>
-          <w:lang w:val="en-US"/>
-        </w:rPr>
-        <w:t>);</w:t>
+        <w:t xml:space="preserve">    dynamic result = JsonConvert.DeserializeObject(json);</w:t>
       </w:r>
     </w:p>
     <w:p>
@@ -14404,43 +10600,7 @@
           <w:szCs w:val="28"/>
           <w:lang w:val="en-US"/>
         </w:rPr>
-        <w:t xml:space="preserve">    </w:t>
-      </w:r>
-      <w:proofErr w:type="spellStart"/>
-      <w:r>
-        <w:rPr>
-          <w:sz w:val="28"/>
-          <w:szCs w:val="28"/>
-          <w:lang w:val="en-US"/>
-        </w:rPr>
-        <w:t>Assert.IsFalse</w:t>
-      </w:r>
-      <w:proofErr w:type="spellEnd"/>
-      <w:r>
-        <w:rPr>
-          <w:sz w:val="28"/>
-          <w:szCs w:val="28"/>
-          <w:lang w:val="en-US"/>
-        </w:rPr>
-        <w:t>((bool)</w:t>
-      </w:r>
-      <w:proofErr w:type="spellStart"/>
-      <w:r>
-        <w:rPr>
-          <w:sz w:val="28"/>
-          <w:szCs w:val="28"/>
-          <w:lang w:val="en-US"/>
-        </w:rPr>
-        <w:t>result.success</w:t>
-      </w:r>
-      <w:proofErr w:type="spellEnd"/>
-      <w:r>
-        <w:rPr>
-          <w:sz w:val="28"/>
-          <w:szCs w:val="28"/>
-          <w:lang w:val="en-US"/>
-        </w:rPr>
-        <w:t>);</w:t>
+        <w:t xml:space="preserve">    Assert.IsFalse((bool)result.success);</w:t>
       </w:r>
     </w:p>
     <w:p>
@@ -14466,43 +10626,7 @@
           <w:szCs w:val="28"/>
           <w:lang w:val="en-US"/>
         </w:rPr>
-        <w:t xml:space="preserve">    </w:t>
-      </w:r>
-      <w:proofErr w:type="spellStart"/>
-      <w:r>
-        <w:rPr>
-          <w:sz w:val="28"/>
-          <w:szCs w:val="28"/>
-          <w:lang w:val="en-US"/>
-        </w:rPr>
-        <w:t>Assert.IsTrue</w:t>
-      </w:r>
-      <w:proofErr w:type="spellEnd"/>
-      <w:r>
-        <w:rPr>
-          <w:sz w:val="28"/>
-          <w:szCs w:val="28"/>
-          <w:lang w:val="en-US"/>
-        </w:rPr>
-        <w:t>(</w:t>
-      </w:r>
-      <w:proofErr w:type="spellStart"/>
-      <w:r>
-        <w:rPr>
-          <w:sz w:val="28"/>
-          <w:szCs w:val="28"/>
-          <w:lang w:val="en-US"/>
-        </w:rPr>
-        <w:t>result.message.ToString</w:t>
-      </w:r>
-      <w:proofErr w:type="spellEnd"/>
-      <w:r>
-        <w:rPr>
-          <w:sz w:val="28"/>
-          <w:szCs w:val="28"/>
-          <w:lang w:val="en-US"/>
-        </w:rPr>
-        <w:t>().Contains("</w:t>
+        <w:t xml:space="preserve">    Assert.IsTrue(result.message.ToString().Contains("</w:t>
       </w:r>
       <w:r>
         <w:rPr>
@@ -14604,14 +10728,7 @@
           <w:sz w:val="28"/>
           <w:szCs w:val="28"/>
         </w:rPr>
-        <w:t xml:space="preserve">Рисунок 24 - </w:t>
-      </w:r>
-      <w:r>
-        <w:rPr>
-          <w:sz w:val="28"/>
-          <w:szCs w:val="28"/>
-        </w:rPr>
-        <w:t>Пример интеграционного теста (проверка создания продукта с дублирующимся кодом</w:t>
+        <w:t>Рисунок 24 - Пример интеграционного теста (проверка создания продукта с дублирующимся кодом</w:t>
       </w:r>
       <w:r>
         <w:rPr>
@@ -15057,71 +11174,7 @@
                 <w:sz w:val="28"/>
                 <w:szCs w:val="28"/>
               </w:rPr>
-              <w:t>При возврате объектов </w:t>
-            </w:r>
-            <w:proofErr w:type="spellStart"/>
-            <w:r>
-              <w:rPr>
-                <w:sz w:val="28"/>
-                <w:szCs w:val="28"/>
-              </w:rPr>
-              <w:t>ProductionBatch</w:t>
-            </w:r>
-            <w:proofErr w:type="spellEnd"/>
-            <w:r>
-              <w:rPr>
-                <w:sz w:val="28"/>
-                <w:szCs w:val="28"/>
-              </w:rPr>
-              <w:t> возникало исключение </w:t>
-            </w:r>
-            <w:proofErr w:type="spellStart"/>
-            <w:r>
-              <w:rPr>
-                <w:sz w:val="28"/>
-                <w:szCs w:val="28"/>
-              </w:rPr>
-              <w:t>JsonException</w:t>
-            </w:r>
-            <w:proofErr w:type="spellEnd"/>
-            <w:r>
-              <w:rPr>
-                <w:sz w:val="28"/>
-                <w:szCs w:val="28"/>
-              </w:rPr>
-              <w:t xml:space="preserve"> из-за циклических ссылок (Заказ → </w:t>
-            </w:r>
-            <w:proofErr w:type="spellStart"/>
-            <w:r>
-              <w:rPr>
-                <w:sz w:val="28"/>
-                <w:szCs w:val="28"/>
-              </w:rPr>
-              <w:t>ТехКарта</w:t>
-            </w:r>
-            <w:proofErr w:type="spellEnd"/>
-            <w:r>
-              <w:rPr>
-                <w:sz w:val="28"/>
-                <w:szCs w:val="28"/>
-              </w:rPr>
-              <w:t xml:space="preserve"> → Шаги → </w:t>
-            </w:r>
-            <w:proofErr w:type="spellStart"/>
-            <w:r>
-              <w:rPr>
-                <w:sz w:val="28"/>
-                <w:szCs w:val="28"/>
-              </w:rPr>
-              <w:t>ТехКарта</w:t>
-            </w:r>
-            <w:proofErr w:type="spellEnd"/>
-            <w:r>
-              <w:rPr>
-                <w:sz w:val="28"/>
-                <w:szCs w:val="28"/>
-              </w:rPr>
-              <w:t>).</w:t>
+              <w:t>При возврате объектов ProductionBatch возникало исключение JsonException из-за циклических ссылок (Заказ → ТехКарта → Шаги → ТехКарта).</w:t>
             </w:r>
           </w:p>
         </w:tc>
@@ -15144,39 +11197,7 @@
                 <w:sz w:val="28"/>
                 <w:szCs w:val="28"/>
               </w:rPr>
-              <w:t>В </w:t>
-            </w:r>
-            <w:proofErr w:type="spellStart"/>
-            <w:r>
-              <w:rPr>
-                <w:sz w:val="28"/>
-                <w:szCs w:val="28"/>
-              </w:rPr>
-              <w:t>Program.cs</w:t>
-            </w:r>
-            <w:proofErr w:type="spellEnd"/>
-            <w:r>
-              <w:rPr>
-                <w:sz w:val="28"/>
-                <w:szCs w:val="28"/>
-              </w:rPr>
-              <w:t> отсутствовала настройка </w:t>
-            </w:r>
-            <w:proofErr w:type="spellStart"/>
-            <w:r>
-              <w:rPr>
-                <w:sz w:val="28"/>
-                <w:szCs w:val="28"/>
-              </w:rPr>
-              <w:t>ReferenceHandler.IgnoreCycles</w:t>
-            </w:r>
-            <w:proofErr w:type="spellEnd"/>
-            <w:r>
-              <w:rPr>
-                <w:sz w:val="28"/>
-                <w:szCs w:val="28"/>
-              </w:rPr>
-              <w:t>.</w:t>
+              <w:t>В Program.cs отсутствовала настройка ReferenceHandler.IgnoreCycles.</w:t>
             </w:r>
           </w:p>
         </w:tc>
@@ -15223,43 +11244,7 @@
                 <w:szCs w:val="28"/>
                 <w:lang w:val="en-US"/>
               </w:rPr>
-              <w:t xml:space="preserve"> JSON: </w:t>
-            </w:r>
-            <w:proofErr w:type="spellStart"/>
-            <w:r>
-              <w:rPr>
-                <w:sz w:val="28"/>
-                <w:szCs w:val="28"/>
-                <w:lang w:val="en-US"/>
-              </w:rPr>
-              <w:t>options.JsonSerializerOptions.ReferenceHandler</w:t>
-            </w:r>
-            <w:proofErr w:type="spellEnd"/>
-            <w:r>
-              <w:rPr>
-                <w:sz w:val="28"/>
-                <w:szCs w:val="28"/>
-                <w:lang w:val="en-US"/>
-              </w:rPr>
-              <w:t xml:space="preserve"> = </w:t>
-            </w:r>
-            <w:proofErr w:type="spellStart"/>
-            <w:r>
-              <w:rPr>
-                <w:sz w:val="28"/>
-                <w:szCs w:val="28"/>
-                <w:lang w:val="en-US"/>
-              </w:rPr>
-              <w:t>ReferenceHandler.IgnoreCycles</w:t>
-            </w:r>
-            <w:proofErr w:type="spellEnd"/>
-            <w:r>
-              <w:rPr>
-                <w:sz w:val="28"/>
-                <w:szCs w:val="28"/>
-                <w:lang w:val="en-US"/>
-              </w:rPr>
-              <w:t>;</w:t>
+              <w:t xml:space="preserve"> JSON: options.JsonSerializerOptions.ReferenceHandler = ReferenceHandler.IgnoreCycles;</w:t>
             </w:r>
           </w:p>
         </w:tc>
@@ -15330,55 +11315,7 @@
                 <w:sz w:val="28"/>
                 <w:szCs w:val="28"/>
               </w:rPr>
-              <w:t>При создании партии через POST /</w:t>
-            </w:r>
-            <w:proofErr w:type="spellStart"/>
-            <w:r>
-              <w:rPr>
-                <w:sz w:val="28"/>
-                <w:szCs w:val="28"/>
-              </w:rPr>
-              <w:t>api</w:t>
-            </w:r>
-            <w:proofErr w:type="spellEnd"/>
-            <w:r>
-              <w:rPr>
-                <w:sz w:val="28"/>
-                <w:szCs w:val="28"/>
-              </w:rPr>
-              <w:t>/</w:t>
-            </w:r>
-            <w:proofErr w:type="spellStart"/>
-            <w:r>
-              <w:rPr>
-                <w:sz w:val="28"/>
-                <w:szCs w:val="28"/>
-              </w:rPr>
-              <w:t>Batches</w:t>
-            </w:r>
-            <w:proofErr w:type="spellEnd"/>
-            <w:r>
-              <w:rPr>
-                <w:sz w:val="28"/>
-                <w:szCs w:val="28"/>
-              </w:rPr>
-              <w:t> свойство Заказ в ответе было </w:t>
-            </w:r>
-            <w:proofErr w:type="spellStart"/>
-            <w:r>
-              <w:rPr>
-                <w:sz w:val="28"/>
-                <w:szCs w:val="28"/>
-              </w:rPr>
-              <w:t>null</w:t>
-            </w:r>
-            <w:proofErr w:type="spellEnd"/>
-            <w:r>
-              <w:rPr>
-                <w:sz w:val="28"/>
-                <w:szCs w:val="28"/>
-              </w:rPr>
-              <w:t>, хотя в БД заказ существовал.</w:t>
+              <w:t>При создании партии через POST /api/Batches свойство Заказ в ответе было null, хотя в БД заказ существовал.</w:t>
             </w:r>
           </w:p>
         </w:tc>
@@ -15401,39 +11338,7 @@
                 <w:sz w:val="28"/>
                 <w:szCs w:val="28"/>
               </w:rPr>
-              <w:t>В методе </w:t>
-            </w:r>
-            <w:proofErr w:type="spellStart"/>
-            <w:r>
-              <w:rPr>
-                <w:sz w:val="28"/>
-                <w:szCs w:val="28"/>
-              </w:rPr>
-              <w:t>CreateAsync</w:t>
-            </w:r>
-            <w:proofErr w:type="spellEnd"/>
-            <w:r>
-              <w:rPr>
-                <w:sz w:val="28"/>
-                <w:szCs w:val="28"/>
-              </w:rPr>
-              <w:t> сервиса </w:t>
-            </w:r>
-            <w:proofErr w:type="spellStart"/>
-            <w:r>
-              <w:rPr>
-                <w:sz w:val="28"/>
-                <w:szCs w:val="28"/>
-              </w:rPr>
-              <w:t>BatchService</w:t>
-            </w:r>
-            <w:proofErr w:type="spellEnd"/>
-            <w:r>
-              <w:rPr>
-                <w:sz w:val="28"/>
-                <w:szCs w:val="28"/>
-              </w:rPr>
-              <w:t> после сохранения не выполнялась загрузка навигационного свойства Заказ.</w:t>
+              <w:t>В методе CreateAsync сервиса BatchService после сохранения не выполнялась загрузка навигационного свойства Заказ.</w:t>
             </w:r>
           </w:p>
         </w:tc>
@@ -15456,55 +11361,7 @@
                 <w:sz w:val="28"/>
                 <w:szCs w:val="28"/>
               </w:rPr>
-              <w:t>Добавлен </w:t>
-            </w:r>
-            <w:proofErr w:type="spellStart"/>
-            <w:r>
-              <w:rPr>
-                <w:sz w:val="28"/>
-                <w:szCs w:val="28"/>
-              </w:rPr>
-              <w:t>Include</w:t>
-            </w:r>
-            <w:proofErr w:type="spellEnd"/>
-            <w:r>
-              <w:rPr>
-                <w:sz w:val="28"/>
-                <w:szCs w:val="28"/>
-              </w:rPr>
-              <w:t xml:space="preserve">(b =&gt; </w:t>
-            </w:r>
-            <w:proofErr w:type="spellStart"/>
-            <w:r>
-              <w:rPr>
-                <w:sz w:val="28"/>
-                <w:szCs w:val="28"/>
-              </w:rPr>
-              <w:t>b.Заказ</w:t>
-            </w:r>
-            <w:proofErr w:type="spellEnd"/>
-            <w:r>
-              <w:rPr>
-                <w:sz w:val="28"/>
-                <w:szCs w:val="28"/>
-              </w:rPr>
-              <w:t>) перед возвратом </w:t>
-            </w:r>
-            <w:proofErr w:type="spellStart"/>
-            <w:r>
-              <w:rPr>
-                <w:sz w:val="28"/>
-                <w:szCs w:val="28"/>
-              </w:rPr>
-              <w:t>created</w:t>
-            </w:r>
-            <w:proofErr w:type="spellEnd"/>
-            <w:r>
-              <w:rPr>
-                <w:sz w:val="28"/>
-                <w:szCs w:val="28"/>
-              </w:rPr>
-              <w:t> (фактически перезагрузка через контекст).</w:t>
+              <w:t>Добавлен Include(b =&gt; b.Заказ) перед возвратом created (фактически перезагрузка через контекст).</w:t>
             </w:r>
           </w:p>
         </w:tc>
@@ -15575,55 +11432,7 @@
                 <w:sz w:val="28"/>
                 <w:szCs w:val="28"/>
               </w:rPr>
-              <w:t xml:space="preserve">При попытке удалить рецепт возникала ошибка 405 </w:t>
-            </w:r>
-            <w:proofErr w:type="spellStart"/>
-            <w:r>
-              <w:rPr>
-                <w:sz w:val="28"/>
-                <w:szCs w:val="28"/>
-              </w:rPr>
-              <w:t>Method</w:t>
-            </w:r>
-            <w:proofErr w:type="spellEnd"/>
-            <w:r>
-              <w:rPr>
-                <w:sz w:val="28"/>
-                <w:szCs w:val="28"/>
-              </w:rPr>
-              <w:t xml:space="preserve"> </w:t>
-            </w:r>
-            <w:proofErr w:type="spellStart"/>
-            <w:r>
-              <w:rPr>
-                <w:sz w:val="28"/>
-                <w:szCs w:val="28"/>
-              </w:rPr>
-              <w:t>Not</w:t>
-            </w:r>
-            <w:proofErr w:type="spellEnd"/>
-            <w:r>
-              <w:rPr>
-                <w:sz w:val="28"/>
-                <w:szCs w:val="28"/>
-              </w:rPr>
-              <w:t xml:space="preserve"> </w:t>
-            </w:r>
-            <w:proofErr w:type="spellStart"/>
-            <w:r>
-              <w:rPr>
-                <w:sz w:val="28"/>
-                <w:szCs w:val="28"/>
-              </w:rPr>
-              <w:t>Allowed</w:t>
-            </w:r>
-            <w:proofErr w:type="spellEnd"/>
-            <w:r>
-              <w:rPr>
-                <w:sz w:val="28"/>
-                <w:szCs w:val="28"/>
-              </w:rPr>
-              <w:t>.</w:t>
+              <w:t>При попытке удалить рецепт возникала ошибка 405 Method Not Allowed.</w:t>
             </w:r>
           </w:p>
         </w:tc>
@@ -15646,55 +11455,7 @@
                 <w:sz w:val="28"/>
                 <w:szCs w:val="28"/>
               </w:rPr>
-              <w:t>В контроллере </w:t>
-            </w:r>
-            <w:proofErr w:type="spellStart"/>
-            <w:r>
-              <w:rPr>
-                <w:sz w:val="28"/>
-                <w:szCs w:val="28"/>
-              </w:rPr>
-              <w:t>RecipesController</w:t>
-            </w:r>
-            <w:proofErr w:type="spellEnd"/>
-            <w:r>
-              <w:rPr>
-                <w:sz w:val="28"/>
-                <w:szCs w:val="28"/>
-              </w:rPr>
-              <w:t> отсутствовал метод [</w:t>
-            </w:r>
-            <w:proofErr w:type="spellStart"/>
-            <w:r>
-              <w:rPr>
-                <w:sz w:val="28"/>
-                <w:szCs w:val="28"/>
-              </w:rPr>
-              <w:t>HttpDelete</w:t>
-            </w:r>
-            <w:proofErr w:type="spellEnd"/>
-            <w:r>
-              <w:rPr>
-                <w:sz w:val="28"/>
-                <w:szCs w:val="28"/>
-              </w:rPr>
-              <w:t>("{</w:t>
-            </w:r>
-            <w:proofErr w:type="spellStart"/>
-            <w:r>
-              <w:rPr>
-                <w:sz w:val="28"/>
-                <w:szCs w:val="28"/>
-              </w:rPr>
-              <w:t>id</w:t>
-            </w:r>
-            <w:proofErr w:type="spellEnd"/>
-            <w:r>
-              <w:rPr>
-                <w:sz w:val="28"/>
-                <w:szCs w:val="28"/>
-              </w:rPr>
-              <w:t>}")].</w:t>
+              <w:t>В контроллере RecipesController отсутствовал метод [HttpDelete("{id}")].</w:t>
             </w:r>
           </w:p>
         </w:tc>
@@ -15717,39 +11478,7 @@
                 <w:sz w:val="28"/>
                 <w:szCs w:val="28"/>
               </w:rPr>
-              <w:t>Добавлен метод </w:t>
-            </w:r>
-            <w:proofErr w:type="spellStart"/>
-            <w:r>
-              <w:rPr>
-                <w:sz w:val="28"/>
-                <w:szCs w:val="28"/>
-              </w:rPr>
-              <w:t>Delete</w:t>
-            </w:r>
-            <w:proofErr w:type="spellEnd"/>
-            <w:r>
-              <w:rPr>
-                <w:sz w:val="28"/>
-                <w:szCs w:val="28"/>
-              </w:rPr>
-              <w:t> в контроллер и соответствующий метод в </w:t>
-            </w:r>
-            <w:proofErr w:type="spellStart"/>
-            <w:r>
-              <w:rPr>
-                <w:sz w:val="28"/>
-                <w:szCs w:val="28"/>
-              </w:rPr>
-              <w:t>RecipeService</w:t>
-            </w:r>
-            <w:proofErr w:type="spellEnd"/>
-            <w:r>
-              <w:rPr>
-                <w:sz w:val="28"/>
-                <w:szCs w:val="28"/>
-              </w:rPr>
-              <w:t>.</w:t>
+              <w:t>Добавлен метод Delete в контроллер и соответствующий метод в RecipeService.</w:t>
             </w:r>
           </w:p>
         </w:tc>
@@ -15843,39 +11572,7 @@
                 <w:sz w:val="28"/>
                 <w:szCs w:val="28"/>
               </w:rPr>
-              <w:t>В </w:t>
-            </w:r>
-            <w:proofErr w:type="spellStart"/>
-            <w:r>
-              <w:rPr>
-                <w:sz w:val="28"/>
-                <w:szCs w:val="28"/>
-              </w:rPr>
-              <w:t>LoadExecutors</w:t>
-            </w:r>
-            <w:proofErr w:type="spellEnd"/>
-            <w:r>
-              <w:rPr>
-                <w:sz w:val="28"/>
-                <w:szCs w:val="28"/>
-              </w:rPr>
-              <w:t xml:space="preserve"> не было </w:t>
-            </w:r>
-            <w:proofErr w:type="spellStart"/>
-            <w:r>
-              <w:rPr>
-                <w:sz w:val="28"/>
-                <w:szCs w:val="28"/>
-              </w:rPr>
-              <w:t>fallback</w:t>
-            </w:r>
-            <w:proofErr w:type="spellEnd"/>
-            <w:r>
-              <w:rPr>
-                <w:sz w:val="28"/>
-                <w:szCs w:val="28"/>
-              </w:rPr>
-              <w:t>-значения.</w:t>
+              <w:t>В LoadExecutors не было fallback-значения.</w:t>
             </w:r>
           </w:p>
         </w:tc>
@@ -15898,23 +11595,7 @@
                 <w:sz w:val="28"/>
                 <w:szCs w:val="28"/>
               </w:rPr>
-              <w:t>Добавлен выбор первого пользователя с ролью </w:t>
-            </w:r>
-            <w:proofErr w:type="spellStart"/>
-            <w:r>
-              <w:rPr>
-                <w:sz w:val="28"/>
-                <w:szCs w:val="28"/>
-              </w:rPr>
-              <w:t>laboratory</w:t>
-            </w:r>
-            <w:proofErr w:type="spellEnd"/>
-            <w:r>
-              <w:rPr>
-                <w:sz w:val="28"/>
-                <w:szCs w:val="28"/>
-              </w:rPr>
-              <w:t> в случае, если текущий пользователь не найден.</w:t>
+              <w:t>Добавлен выбор первого пользователя с ролью laboratory в случае, если текущий пользователь не найден.</w:t>
             </w:r>
           </w:p>
         </w:tc>
@@ -16008,23 +11689,7 @@
                 <w:sz w:val="28"/>
                 <w:szCs w:val="28"/>
               </w:rPr>
-              <w:t>В </w:t>
-            </w:r>
-            <w:proofErr w:type="spellStart"/>
-            <w:r>
-              <w:rPr>
-                <w:sz w:val="28"/>
-                <w:szCs w:val="28"/>
-              </w:rPr>
-              <w:t>MakeDecision_Click</w:t>
-            </w:r>
-            <w:proofErr w:type="spellEnd"/>
-            <w:r>
-              <w:rPr>
-                <w:sz w:val="28"/>
-                <w:szCs w:val="28"/>
-              </w:rPr>
-              <w:t> проверялось только наличие хотя бы одного завершённого испытания.</w:t>
+              <w:t>В MakeDecision_Click проверялось только наличие хотя бы одного завершённого испытания.</w:t>
             </w:r>
           </w:p>
         </w:tc>
@@ -16047,23 +11712,7 @@
                 <w:sz w:val="28"/>
                 <w:szCs w:val="28"/>
               </w:rPr>
-              <w:t>Изменена логика: теперь требуется, чтобы все испытания были завершены и хотя бы одно имело результат </w:t>
-            </w:r>
-            <w:proofErr w:type="spellStart"/>
-            <w:r>
-              <w:rPr>
-                <w:sz w:val="28"/>
-                <w:szCs w:val="28"/>
-              </w:rPr>
-              <w:t>pass</w:t>
-            </w:r>
-            <w:proofErr w:type="spellEnd"/>
-            <w:r>
-              <w:rPr>
-                <w:sz w:val="28"/>
-                <w:szCs w:val="28"/>
-              </w:rPr>
-              <w:t>.</w:t>
+              <w:t>Изменена логика: теперь требуется, чтобы все испытания были завершены и хотя бы одно имело результат pass.</w:t>
             </w:r>
           </w:p>
         </w:tc>
@@ -16180,55 +11829,7 @@
                 <w:sz w:val="28"/>
                 <w:szCs w:val="28"/>
               </w:rPr>
-              <w:t>Добавлена проверка: </w:t>
-            </w:r>
-            <w:proofErr w:type="spellStart"/>
-            <w:r>
-              <w:rPr>
-                <w:sz w:val="28"/>
-                <w:szCs w:val="28"/>
-              </w:rPr>
-              <w:t>steps.Any</w:t>
-            </w:r>
-            <w:proofErr w:type="spellEnd"/>
-            <w:r>
-              <w:rPr>
-                <w:sz w:val="28"/>
-                <w:szCs w:val="28"/>
-              </w:rPr>
-              <w:t xml:space="preserve">(s =&gt; </w:t>
-            </w:r>
-            <w:proofErr w:type="spellStart"/>
-            <w:r>
-              <w:rPr>
-                <w:sz w:val="28"/>
-                <w:szCs w:val="28"/>
-              </w:rPr>
-              <w:t>s.Обязательный</w:t>
-            </w:r>
-            <w:proofErr w:type="spellEnd"/>
-            <w:r>
-              <w:rPr>
-                <w:sz w:val="28"/>
-                <w:szCs w:val="28"/>
-              </w:rPr>
-              <w:t xml:space="preserve"> &amp;&amp; </w:t>
-            </w:r>
-            <w:proofErr w:type="spellStart"/>
-            <w:r>
-              <w:rPr>
-                <w:sz w:val="28"/>
-                <w:szCs w:val="28"/>
-              </w:rPr>
-              <w:t>s.СтатусВыполнения</w:t>
-            </w:r>
-            <w:proofErr w:type="spellEnd"/>
-            <w:r>
-              <w:rPr>
-                <w:sz w:val="28"/>
-                <w:szCs w:val="28"/>
-              </w:rPr>
-              <w:t xml:space="preserve"> != "завершен"), если есть – запрет.</w:t>
+              <w:t>Добавлена проверка: steps.Any(s =&gt; s.Обязательный &amp;&amp; s.СтатусВыполнения != "завершен"), если есть – запрет.</w:t>
             </w:r>
           </w:p>
         </w:tc>
@@ -16345,39 +11946,7 @@
                 <w:sz w:val="28"/>
                 <w:szCs w:val="28"/>
               </w:rPr>
-              <w:t>Добавлен </w:t>
-            </w:r>
-            <w:proofErr w:type="spellStart"/>
-            <w:r>
-              <w:rPr>
-                <w:sz w:val="28"/>
-                <w:szCs w:val="28"/>
-              </w:rPr>
-              <w:t>DispatcherTimer</w:t>
-            </w:r>
-            <w:proofErr w:type="spellEnd"/>
-            <w:r>
-              <w:rPr>
-                <w:sz w:val="28"/>
-                <w:szCs w:val="28"/>
-              </w:rPr>
-              <w:t> с интервалом 5 секунд, который вызывает </w:t>
-            </w:r>
-            <w:proofErr w:type="spellStart"/>
-            <w:r>
-              <w:rPr>
-                <w:sz w:val="28"/>
-                <w:szCs w:val="28"/>
-              </w:rPr>
-              <w:t>LoadData</w:t>
-            </w:r>
-            <w:proofErr w:type="spellEnd"/>
-            <w:r>
-              <w:rPr>
-                <w:sz w:val="28"/>
-                <w:szCs w:val="28"/>
-              </w:rPr>
-              <w:t>.</w:t>
+              <w:t>Добавлен DispatcherTimer с интервалом 5 секунд, который вызывает LoadData.</w:t>
             </w:r>
           </w:p>
         </w:tc>
@@ -16471,55 +12040,7 @@
                 <w:sz w:val="28"/>
                 <w:szCs w:val="28"/>
               </w:rPr>
-              <w:t>В тестовом проекте был добавлен </w:t>
-            </w:r>
-            <w:proofErr w:type="spellStart"/>
-            <w:r>
-              <w:rPr>
-                <w:sz w:val="28"/>
-                <w:szCs w:val="28"/>
-              </w:rPr>
-              <w:t>using</w:t>
-            </w:r>
-            <w:proofErr w:type="spellEnd"/>
-            <w:r>
-              <w:rPr>
-                <w:sz w:val="28"/>
-                <w:szCs w:val="28"/>
-              </w:rPr>
-              <w:t xml:space="preserve"> </w:t>
-            </w:r>
-            <w:proofErr w:type="spellStart"/>
-            <w:r>
-              <w:rPr>
-                <w:sz w:val="28"/>
-                <w:szCs w:val="28"/>
-              </w:rPr>
-              <w:t>static</w:t>
-            </w:r>
-            <w:proofErr w:type="spellEnd"/>
-            <w:r>
-              <w:rPr>
-                <w:sz w:val="28"/>
-                <w:szCs w:val="28"/>
-              </w:rPr>
-              <w:t xml:space="preserve"> </w:t>
-            </w:r>
-            <w:proofErr w:type="spellStart"/>
-            <w:r>
-              <w:rPr>
-                <w:sz w:val="28"/>
-                <w:szCs w:val="28"/>
-              </w:rPr>
-              <w:t>Microsoft.ApplicationInsights</w:t>
-            </w:r>
-            <w:proofErr w:type="spellEnd"/>
-            <w:r>
-              <w:rPr>
-                <w:sz w:val="28"/>
-                <w:szCs w:val="28"/>
-              </w:rPr>
-              <w:t>....</w:t>
+              <w:t>В тестовом проекте был добавлен using static Microsoft.ApplicationInsights....</w:t>
             </w:r>
           </w:p>
         </w:tc>
@@ -16542,55 +12063,7 @@
                 <w:sz w:val="28"/>
                 <w:szCs w:val="28"/>
               </w:rPr>
-              <w:t>Удалён конфликтующий </w:t>
-            </w:r>
-            <w:proofErr w:type="spellStart"/>
-            <w:r>
-              <w:rPr>
-                <w:sz w:val="28"/>
-                <w:szCs w:val="28"/>
-              </w:rPr>
-              <w:t>using</w:t>
-            </w:r>
-            <w:proofErr w:type="spellEnd"/>
-            <w:r>
-              <w:rPr>
-                <w:sz w:val="28"/>
-                <w:szCs w:val="28"/>
-              </w:rPr>
-              <w:t xml:space="preserve"> </w:t>
-            </w:r>
-            <w:proofErr w:type="spellStart"/>
-            <w:r>
-              <w:rPr>
-                <w:sz w:val="28"/>
-                <w:szCs w:val="28"/>
-              </w:rPr>
-              <w:t>static</w:t>
-            </w:r>
-            <w:proofErr w:type="spellEnd"/>
-            <w:r>
-              <w:rPr>
-                <w:sz w:val="28"/>
-                <w:szCs w:val="28"/>
-              </w:rPr>
-              <w:t>; везде используется полное имя </w:t>
-            </w:r>
-            <w:proofErr w:type="spellStart"/>
-            <w:r>
-              <w:rPr>
-                <w:sz w:val="28"/>
-                <w:szCs w:val="28"/>
-              </w:rPr>
-              <w:t>AgroControl.API.Models.User</w:t>
-            </w:r>
-            <w:proofErr w:type="spellEnd"/>
-            <w:r>
-              <w:rPr>
-                <w:sz w:val="28"/>
-                <w:szCs w:val="28"/>
-              </w:rPr>
-              <w:t>.</w:t>
+              <w:t>Удалён конфликтующий using static; везде используется полное имя AgroControl.API.Models.User.</w:t>
             </w:r>
           </w:p>
         </w:tc>
@@ -16821,23 +12294,7 @@
           <w:sz w:val="28"/>
           <w:szCs w:val="28"/>
         </w:rPr>
-        <w:t xml:space="preserve">Спроектирована и реализована база данных в Microsoft SQL Server, содержащая 14 таблиц, индексы, ограничения целостности и начальные тестовые данные. Ограничения на одну действующую рецептуру и </w:t>
-      </w:r>
-      <w:proofErr w:type="spellStart"/>
-      <w:r>
-        <w:rPr>
-          <w:sz w:val="28"/>
-          <w:szCs w:val="28"/>
-        </w:rPr>
-        <w:t>техкарту</w:t>
-      </w:r>
-      <w:proofErr w:type="spellEnd"/>
-      <w:r>
-        <w:rPr>
-          <w:sz w:val="28"/>
-          <w:szCs w:val="28"/>
-        </w:rPr>
-        <w:t xml:space="preserve"> реализованы с помощью уникальных фильтрованных индексов.</w:t>
+        <w:t>Спроектирована и реализована база данных в Microsoft SQL Server, содержащая 14 таблиц, индексы, ограничения целостности и начальные тестовые данные. Ограничения на одну действующую рецептуру и техкарту реализованы с помощью уникальных фильтрованных индексов.</w:t>
       </w:r>
     </w:p>
     <w:p>
@@ -16876,23 +12333,7 @@
           <w:sz w:val="28"/>
           <w:szCs w:val="28"/>
         </w:rPr>
-        <w:t xml:space="preserve"> Core 8.0, обеспечивающее единый интерфейс для всех клиентов. API включает контроллеры для работы со справочниками, рецептурами, </w:t>
-      </w:r>
-      <w:proofErr w:type="spellStart"/>
-      <w:r>
-        <w:rPr>
-          <w:sz w:val="28"/>
-          <w:szCs w:val="28"/>
-        </w:rPr>
-        <w:t>техкартами</w:t>
-      </w:r>
-      <w:proofErr w:type="spellEnd"/>
-      <w:r>
-        <w:rPr>
-          <w:sz w:val="28"/>
-          <w:szCs w:val="28"/>
-        </w:rPr>
-        <w:t>, партиями, лабораторными испытаниями и отчётами.</w:t>
+        <w:t> Core 8.0, обеспечивающее единый интерфейс для всех клиентов. API включает контроллеры для работы со справочниками, рецептурами, техкартами, партиями, лабораторными испытаниями и отчётами.</w:t>
       </w:r>
     </w:p>
     <w:p>
@@ -16914,39 +12355,7 @@
           <w:sz w:val="28"/>
           <w:szCs w:val="28"/>
         </w:rPr>
-        <w:t xml:space="preserve">Созданы три </w:t>
-      </w:r>
-      <w:proofErr w:type="spellStart"/>
-      <w:r>
-        <w:rPr>
-          <w:sz w:val="28"/>
-          <w:szCs w:val="28"/>
-        </w:rPr>
-        <w:t>desktop</w:t>
-      </w:r>
-      <w:proofErr w:type="spellEnd"/>
-      <w:r>
-        <w:rPr>
-          <w:sz w:val="28"/>
-          <w:szCs w:val="28"/>
-        </w:rPr>
-        <w:t xml:space="preserve">-приложения (WPF) для технолога, лаборанта и аппаратчика, полностью соответствующие техническому заданию. Реализованы все требуемые функции: управление рецептурами и </w:t>
-      </w:r>
-      <w:proofErr w:type="spellStart"/>
-      <w:r>
-        <w:rPr>
-          <w:sz w:val="28"/>
-          <w:szCs w:val="28"/>
-        </w:rPr>
-        <w:t>техкартами</w:t>
-      </w:r>
-      <w:proofErr w:type="spellEnd"/>
-      <w:r>
-        <w:rPr>
-          <w:sz w:val="28"/>
-          <w:szCs w:val="28"/>
-        </w:rPr>
-        <w:t>, формирование заказов и партий, пошаговое выполнение партии, лабораторный контроль, отчёты.</w:t>
+        <w:t>Созданы три desktop-приложения (WPF) для технолога, лаборанта и аппаратчика, полностью соответствующие техническому заданию. Реализованы все требуемые функции: управление рецептурами и техкартами, формирование заказов и партий, пошаговое выполнение партии, лабораторный контроль, отчёты.</w:t>
       </w:r>
     </w:p>
     <w:p>
@@ -16968,23 +12377,7 @@
           <w:sz w:val="28"/>
           <w:szCs w:val="28"/>
         </w:rPr>
-        <w:t>Разработаны и выполнены 40 ручных тест-кейсов, 30 модульных тестов (</w:t>
-      </w:r>
-      <w:proofErr w:type="spellStart"/>
-      <w:r>
-        <w:rPr>
-          <w:sz w:val="28"/>
-          <w:szCs w:val="28"/>
-        </w:rPr>
-        <w:t>MSTest</w:t>
-      </w:r>
-      <w:proofErr w:type="spellEnd"/>
-      <w:r>
-        <w:rPr>
-          <w:sz w:val="28"/>
-          <w:szCs w:val="28"/>
-        </w:rPr>
-        <w:t>) и 10 интеграционных тестов API. Доля негативных сценариев составила 22,5%, что превышает норматив.</w:t>
+        <w:t>Разработаны и выполнены 40 ручных тест-кейсов, 30 модульных тестов (MSTest) и 10 интеграционных тестов API. Доля негативных сценариев составила 22,5%, что превышает норматив.</w:t>
       </w:r>
     </w:p>
     <w:p>
@@ -17114,23 +12507,7 @@
           <w:sz w:val="28"/>
           <w:szCs w:val="28"/>
         </w:rPr>
-        <w:t xml:space="preserve">Реализовать мобильное приложение для обхода оборудования (согласно </w:t>
-      </w:r>
-      <w:proofErr w:type="spellStart"/>
-      <w:r>
-        <w:rPr>
-          <w:sz w:val="28"/>
-          <w:szCs w:val="28"/>
-        </w:rPr>
-        <w:t>wireframe</w:t>
-      </w:r>
-      <w:proofErr w:type="spellEnd"/>
-      <w:r>
-        <w:rPr>
-          <w:sz w:val="28"/>
-          <w:szCs w:val="28"/>
-        </w:rPr>
-        <w:t xml:space="preserve"> из технического задания).</w:t>
+        <w:t>Реализовать мобильное приложение для обхода оборудования (согласно wireframe из технического задания).</w:t>
       </w:r>
     </w:p>
     <w:p>
@@ -17398,9 +12775,6 @@
         <w:spacing w:line="360" w:lineRule="auto"/>
         <w:ind w:firstLine="709"/>
         <w:jc w:val="both"/>
-        <w:rPr>
-          <w:lang w:val="en-US"/>
-        </w:rPr>
       </w:pPr>
       <w:r>
         <w:rPr>
@@ -17446,7 +12820,6 @@
           <w:lang w:val="en-US"/>
         </w:rPr>
       </w:pPr>
-      <w:proofErr w:type="spellStart"/>
       <w:r>
         <w:rPr>
           <w:b/>
@@ -17455,39 +12828,17 @@
           <w:szCs w:val="28"/>
           <w:lang w:val="en-US"/>
         </w:rPr>
-        <w:t>Qr</w:t>
-      </w:r>
-      <w:proofErr w:type="spellEnd"/>
-      <w:r>
-        <w:rPr>
-          <w:b/>
-          <w:bCs/>
-          <w:sz w:val="28"/>
-          <w:szCs w:val="28"/>
-          <w:lang w:val="en-US"/>
-        </w:rPr>
-        <w:t>-</w:t>
-      </w:r>
-      <w:r>
-        <w:rPr>
-          <w:b/>
-          <w:bCs/>
-          <w:sz w:val="28"/>
-          <w:szCs w:val="28"/>
-        </w:rPr>
-        <w:t xml:space="preserve">код </w:t>
-      </w:r>
-      <w:proofErr w:type="spellStart"/>
-      <w:r>
-        <w:rPr>
-          <w:b/>
-          <w:bCs/>
-          <w:sz w:val="28"/>
-          <w:szCs w:val="28"/>
-        </w:rPr>
-        <w:t>репозиитория</w:t>
-      </w:r>
-      <w:proofErr w:type="spellEnd"/>
+        <w:t>Qr-</w:t>
+      </w:r>
+      <w:r>
+        <w:rPr>
+          <w:b/>
+          <w:bCs/>
+          <w:sz w:val="28"/>
+          <w:szCs w:val="28"/>
+        </w:rPr>
+        <w:t>код репозиитория</w:t>
+      </w:r>
       <w:r>
         <w:rPr>
           <w:b/>
@@ -17514,6 +12865,7 @@
         <w:rPr>
           <w:b/>
           <w:bCs/>
+          <w:noProof/>
           <w:sz w:val="28"/>
           <w:szCs w:val="28"/>
         </w:rPr>
@@ -17659,27 +13011,7 @@
           <w:sz w:val="28"/>
           <w:szCs w:val="28"/>
         </w:rPr>
-        <w:t>Информационная система «</w:t>
-      </w:r>
-      <w:proofErr w:type="spellStart"/>
-      <w:r>
-        <w:rPr>
-          <w:b/>
-          <w:bCs/>
-          <w:sz w:val="28"/>
-          <w:szCs w:val="28"/>
-        </w:rPr>
-        <w:t>AgroControl</w:t>
-      </w:r>
-      <w:proofErr w:type="spellEnd"/>
-      <w:r>
-        <w:rPr>
-          <w:b/>
-          <w:bCs/>
-          <w:sz w:val="28"/>
-          <w:szCs w:val="28"/>
-        </w:rPr>
-        <w:t>»</w:t>
+        <w:t>Информационная система «AgroControl»</w:t>
       </w:r>
     </w:p>
     <w:p>
@@ -17907,7 +13239,6 @@
         </w:rPr>
         <w:t>Запустите приложение </w:t>
       </w:r>
-      <w:proofErr w:type="spellStart"/>
       <w:r>
         <w:rPr>
           <w:b/>
@@ -17917,7 +13248,6 @@
         </w:rPr>
         <w:t>AgroControl.Technologist</w:t>
       </w:r>
-      <w:proofErr w:type="spellEnd"/>
       <w:r>
         <w:rPr>
           <w:sz w:val="28"/>
@@ -17974,23 +13304,7 @@
           <w:sz w:val="28"/>
           <w:szCs w:val="28"/>
         </w:rPr>
-        <w:t> – ваше имя пользователя (например, </w:t>
-      </w:r>
-      <w:proofErr w:type="spellStart"/>
-      <w:r>
-        <w:rPr>
-          <w:sz w:val="28"/>
-          <w:szCs w:val="28"/>
-        </w:rPr>
-        <w:t>tech.ivanov</w:t>
-      </w:r>
-      <w:proofErr w:type="spellEnd"/>
-      <w:r>
-        <w:rPr>
-          <w:sz w:val="28"/>
-          <w:szCs w:val="28"/>
-        </w:rPr>
-        <w:t>).</w:t>
+        <w:t> – ваше имя пользователя (например, tech.ivanov).</w:t>
       </w:r>
     </w:p>
     <w:p>
@@ -18474,23 +13788,7 @@
           <w:sz w:val="28"/>
           <w:szCs w:val="28"/>
         </w:rPr>
-        <w:t xml:space="preserve">В таблице отображаются все продукты: код, наименование, тип, форма выпуска, статус, действующая рецептура и </w:t>
-      </w:r>
-      <w:proofErr w:type="spellStart"/>
-      <w:r>
-        <w:rPr>
-          <w:sz w:val="28"/>
-          <w:szCs w:val="28"/>
-        </w:rPr>
-        <w:t>техкарта</w:t>
-      </w:r>
-      <w:proofErr w:type="spellEnd"/>
-      <w:r>
-        <w:rPr>
-          <w:sz w:val="28"/>
-          <w:szCs w:val="28"/>
-        </w:rPr>
-        <w:t>.</w:t>
+        <w:t>В таблице отображаются все продукты: код, наименование, тип, форма выпуска, статус, действующая рецептура и техкарта.</w:t>
       </w:r>
     </w:p>
     <w:p>
@@ -19755,54 +15053,34 @@
           <w:szCs w:val="28"/>
         </w:rPr>
       </w:pPr>
-      <w:proofErr w:type="spellStart"/>
-      <w:r>
-        <w:rPr>
-          <w:sz w:val="28"/>
-          <w:szCs w:val="28"/>
-        </w:rPr>
-        <w:t>Техкарта</w:t>
-      </w:r>
-      <w:proofErr w:type="spellEnd"/>
-      <w:r>
-        <w:rPr>
-          <w:sz w:val="28"/>
-          <w:szCs w:val="28"/>
-        </w:rPr>
-        <w:t xml:space="preserve"> описывает последовательность шагов производства (смешивание, нагрев, экструзия, охлаждение и т.д.) и плановые параметры.</w:t>
-      </w:r>
-    </w:p>
-    <w:p>
-      <w:pPr>
-        <w:spacing w:line="360" w:lineRule="auto"/>
-        <w:jc w:val="both"/>
-        <w:rPr>
-          <w:b/>
-          <w:bCs/>
-          <w:sz w:val="28"/>
-          <w:szCs w:val="28"/>
-        </w:rPr>
-      </w:pPr>
-      <w:r>
-        <w:rPr>
-          <w:b/>
-          <w:bCs/>
-          <w:sz w:val="28"/>
-          <w:szCs w:val="28"/>
-        </w:rPr>
-        <w:t xml:space="preserve">7.1 Создание </w:t>
-      </w:r>
-      <w:proofErr w:type="spellStart"/>
-      <w:r>
-        <w:rPr>
-          <w:b/>
-          <w:bCs/>
-          <w:sz w:val="28"/>
-          <w:szCs w:val="28"/>
-        </w:rPr>
-        <w:t>техкарты</w:t>
-      </w:r>
-      <w:proofErr w:type="spellEnd"/>
+      <w:r>
+        <w:rPr>
+          <w:sz w:val="28"/>
+          <w:szCs w:val="28"/>
+        </w:rPr>
+        <w:t>Техкарта описывает последовательность шагов производства (смешивание, нагрев, экструзия, охлаждение и т.д.) и плановые параметры.</w:t>
+      </w:r>
+    </w:p>
+    <w:p>
+      <w:pPr>
+        <w:spacing w:line="360" w:lineRule="auto"/>
+        <w:jc w:val="both"/>
+        <w:rPr>
+          <w:b/>
+          <w:bCs/>
+          <w:sz w:val="28"/>
+          <w:szCs w:val="28"/>
+        </w:rPr>
+      </w:pPr>
+      <w:r>
+        <w:rPr>
+          <w:b/>
+          <w:bCs/>
+          <w:sz w:val="28"/>
+          <w:szCs w:val="28"/>
+        </w:rPr>
+        <w:t>7.1 Создание техкарты</w:t>
+      </w:r>
     </w:p>
     <w:p>
       <w:pPr>
@@ -19986,23 +15264,7 @@
           <w:sz w:val="28"/>
           <w:szCs w:val="28"/>
         </w:rPr>
-        <w:t xml:space="preserve">Выберите </w:t>
-      </w:r>
-      <w:proofErr w:type="spellStart"/>
-      <w:r>
-        <w:rPr>
-          <w:sz w:val="28"/>
-          <w:szCs w:val="28"/>
-        </w:rPr>
-        <w:t>техкарту</w:t>
-      </w:r>
-      <w:proofErr w:type="spellEnd"/>
-      <w:r>
-        <w:rPr>
-          <w:sz w:val="28"/>
-          <w:szCs w:val="28"/>
-        </w:rPr>
-        <w:t>, нажмите </w:t>
+        <w:t>Выберите техкарту, нажмите </w:t>
       </w:r>
       <w:r>
         <w:rPr>
@@ -20039,23 +15301,7 @@
           <w:sz w:val="28"/>
           <w:szCs w:val="28"/>
         </w:rPr>
-        <w:t xml:space="preserve">В окне «Шаги </w:t>
-      </w:r>
-      <w:proofErr w:type="spellStart"/>
-      <w:r>
-        <w:rPr>
-          <w:sz w:val="28"/>
-          <w:szCs w:val="28"/>
-        </w:rPr>
-        <w:t>техкарты</w:t>
-      </w:r>
-      <w:proofErr w:type="spellEnd"/>
-      <w:r>
-        <w:rPr>
-          <w:sz w:val="28"/>
-          <w:szCs w:val="28"/>
-        </w:rPr>
-        <w:t>»:</w:t>
+        <w:t>В окне «Шаги техкарты»:</w:t>
       </w:r>
     </w:p>
     <w:p>
@@ -20161,23 +15407,7 @@
           <w:sz w:val="28"/>
           <w:szCs w:val="28"/>
         </w:rPr>
-        <w:t> (</w:t>
-      </w:r>
-      <w:proofErr w:type="spellStart"/>
-      <w:r>
-        <w:rPr>
-          <w:sz w:val="28"/>
-          <w:szCs w:val="28"/>
-        </w:rPr>
-        <w:t>атм</w:t>
-      </w:r>
-      <w:proofErr w:type="spellEnd"/>
-      <w:r>
-        <w:rPr>
-          <w:sz w:val="28"/>
-          <w:szCs w:val="28"/>
-        </w:rPr>
-        <w:t>), если применимо.</w:t>
+        <w:t> (атм), если применимо.</w:t>
       </w:r>
     </w:p>
     <w:p>
@@ -20293,19 +15523,8 @@
           <w:sz w:val="28"/>
           <w:szCs w:val="28"/>
         </w:rPr>
-        <w:t xml:space="preserve">7.3 Утверждение </w:t>
-      </w:r>
-      <w:proofErr w:type="spellStart"/>
-      <w:r>
-        <w:rPr>
-          <w:b/>
-          <w:bCs/>
-          <w:sz w:val="28"/>
-          <w:szCs w:val="28"/>
-        </w:rPr>
-        <w:t>техкарты</w:t>
-      </w:r>
-      <w:proofErr w:type="spellEnd"/>
+        <w:t>7.3 Утверждение техкарты</w:t>
+      </w:r>
     </w:p>
     <w:p>
       <w:pPr>
@@ -20325,23 +15544,7 @@
           <w:sz w:val="28"/>
           <w:szCs w:val="28"/>
         </w:rPr>
-        <w:t xml:space="preserve">После добавления всех шагов измените статус </w:t>
-      </w:r>
-      <w:proofErr w:type="spellStart"/>
-      <w:r>
-        <w:rPr>
-          <w:sz w:val="28"/>
-          <w:szCs w:val="28"/>
-        </w:rPr>
-        <w:t>техкарты</w:t>
-      </w:r>
-      <w:proofErr w:type="spellEnd"/>
-      <w:r>
-        <w:rPr>
-          <w:sz w:val="28"/>
-          <w:szCs w:val="28"/>
-        </w:rPr>
-        <w:t xml:space="preserve"> на </w:t>
+        <w:t>После добавления всех шагов измените статус техкарты на </w:t>
       </w:r>
       <w:r>
         <w:rPr>
@@ -20378,23 +15581,7 @@
           <w:sz w:val="28"/>
           <w:szCs w:val="28"/>
         </w:rPr>
-        <w:t xml:space="preserve">Активную </w:t>
-      </w:r>
-      <w:proofErr w:type="spellStart"/>
-      <w:r>
-        <w:rPr>
-          <w:sz w:val="28"/>
-          <w:szCs w:val="28"/>
-        </w:rPr>
-        <w:t>техкарту</w:t>
-      </w:r>
-      <w:proofErr w:type="spellEnd"/>
-      <w:r>
-        <w:rPr>
-          <w:sz w:val="28"/>
-          <w:szCs w:val="28"/>
-        </w:rPr>
-        <w:t xml:space="preserve"> можно использовать в заказах.</w:t>
+        <w:t>Активную техкарту можно использовать в заказах.</w:t>
       </w:r>
     </w:p>
     <w:p>
@@ -20641,23 +15828,7 @@
           <w:sz w:val="28"/>
           <w:szCs w:val="28"/>
         </w:rPr>
-        <w:t xml:space="preserve"> – выберите активную </w:t>
-      </w:r>
-      <w:proofErr w:type="spellStart"/>
-      <w:r>
-        <w:rPr>
-          <w:sz w:val="28"/>
-          <w:szCs w:val="28"/>
-        </w:rPr>
-        <w:t>техкарту</w:t>
-      </w:r>
-      <w:proofErr w:type="spellEnd"/>
-      <w:r>
-        <w:rPr>
-          <w:sz w:val="28"/>
-          <w:szCs w:val="28"/>
-        </w:rPr>
-        <w:t>.</w:t>
+        <w:t> – выберите активную техкарту.</w:t>
       </w:r>
     </w:p>
     <w:p>
@@ -21044,23 +16215,7 @@
           <w:sz w:val="28"/>
           <w:szCs w:val="28"/>
         </w:rPr>
-        <w:t xml:space="preserve"> (будут подставлены продукт, рецепт, </w:t>
-      </w:r>
-      <w:proofErr w:type="spellStart"/>
-      <w:r>
-        <w:rPr>
-          <w:sz w:val="28"/>
-          <w:szCs w:val="28"/>
-        </w:rPr>
-        <w:t>техкарта</w:t>
-      </w:r>
-      <w:proofErr w:type="spellEnd"/>
-      <w:r>
-        <w:rPr>
-          <w:sz w:val="28"/>
-          <w:szCs w:val="28"/>
-        </w:rPr>
-        <w:t>).</w:t>
+        <w:t> (будут подставлены продукт, рецепт, техкарта).</w:t>
       </w:r>
     </w:p>
     <w:p>
@@ -21163,23 +16318,7 @@
           <w:szCs w:val="28"/>
         </w:rPr>
         <w:br/>
-        <w:t xml:space="preserve">Система автоматически создаст записи выполнения шагов согласно </w:t>
-      </w:r>
-      <w:proofErr w:type="spellStart"/>
-      <w:r>
-        <w:rPr>
-          <w:sz w:val="28"/>
-          <w:szCs w:val="28"/>
-        </w:rPr>
-        <w:t>техкарте</w:t>
-      </w:r>
-      <w:proofErr w:type="spellEnd"/>
-      <w:r>
-        <w:rPr>
-          <w:sz w:val="28"/>
-          <w:szCs w:val="28"/>
-        </w:rPr>
-        <w:t>.</w:t>
+        <w:t>Система автоматически создаст записи выполнения шагов согласно техкарте.</w:t>
       </w:r>
     </w:p>
     <w:p>
@@ -21339,48 +16478,14 @@
           <w:sz w:val="28"/>
           <w:szCs w:val="28"/>
         </w:rPr>
-        <w:t>Примечание</w:t>
-      </w:r>
-      <w:proofErr w:type="gramStart"/>
-      <w:r>
-        <w:rPr>
-          <w:b/>
-          <w:bCs/>
-          <w:sz w:val="28"/>
-          <w:szCs w:val="28"/>
-        </w:rPr>
-        <w:t>:</w:t>
-      </w:r>
-      <w:r>
-        <w:rPr>
-          <w:sz w:val="28"/>
-          <w:szCs w:val="28"/>
-        </w:rPr>
-        <w:t> Обычно</w:t>
-      </w:r>
-      <w:proofErr w:type="gramEnd"/>
-      <w:r>
-        <w:rPr>
-          <w:sz w:val="28"/>
-          <w:szCs w:val="28"/>
-        </w:rPr>
-        <w:t xml:space="preserve"> управление шагами выполняется аппаратчиком через модуль </w:t>
-      </w:r>
-      <w:proofErr w:type="spellStart"/>
-      <w:r>
-        <w:rPr>
-          <w:sz w:val="28"/>
-          <w:szCs w:val="28"/>
-        </w:rPr>
-        <w:t>Operator</w:t>
-      </w:r>
-      <w:proofErr w:type="spellEnd"/>
-      <w:r>
-        <w:rPr>
-          <w:sz w:val="28"/>
-          <w:szCs w:val="28"/>
-        </w:rPr>
-        <w:t>. Технолог может использовать эти кнопки для ручного контроля.</w:t>
+        <w:t>Примечание:</w:t>
+      </w:r>
+      <w:r>
+        <w:rPr>
+          <w:sz w:val="28"/>
+          <w:szCs w:val="28"/>
+        </w:rPr>
+        <w:t> Обычно управление шагами выполняется аппаратчиком через модуль Operator. Технолог может использовать эти кнопки для ручного контроля.</w:t>
       </w:r>
     </w:p>
     <w:p>
@@ -29235,6 +24340,7 @@
   <w:style w:type="character" w:default="1" w:styleId="a0">
     <w:name w:val="Default Paragraph Font"/>
     <w:uiPriority w:val="1"/>
+    <w:semiHidden/>
     <w:unhideWhenUsed/>
   </w:style>
   <w:style w:type="table" w:default="1" w:styleId="a1">
